--- a/ShieldAI_Business_Plan_2026_Updated.docx
+++ b/ShieldAI_Business_Plan_2026_Updated.docx
@@ -2617,25 +2617,7 @@
           <w:color w:val="5A6B7B"/>
         </w:rPr>
         <w:lastRenderedPageBreak/>
-        <w:t xml:space="preserve">This plan reflects </w:t>
-      </w:r>
-      <w:proofErr w:type="spellStart"/>
-      <w:r>
-        <w:rPr>
-          <w:i/>
-          <w:iCs/>
-          <w:color w:val="5A6B7B"/>
-        </w:rPr>
-        <w:t>ShieldAI’s</w:t>
-      </w:r>
-      <w:proofErr w:type="spellEnd"/>
-      <w:r>
-        <w:rPr>
-          <w:i/>
-          <w:iCs/>
-          <w:color w:val="5A6B7B"/>
-        </w:rPr>
-        <w:t xml:space="preserve"> current direction: the self-serve product is built and functioning, and this </w:t>
+        <w:t xml:space="preserve">This plan reflects ShieldAI’s current direction: the self-serve product is built and functioning, and this </w:t>
       </w:r>
       <w:proofErr w:type="gramStart"/>
       <w:r>
@@ -2807,11 +2789,9 @@
         <w:pStyle w:val="Heading2"/>
       </w:pPr>
       <w:bookmarkStart w:id="5" w:name="_Toc232508588"/>
-      <w:proofErr w:type="gramStart"/>
-      <w:r>
-        <w:t>2.2  Market</w:t>
-      </w:r>
-      <w:proofErr w:type="gramEnd"/>
+      <w:r>
+        <w:t>2.2 Market</w:t>
+      </w:r>
       <w:r>
         <w:t xml:space="preserve"> Size</w:t>
       </w:r>
@@ -3358,11 +3338,9 @@
         <w:pStyle w:val="Heading2"/>
       </w:pPr>
       <w:bookmarkStart w:id="6" w:name="_Toc232508589"/>
-      <w:proofErr w:type="gramStart"/>
-      <w:r>
-        <w:t>2.3  Market</w:t>
-      </w:r>
-      <w:proofErr w:type="gramEnd"/>
+      <w:r>
+        <w:t>2.3 Market</w:t>
+      </w:r>
       <w:r>
         <w:t xml:space="preserve"> Sizing (Bottom-Up)</w:t>
       </w:r>
@@ -3406,11 +3384,9 @@
       <w:r>
         <w:t>SOM: A modest, credible early capture — e.g., 1% of a 600K-business SAM at a few thousand dollars per year per client — represents a business on the order of $20M+ in annual recurring revenue, reached over a 3–</w:t>
       </w:r>
-      <w:proofErr w:type="gramStart"/>
-      <w:r>
-        <w:t>5 year</w:t>
-      </w:r>
-      <w:proofErr w:type="gramEnd"/>
+      <w:r>
+        <w:t>5-year</w:t>
+      </w:r>
       <w:r>
         <w:t xml:space="preserve"> horizon via the self-serve-to-managed motion.</w:t>
       </w:r>
@@ -3433,11 +3409,9 @@
         <w:pStyle w:val="Heading2"/>
       </w:pPr>
       <w:bookmarkStart w:id="7" w:name="_Toc232508590"/>
-      <w:proofErr w:type="gramStart"/>
-      <w:r>
-        <w:t>2.4  Why</w:t>
-      </w:r>
-      <w:proofErr w:type="gramEnd"/>
+      <w:r>
+        <w:t>2.4 Why</w:t>
+      </w:r>
       <w:r>
         <w:t xml:space="preserve"> Now</w:t>
       </w:r>
@@ -3529,11 +3503,9 @@
         <w:pStyle w:val="Heading2"/>
       </w:pPr>
       <w:bookmarkStart w:id="9" w:name="_Toc232508592"/>
-      <w:proofErr w:type="gramStart"/>
-      <w:r>
-        <w:t>3.1  What</w:t>
-      </w:r>
-      <w:proofErr w:type="gramEnd"/>
+      <w:r>
+        <w:t>3.1 What</w:t>
+      </w:r>
       <w:r>
         <w:t xml:space="preserve"> the Customer Gets</w:t>
       </w:r>
@@ -3546,11 +3518,9 @@
       <w:r>
         <w:t xml:space="preserve">From a </w:t>
       </w:r>
-      <w:proofErr w:type="gramStart"/>
-      <w:r>
-        <w:t>short structured</w:t>
-      </w:r>
-      <w:proofErr w:type="gramEnd"/>
+      <w:r>
+        <w:t>short, structured</w:t>
+      </w:r>
       <w:r>
         <w:t xml:space="preserve"> assessment, ShieldAI produces a complete security program through a unified dashboard:</w:t>
       </w:r>
@@ -3639,11 +3609,9 @@
         <w:pStyle w:val="Heading2"/>
       </w:pPr>
       <w:bookmarkStart w:id="10" w:name="_Toc232508593"/>
-      <w:proofErr w:type="gramStart"/>
-      <w:r>
-        <w:t>3.2  The</w:t>
-      </w:r>
-      <w:proofErr w:type="gramEnd"/>
+      <w:r>
+        <w:t>3.2 The</w:t>
+      </w:r>
       <w:r>
         <w:t xml:space="preserve"> Scoring Engine — Our Core IP</w:t>
       </w:r>
@@ -3653,13 +3621,8 @@
       <w:pPr>
         <w:spacing w:after="140" w:line="276" w:lineRule="auto"/>
       </w:pPr>
-      <w:proofErr w:type="spellStart"/>
-      <w:r>
-        <w:t>ShieldAI’s</w:t>
-      </w:r>
-      <w:proofErr w:type="spellEnd"/>
-      <w:r>
-        <w:t xml:space="preserve"> differentiator is a deterministic risk-scoring engine built on the NIST Cybersecurity Framework. Unlike an AI that “guesses” a number, the engine computes a posture score across the five NIST functions — Identify, Protect, Detect, Respond, and Recover — each weighted and scored from the structured assessment. The same inputs always produce the same score, and every point traces to a specific control.</w:t>
+      <w:r>
+        <w:t>ShieldAI’s differentiator is a deterministic risk-scoring engine built on the NIST Cybersecurity Framework. Unlike an AI that “guesses” a number, the engine computes a posture score across the five NIST functions — Identify, Protect, Detect, Respond, and Recover — each weighted and scored from the structured assessment. The same inputs always produce the same score, and every point traces to a specific control.</w:t>
       </w:r>
     </w:p>
     <w:p>
@@ -3675,11 +3638,9 @@
         <w:pStyle w:val="Heading2"/>
       </w:pPr>
       <w:bookmarkStart w:id="11" w:name="_Toc232508594"/>
-      <w:proofErr w:type="gramStart"/>
-      <w:r>
-        <w:t>3.3  The</w:t>
-      </w:r>
-      <w:proofErr w:type="gramEnd"/>
+      <w:r>
+        <w:t>3.3 The</w:t>
+      </w:r>
       <w:r>
         <w:t xml:space="preserve"> Role of AI</w:t>
       </w:r>
@@ -3701,11 +3662,9 @@
       <w:r>
         <w:t>4</w:t>
       </w:r>
-      <w:proofErr w:type="gramStart"/>
-      <w:r>
-        <w:t>.  Strategy</w:t>
-      </w:r>
-      <w:proofErr w:type="gramEnd"/>
+      <w:r>
+        <w:t>. Strategy</w:t>
+      </w:r>
       <w:r>
         <w:t>: Wedge to Platform</w:t>
       </w:r>
@@ -3716,11 +3675,9 @@
         <w:pStyle w:val="Heading2"/>
       </w:pPr>
       <w:bookmarkStart w:id="13" w:name="_Toc232508596"/>
-      <w:proofErr w:type="gramStart"/>
-      <w:r>
-        <w:t>4.1  The</w:t>
-      </w:r>
-      <w:proofErr w:type="gramEnd"/>
+      <w:r>
+        <w:t>4.1 The</w:t>
+      </w:r>
       <w:r>
         <w:t xml:space="preserve"> Wedge — Self-Serve Product</w:t>
       </w:r>
@@ -3739,11 +3696,9 @@
         <w:pStyle w:val="Heading2"/>
       </w:pPr>
       <w:bookmarkStart w:id="14" w:name="_Toc232508597"/>
-      <w:proofErr w:type="gramStart"/>
-      <w:r>
-        <w:t>4.2  The</w:t>
-      </w:r>
-      <w:proofErr w:type="gramEnd"/>
+      <w:r>
+        <w:t>4.2 The</w:t>
+      </w:r>
       <w:r>
         <w:t xml:space="preserve"> Expansion — Managed vCISO Programs</w:t>
       </w:r>
@@ -3763,11 +3718,9 @@
         <w:pStyle w:val="Heading2"/>
       </w:pPr>
       <w:bookmarkStart w:id="15" w:name="_Toc232508598"/>
-      <w:proofErr w:type="gramStart"/>
-      <w:r>
-        <w:t>4.3  The</w:t>
-      </w:r>
-      <w:proofErr w:type="gramEnd"/>
+      <w:r>
+        <w:t>4.3 The</w:t>
+      </w:r>
       <w:r>
         <w:t xml:space="preserve"> Platform — The Analyst Console</w:t>
       </w:r>
@@ -3805,9 +3758,8 @@
           <w:sz w:val="24"/>
           <w:szCs w:val="24"/>
         </w:rPr>
-        <w:t xml:space="preserve">The AI does the first 80%. The engineer adds the high-value </w:t>
-      </w:r>
-      <w:proofErr w:type="gramStart"/>
+        <w:t xml:space="preserve">The AI does the first 80%. The engineer adds </w:t>
+      </w:r>
       <w:r>
         <w:rPr>
           <w:i/>
@@ -3816,9 +3768,28 @@
           <w:sz w:val="24"/>
           <w:szCs w:val="24"/>
         </w:rPr>
-        <w:t>20% —</w:t>
-      </w:r>
-      <w:proofErr w:type="gramEnd"/>
+        <w:t>high</w:t>
+      </w:r>
+      <w:r>
+        <w:rPr>
+          <w:i/>
+          <w:iCs/>
+          <w:color w:val="13315C"/>
+          <w:sz w:val="24"/>
+          <w:szCs w:val="24"/>
+        </w:rPr>
+        <w:t xml:space="preserve">-value </w:t>
+      </w:r>
+      <w:r>
+        <w:rPr>
+          <w:i/>
+          <w:iCs/>
+          <w:color w:val="13315C"/>
+          <w:sz w:val="24"/>
+          <w:szCs w:val="24"/>
+        </w:rPr>
+        <w:t>20%</w:t>
+      </w:r>
       <w:r>
         <w:rPr>
           <w:i/>
@@ -3829,7 +3800,6 @@
         </w:rPr>
         <w:t xml:space="preserve"> judgment, accountability, and </w:t>
       </w:r>
-      <w:proofErr w:type="gramStart"/>
       <w:r>
         <w:rPr>
           <w:i/>
@@ -3838,9 +3808,8 @@
           <w:sz w:val="24"/>
           <w:szCs w:val="24"/>
         </w:rPr>
-        <w:t>the client</w:t>
-      </w:r>
-      <w:proofErr w:type="gramEnd"/>
+        <w:t>client</w:t>
+      </w:r>
       <w:r>
         <w:rPr>
           <w:i/>
@@ -3860,11 +3829,9 @@
       <w:r>
         <w:t>5</w:t>
       </w:r>
-      <w:proofErr w:type="gramStart"/>
-      <w:r>
-        <w:t>.  Business</w:t>
-      </w:r>
-      <w:proofErr w:type="gramEnd"/>
+      <w:r>
+        <w:t>. Business</w:t>
+      </w:r>
       <w:r>
         <w:t xml:space="preserve"> Model</w:t>
       </w:r>
@@ -3875,11 +3842,9 @@
         <w:pStyle w:val="Heading2"/>
       </w:pPr>
       <w:bookmarkStart w:id="17" w:name="_Toc232508600"/>
-      <w:proofErr w:type="gramStart"/>
-      <w:r>
-        <w:t>5.1  Revenue</w:t>
-      </w:r>
-      <w:proofErr w:type="gramEnd"/>
+      <w:r>
+        <w:t>5.1 Revenue</w:t>
+      </w:r>
       <w:r>
         <w:t xml:space="preserve"> Streams</w:t>
       </w:r>
@@ -3942,11 +3907,9 @@
         <w:pStyle w:val="Heading2"/>
       </w:pPr>
       <w:bookmarkStart w:id="18" w:name="_Toc232508601"/>
-      <w:proofErr w:type="gramStart"/>
-      <w:r>
-        <w:t>5.2  Land</w:t>
-      </w:r>
-      <w:proofErr w:type="gramEnd"/>
+      <w:r>
+        <w:t>5.2 Land</w:t>
+      </w:r>
       <w:r>
         <w:t>-and-Expand Economics</w:t>
       </w:r>
@@ -3959,11 +3922,9 @@
       <w:r>
         <w:t xml:space="preserve">The model is designed to land small and expand: a business enters via the affordable self-serve tier and grows into managed plans as trust builds and requirements increase. Gross margins are high because AI performs the heavy lifting and engineers concentrate on high-value judgment. The managed tier carries a higher price and far better retention, since an </w:t>
       </w:r>
-      <w:proofErr w:type="gramStart"/>
-      <w:r>
-        <w:t>actively-managed</w:t>
-      </w:r>
-      <w:proofErr w:type="gramEnd"/>
+      <w:r>
+        <w:t>actively managed</w:t>
+      </w:r>
       <w:r>
         <w:t xml:space="preserve"> security program is continuously valuable rather than a one-time deliverable.</w:t>
       </w:r>
@@ -3989,11 +3950,9 @@
       <w:r>
         <w:t>6</w:t>
       </w:r>
-      <w:proofErr w:type="gramStart"/>
-      <w:r>
-        <w:t>.  Competitive</w:t>
-      </w:r>
-      <w:proofErr w:type="gramEnd"/>
+      <w:r>
+        <w:t>. Competitive</w:t>
+      </w:r>
       <w:r>
         <w:t xml:space="preserve"> Landscape &amp; Defensibility</w:t>
       </w:r>
@@ -4004,12 +3963,9 @@
         <w:pStyle w:val="Heading2"/>
       </w:pPr>
       <w:bookmarkStart w:id="20" w:name="_Toc232508603"/>
-      <w:proofErr w:type="gramStart"/>
-      <w:r>
-        <w:lastRenderedPageBreak/>
-        <w:t>6.1  The</w:t>
-      </w:r>
-      <w:proofErr w:type="gramEnd"/>
+      <w:r>
+        <w:t>6.1 The</w:t>
+      </w:r>
       <w:r>
         <w:t xml:space="preserve"> Landscape</w:t>
       </w:r>
@@ -4071,6 +4027,7 @@
                 <w:sz w:val="20"/>
                 <w:szCs w:val="20"/>
               </w:rPr>
+              <w:lastRenderedPageBreak/>
               <w:t>Category</w:t>
             </w:r>
           </w:p>
@@ -4713,11 +4670,9 @@
         <w:pStyle w:val="Heading2"/>
       </w:pPr>
       <w:bookmarkStart w:id="21" w:name="_Toc232508604"/>
-      <w:proofErr w:type="gramStart"/>
-      <w:r>
-        <w:t>6.2  Why</w:t>
-      </w:r>
-      <w:proofErr w:type="gramEnd"/>
+      <w:r>
+        <w:t>6.2 Why</w:t>
+      </w:r>
       <w:r>
         <w:t xml:space="preserve"> We Win</w:t>
       </w:r>
@@ -4788,11 +4743,9 @@
       <w:r>
         <w:t>7</w:t>
       </w:r>
-      <w:proofErr w:type="gramStart"/>
-      <w:r>
-        <w:t>.  Product</w:t>
-      </w:r>
-      <w:proofErr w:type="gramEnd"/>
+      <w:r>
+        <w:t>. Product</w:t>
+      </w:r>
       <w:r>
         <w:t xml:space="preserve"> Roadmap</w:t>
       </w:r>
@@ -4915,7 +4868,6 @@
       </w:pPr>
       <w:bookmarkStart w:id="25" w:name="_Toc232508608"/>
       <w:r>
-        <w:lastRenderedPageBreak/>
         <w:t>Phase 3 — Scale: Telemetry &amp; Automation</w:t>
       </w:r>
       <w:bookmarkEnd w:id="25"/>
@@ -4930,6 +4882,7 @@
         <w:spacing w:after="60" w:line="264" w:lineRule="auto"/>
       </w:pPr>
       <w:r>
+        <w:lastRenderedPageBreak/>
         <w:t>Deploy network agents in client environments for live posture and threat telemetry.</w:t>
       </w:r>
     </w:p>
@@ -4967,11 +4920,9 @@
       <w:r>
         <w:t>8</w:t>
       </w:r>
-      <w:proofErr w:type="gramStart"/>
-      <w:r>
-        <w:t>.  Team</w:t>
-      </w:r>
-      <w:proofErr w:type="gramEnd"/>
+      <w:r>
+        <w:t>. Team</w:t>
+      </w:r>
       <w:r>
         <w:t xml:space="preserve"> &amp; Execution</w:t>
       </w:r>
@@ -5081,15 +5032,7 @@
         <w:spacing w:after="60" w:line="264" w:lineRule="auto"/>
       </w:pPr>
       <w:r>
-        <w:t xml:space="preserve">Operations and compliance: pursue </w:t>
-      </w:r>
-      <w:proofErr w:type="spellStart"/>
-      <w:r>
-        <w:t>ShieldAI’s</w:t>
-      </w:r>
-      <w:proofErr w:type="spellEnd"/>
-      <w:r>
-        <w:t xml:space="preserve"> own SOC 2 posture and put appropriate scope, terms, and liability protections around the managed and self-serve tiers.</w:t>
+        <w:t>Operations and compliance: pursue ShieldAI’s own SOC 2 posture and put appropriate scope, terms, and liability protections around the managed and self-serve tiers.</w:t>
       </w:r>
     </w:p>
     <w:p>
@@ -5214,7 +5157,6 @@
                 <w:sz w:val="20"/>
                 <w:szCs w:val="20"/>
               </w:rPr>
-              <w:lastRenderedPageBreak/>
               <w:t>Risk</w:t>
             </w:r>
           </w:p>
@@ -5281,6 +5223,7 @@
                 <w:sz w:val="20"/>
                 <w:szCs w:val="20"/>
               </w:rPr>
+              <w:lastRenderedPageBreak/>
               <w:t>AI output accuracy / hallucination</w:t>
             </w:r>
           </w:p>

--- a/ShieldAI_Business_Plan_2026_Updated.docx
+++ b/ShieldAI_Business_Plan_2026_Updated.docx
@@ -91,11 +91,19 @@
         <w:spacing w:after="40"/>
         <w:jc w:val="center"/>
       </w:pPr>
+      <w:proofErr w:type="gramStart"/>
       <w:r>
         <w:rPr>
           <w:color w:val="5A6B7B"/>
         </w:rPr>
-        <w:t>Confidential · 2026</w:t>
+        <w:t>Confidential  ·</w:t>
+      </w:r>
+      <w:proofErr w:type="gramEnd"/>
+      <w:r>
+        <w:rPr>
+          <w:color w:val="5A6B7B"/>
+        </w:rPr>
+        <w:t xml:space="preserve">  2026</w:t>
       </w:r>
     </w:p>
     <w:p>
@@ -109,7 +117,15 @@
           <w:sz w:val="20"/>
           <w:szCs w:val="20"/>
         </w:rPr>
-        <w:t>Prepared by Xandu Ltd</w:t>
+        <w:t>Prepared by Xandu L</w:t>
+      </w:r>
+      <w:r>
+        <w:rPr>
+          <w:color w:val="5A6B7B"/>
+          <w:sz w:val="20"/>
+          <w:szCs w:val="20"/>
+        </w:rPr>
+        <w:t>imited, LLC</w:t>
       </w:r>
     </w:p>
     <w:p>
@@ -121,7 +137,7 @@
       <w:pPr>
         <w:pStyle w:val="Heading1"/>
       </w:pPr>
-      <w:bookmarkStart w:id="0" w:name="_Toc232508583"/>
+      <w:bookmarkStart w:id="0" w:name="_Toc232514816"/>
       <w:r>
         <w:lastRenderedPageBreak/>
         <w:t>Contents</w:t>
@@ -131,7 +147,7 @@
     <w:sdt>
       <w:sdtPr>
         <w:alias w:val="Table of Contents"/>
-        <w:id w:val="1166294266"/>
+        <w:id w:val="1176769888"/>
       </w:sdtPr>
       <w:sdtContent>
         <w:p>
@@ -153,7 +169,7 @@
           <w:r>
             <w:fldChar w:fldCharType="separate"/>
           </w:r>
-          <w:hyperlink w:anchor="_Toc232508583" w:history="1">
+          <w:hyperlink w:anchor="_Toc232514816" w:history="1">
             <w:r>
               <w:rPr>
                 <w:rStyle w:val="Hyperlink"/>
@@ -177,7 +193,7 @@
               <w:rPr>
                 <w:noProof/>
               </w:rPr>
-              <w:instrText xml:space="preserve"> PAGEREF _Toc232508583 \h </w:instrText>
+              <w:instrText xml:space="preserve"> PAGEREF _Toc232514816 \h </w:instrText>
             </w:r>
             <w:r>
               <w:rPr>
@@ -214,7 +230,7 @@
               <w:noProof/>
             </w:rPr>
           </w:pPr>
-          <w:hyperlink w:anchor="_Toc232508584" w:history="1">
+          <w:hyperlink w:anchor="_Toc232514817" w:history="1">
             <w:r>
               <w:rPr>
                 <w:rStyle w:val="Hyperlink"/>
@@ -238,7 +254,7 @@
               <w:rPr>
                 <w:noProof/>
               </w:rPr>
-              <w:instrText xml:space="preserve"> PAGEREF _Toc232508584 \h </w:instrText>
+              <w:instrText xml:space="preserve"> PAGEREF _Toc232514817 \h </w:instrText>
             </w:r>
             <w:r>
               <w:rPr>
@@ -275,7 +291,7 @@
               <w:noProof/>
             </w:rPr>
           </w:pPr>
-          <w:hyperlink w:anchor="_Toc232508585" w:history="1">
+          <w:hyperlink w:anchor="_Toc232514818" w:history="1">
             <w:r>
               <w:rPr>
                 <w:rStyle w:val="Hyperlink"/>
@@ -299,7 +315,7 @@
               <w:rPr>
                 <w:noProof/>
               </w:rPr>
-              <w:instrText xml:space="preserve"> PAGEREF _Toc232508585 \h </w:instrText>
+              <w:instrText xml:space="preserve"> PAGEREF _Toc232514818 \h </w:instrText>
             </w:r>
             <w:r>
               <w:rPr>
@@ -336,7 +352,7 @@
               <w:noProof/>
             </w:rPr>
           </w:pPr>
-          <w:hyperlink w:anchor="_Toc232508586" w:history="1">
+          <w:hyperlink w:anchor="_Toc232514819" w:history="1">
             <w:r>
               <w:rPr>
                 <w:rStyle w:val="Hyperlink"/>
@@ -360,7 +376,7 @@
               <w:rPr>
                 <w:noProof/>
               </w:rPr>
-              <w:instrText xml:space="preserve"> PAGEREF _Toc232508586 \h </w:instrText>
+              <w:instrText xml:space="preserve"> PAGEREF _Toc232514819 \h </w:instrText>
             </w:r>
             <w:r>
               <w:rPr>
@@ -397,7 +413,7 @@
               <w:noProof/>
             </w:rPr>
           </w:pPr>
-          <w:hyperlink w:anchor="_Toc232508587" w:history="1">
+          <w:hyperlink w:anchor="_Toc232514820" w:history="1">
             <w:r>
               <w:rPr>
                 <w:rStyle w:val="Hyperlink"/>
@@ -421,7 +437,7 @@
               <w:rPr>
                 <w:noProof/>
               </w:rPr>
-              <w:instrText xml:space="preserve"> PAGEREF _Toc232508587 \h </w:instrText>
+              <w:instrText xml:space="preserve"> PAGEREF _Toc232514820 \h </w:instrText>
             </w:r>
             <w:r>
               <w:rPr>
@@ -458,7 +474,7 @@
               <w:noProof/>
             </w:rPr>
           </w:pPr>
-          <w:hyperlink w:anchor="_Toc232508588" w:history="1">
+          <w:hyperlink w:anchor="_Toc232514821" w:history="1">
             <w:r>
               <w:rPr>
                 <w:rStyle w:val="Hyperlink"/>
@@ -482,7 +498,7 @@
               <w:rPr>
                 <w:noProof/>
               </w:rPr>
-              <w:instrText xml:space="preserve"> PAGEREF _Toc232508588 \h </w:instrText>
+              <w:instrText xml:space="preserve"> PAGEREF _Toc232514821 \h </w:instrText>
             </w:r>
             <w:r>
               <w:rPr>
@@ -519,7 +535,7 @@
               <w:noProof/>
             </w:rPr>
           </w:pPr>
-          <w:hyperlink w:anchor="_Toc232508589" w:history="1">
+          <w:hyperlink w:anchor="_Toc232514822" w:history="1">
             <w:r>
               <w:rPr>
                 <w:rStyle w:val="Hyperlink"/>
@@ -543,7 +559,7 @@
               <w:rPr>
                 <w:noProof/>
               </w:rPr>
-              <w:instrText xml:space="preserve"> PAGEREF _Toc232508589 \h </w:instrText>
+              <w:instrText xml:space="preserve"> PAGEREF _Toc232514822 \h </w:instrText>
             </w:r>
             <w:r>
               <w:rPr>
@@ -580,7 +596,7 @@
               <w:noProof/>
             </w:rPr>
           </w:pPr>
-          <w:hyperlink w:anchor="_Toc232508590" w:history="1">
+          <w:hyperlink w:anchor="_Toc232514823" w:history="1">
             <w:r>
               <w:rPr>
                 <w:rStyle w:val="Hyperlink"/>
@@ -604,7 +620,7 @@
               <w:rPr>
                 <w:noProof/>
               </w:rPr>
-              <w:instrText xml:space="preserve"> PAGEREF _Toc232508590 \h </w:instrText>
+              <w:instrText xml:space="preserve"> PAGEREF _Toc232514823 \h </w:instrText>
             </w:r>
             <w:r>
               <w:rPr>
@@ -641,7 +657,7 @@
               <w:noProof/>
             </w:rPr>
           </w:pPr>
-          <w:hyperlink w:anchor="_Toc232508591" w:history="1">
+          <w:hyperlink w:anchor="_Toc232514824" w:history="1">
             <w:r>
               <w:rPr>
                 <w:rStyle w:val="Hyperlink"/>
@@ -665,7 +681,7 @@
               <w:rPr>
                 <w:noProof/>
               </w:rPr>
-              <w:instrText xml:space="preserve"> PAGEREF _Toc232508591 \h </w:instrText>
+              <w:instrText xml:space="preserve"> PAGEREF _Toc232514824 \h </w:instrText>
             </w:r>
             <w:r>
               <w:rPr>
@@ -702,7 +718,7 @@
               <w:noProof/>
             </w:rPr>
           </w:pPr>
-          <w:hyperlink w:anchor="_Toc232508592" w:history="1">
+          <w:hyperlink w:anchor="_Toc232514825" w:history="1">
             <w:r>
               <w:rPr>
                 <w:rStyle w:val="Hyperlink"/>
@@ -726,7 +742,7 @@
               <w:rPr>
                 <w:noProof/>
               </w:rPr>
-              <w:instrText xml:space="preserve"> PAGEREF _Toc232508592 \h </w:instrText>
+              <w:instrText xml:space="preserve"> PAGEREF _Toc232514825 \h </w:instrText>
             </w:r>
             <w:r>
               <w:rPr>
@@ -763,7 +779,7 @@
               <w:noProof/>
             </w:rPr>
           </w:pPr>
-          <w:hyperlink w:anchor="_Toc232508593" w:history="1">
+          <w:hyperlink w:anchor="_Toc232514826" w:history="1">
             <w:r>
               <w:rPr>
                 <w:rStyle w:val="Hyperlink"/>
@@ -787,7 +803,7 @@
               <w:rPr>
                 <w:noProof/>
               </w:rPr>
-              <w:instrText xml:space="preserve"> PAGEREF _Toc232508593 \h </w:instrText>
+              <w:instrText xml:space="preserve"> PAGEREF _Toc232514826 \h </w:instrText>
             </w:r>
             <w:r>
               <w:rPr>
@@ -824,7 +840,7 @@
               <w:noProof/>
             </w:rPr>
           </w:pPr>
-          <w:hyperlink w:anchor="_Toc232508594" w:history="1">
+          <w:hyperlink w:anchor="_Toc232514827" w:history="1">
             <w:r>
               <w:rPr>
                 <w:rStyle w:val="Hyperlink"/>
@@ -848,7 +864,7 @@
               <w:rPr>
                 <w:noProof/>
               </w:rPr>
-              <w:instrText xml:space="preserve"> PAGEREF _Toc232508594 \h </w:instrText>
+              <w:instrText xml:space="preserve"> PAGEREF _Toc232514827 \h </w:instrText>
             </w:r>
             <w:r>
               <w:rPr>
@@ -885,7 +901,7 @@
               <w:noProof/>
             </w:rPr>
           </w:pPr>
-          <w:hyperlink w:anchor="_Toc232508595" w:history="1">
+          <w:hyperlink w:anchor="_Toc232514828" w:history="1">
             <w:r>
               <w:rPr>
                 <w:rStyle w:val="Hyperlink"/>
@@ -909,7 +925,7 @@
               <w:rPr>
                 <w:noProof/>
               </w:rPr>
-              <w:instrText xml:space="preserve"> PAGEREF _Toc232508595 \h </w:instrText>
+              <w:instrText xml:space="preserve"> PAGEREF _Toc232514828 \h </w:instrText>
             </w:r>
             <w:r>
               <w:rPr>
@@ -946,7 +962,7 @@
               <w:noProof/>
             </w:rPr>
           </w:pPr>
-          <w:hyperlink w:anchor="_Toc232508596" w:history="1">
+          <w:hyperlink w:anchor="_Toc232514829" w:history="1">
             <w:r>
               <w:rPr>
                 <w:rStyle w:val="Hyperlink"/>
@@ -970,7 +986,7 @@
               <w:rPr>
                 <w:noProof/>
               </w:rPr>
-              <w:instrText xml:space="preserve"> PAGEREF _Toc232508596 \h </w:instrText>
+              <w:instrText xml:space="preserve"> PAGEREF _Toc232514829 \h </w:instrText>
             </w:r>
             <w:r>
               <w:rPr>
@@ -1007,7 +1023,7 @@
               <w:noProof/>
             </w:rPr>
           </w:pPr>
-          <w:hyperlink w:anchor="_Toc232508597" w:history="1">
+          <w:hyperlink w:anchor="_Toc232514830" w:history="1">
             <w:r>
               <w:rPr>
                 <w:rStyle w:val="Hyperlink"/>
@@ -1031,7 +1047,7 @@
               <w:rPr>
                 <w:noProof/>
               </w:rPr>
-              <w:instrText xml:space="preserve"> PAGEREF _Toc232508597 \h </w:instrText>
+              <w:instrText xml:space="preserve"> PAGEREF _Toc232514830 \h </w:instrText>
             </w:r>
             <w:r>
               <w:rPr>
@@ -1068,7 +1084,7 @@
               <w:noProof/>
             </w:rPr>
           </w:pPr>
-          <w:hyperlink w:anchor="_Toc232508598" w:history="1">
+          <w:hyperlink w:anchor="_Toc232514831" w:history="1">
             <w:r>
               <w:rPr>
                 <w:rStyle w:val="Hyperlink"/>
@@ -1092,7 +1108,7 @@
               <w:rPr>
                 <w:noProof/>
               </w:rPr>
-              <w:instrText xml:space="preserve"> PAGEREF _Toc232508598 \h </w:instrText>
+              <w:instrText xml:space="preserve"> PAGEREF _Toc232514831 \h </w:instrText>
             </w:r>
             <w:r>
               <w:rPr>
@@ -1129,7 +1145,7 @@
               <w:noProof/>
             </w:rPr>
           </w:pPr>
-          <w:hyperlink w:anchor="_Toc232508599" w:history="1">
+          <w:hyperlink w:anchor="_Toc232514832" w:history="1">
             <w:r>
               <w:rPr>
                 <w:rStyle w:val="Hyperlink"/>
@@ -1153,7 +1169,7 @@
               <w:rPr>
                 <w:noProof/>
               </w:rPr>
-              <w:instrText xml:space="preserve"> PAGEREF _Toc232508599 \h </w:instrText>
+              <w:instrText xml:space="preserve"> PAGEREF _Toc232514832 \h </w:instrText>
             </w:r>
             <w:r>
               <w:rPr>
@@ -1190,7 +1206,7 @@
               <w:noProof/>
             </w:rPr>
           </w:pPr>
-          <w:hyperlink w:anchor="_Toc232508600" w:history="1">
+          <w:hyperlink w:anchor="_Toc232514833" w:history="1">
             <w:r>
               <w:rPr>
                 <w:rStyle w:val="Hyperlink"/>
@@ -1214,7 +1230,7 @@
               <w:rPr>
                 <w:noProof/>
               </w:rPr>
-              <w:instrText xml:space="preserve"> PAGEREF _Toc232508600 \h </w:instrText>
+              <w:instrText xml:space="preserve"> PAGEREF _Toc232514833 \h </w:instrText>
             </w:r>
             <w:r>
               <w:rPr>
@@ -1251,13 +1267,13 @@
               <w:noProof/>
             </w:rPr>
           </w:pPr>
-          <w:hyperlink w:anchor="_Toc232508601" w:history="1">
+          <w:hyperlink w:anchor="_Toc232514834" w:history="1">
             <w:r>
               <w:rPr>
                 <w:rStyle w:val="Hyperlink"/>
                 <w:noProof/>
               </w:rPr>
-              <w:t>5.2  Land-and-Expand Economics</w:t>
+              <w:t>5.2  Pricing Tiers</w:t>
             </w:r>
             <w:r>
               <w:rPr>
@@ -1275,7 +1291,68 @@
               <w:rPr>
                 <w:noProof/>
               </w:rPr>
-              <w:instrText xml:space="preserve"> PAGEREF _Toc232508601 \h </w:instrText>
+              <w:instrText xml:space="preserve"> PAGEREF _Toc232514834 \h </w:instrText>
+            </w:r>
+            <w:r>
+              <w:rPr>
+                <w:noProof/>
+              </w:rPr>
+            </w:r>
+            <w:r>
+              <w:rPr>
+                <w:noProof/>
+              </w:rPr>
+              <w:fldChar w:fldCharType="separate"/>
+            </w:r>
+            <w:r>
+              <w:rPr>
+                <w:noProof/>
+              </w:rPr>
+              <w:t>1</w:t>
+            </w:r>
+            <w:r>
+              <w:rPr>
+                <w:noProof/>
+              </w:rPr>
+              <w:fldChar w:fldCharType="end"/>
+            </w:r>
+          </w:hyperlink>
+        </w:p>
+        <w:p>
+          <w:pPr>
+            <w:pStyle w:val="TOC2"/>
+            <w:tabs>
+              <w:tab w:val="right" w:leader="dot" w:pos="9350"/>
+            </w:tabs>
+            <w:rPr>
+              <w:noProof/>
+            </w:rPr>
+          </w:pPr>
+          <w:hyperlink w:anchor="_Toc232514835" w:history="1">
+            <w:r>
+              <w:rPr>
+                <w:rStyle w:val="Hyperlink"/>
+                <w:noProof/>
+              </w:rPr>
+              <w:t>5.3  Unit Economics — The Scalability Engine</w:t>
+            </w:r>
+            <w:r>
+              <w:rPr>
+                <w:noProof/>
+              </w:rPr>
+              <w:tab/>
+            </w:r>
+            <w:r>
+              <w:rPr>
+                <w:noProof/>
+              </w:rPr>
+              <w:fldChar w:fldCharType="begin"/>
+            </w:r>
+            <w:r>
+              <w:rPr>
+                <w:noProof/>
+              </w:rPr>
+              <w:instrText xml:space="preserve"> PAGEREF _Toc232514835 \h </w:instrText>
             </w:r>
             <w:r>
               <w:rPr>
@@ -1312,13 +1389,13 @@
               <w:noProof/>
             </w:rPr>
           </w:pPr>
-          <w:hyperlink w:anchor="_Toc232508602" w:history="1">
+          <w:hyperlink w:anchor="_Toc232514836" w:history="1">
             <w:r>
               <w:rPr>
                 <w:rStyle w:val="Hyperlink"/>
                 <w:noProof/>
               </w:rPr>
-              <w:t>6.  Competitive Landscape &amp; Defensibility</w:t>
+              <w:t>6.  Financial Projections</w:t>
             </w:r>
             <w:r>
               <w:rPr>
@@ -1336,7 +1413,68 @@
               <w:rPr>
                 <w:noProof/>
               </w:rPr>
-              <w:instrText xml:space="preserve"> PAGEREF _Toc232508602 \h </w:instrText>
+              <w:instrText xml:space="preserve"> PAGEREF _Toc232514836 \h </w:instrText>
+            </w:r>
+            <w:r>
+              <w:rPr>
+                <w:noProof/>
+              </w:rPr>
+            </w:r>
+            <w:r>
+              <w:rPr>
+                <w:noProof/>
+              </w:rPr>
+              <w:fldChar w:fldCharType="separate"/>
+            </w:r>
+            <w:r>
+              <w:rPr>
+                <w:noProof/>
+              </w:rPr>
+              <w:t>1</w:t>
+            </w:r>
+            <w:r>
+              <w:rPr>
+                <w:noProof/>
+              </w:rPr>
+              <w:fldChar w:fldCharType="end"/>
+            </w:r>
+          </w:hyperlink>
+        </w:p>
+        <w:p>
+          <w:pPr>
+            <w:pStyle w:val="TOC1"/>
+            <w:tabs>
+              <w:tab w:val="right" w:leader="dot" w:pos="9350"/>
+            </w:tabs>
+            <w:rPr>
+              <w:noProof/>
+            </w:rPr>
+          </w:pPr>
+          <w:hyperlink w:anchor="_Toc232514837" w:history="1">
+            <w:r>
+              <w:rPr>
+                <w:rStyle w:val="Hyperlink"/>
+                <w:noProof/>
+              </w:rPr>
+              <w:t>7.  Competitive Landscape &amp; Defensibility</w:t>
+            </w:r>
+            <w:r>
+              <w:rPr>
+                <w:noProof/>
+              </w:rPr>
+              <w:tab/>
+            </w:r>
+            <w:r>
+              <w:rPr>
+                <w:noProof/>
+              </w:rPr>
+              <w:fldChar w:fldCharType="begin"/>
+            </w:r>
+            <w:r>
+              <w:rPr>
+                <w:noProof/>
+              </w:rPr>
+              <w:instrText xml:space="preserve"> PAGEREF _Toc232514837 \h </w:instrText>
             </w:r>
             <w:r>
               <w:rPr>
@@ -1373,13 +1511,13 @@
               <w:noProof/>
             </w:rPr>
           </w:pPr>
-          <w:hyperlink w:anchor="_Toc232508603" w:history="1">
+          <w:hyperlink w:anchor="_Toc232514838" w:history="1">
             <w:r>
               <w:rPr>
                 <w:rStyle w:val="Hyperlink"/>
                 <w:noProof/>
               </w:rPr>
-              <w:t>6.1  The Landscape</w:t>
+              <w:t>7.1  The Landscape</w:t>
             </w:r>
             <w:r>
               <w:rPr>
@@ -1397,7 +1535,7 @@
               <w:rPr>
                 <w:noProof/>
               </w:rPr>
-              <w:instrText xml:space="preserve"> PAGEREF _Toc232508603 \h </w:instrText>
+              <w:instrText xml:space="preserve"> PAGEREF _Toc232514838 \h </w:instrText>
             </w:r>
             <w:r>
               <w:rPr>
@@ -1434,13 +1572,13 @@
               <w:noProof/>
             </w:rPr>
           </w:pPr>
-          <w:hyperlink w:anchor="_Toc232508604" w:history="1">
+          <w:hyperlink w:anchor="_Toc232514839" w:history="1">
             <w:r>
               <w:rPr>
                 <w:rStyle w:val="Hyperlink"/>
                 <w:noProof/>
               </w:rPr>
-              <w:t>6.2  Why We Win</w:t>
+              <w:t>7.2  Why We Win</w:t>
             </w:r>
             <w:r>
               <w:rPr>
@@ -1458,7 +1596,7 @@
               <w:rPr>
                 <w:noProof/>
               </w:rPr>
-              <w:instrText xml:space="preserve"> PAGEREF _Toc232508604 \h </w:instrText>
+              <w:instrText xml:space="preserve"> PAGEREF _Toc232514839 \h </w:instrText>
             </w:r>
             <w:r>
               <w:rPr>
@@ -1495,13 +1633,13 @@
               <w:noProof/>
             </w:rPr>
           </w:pPr>
-          <w:hyperlink w:anchor="_Toc232508605" w:history="1">
+          <w:hyperlink w:anchor="_Toc232514840" w:history="1">
             <w:r>
               <w:rPr>
                 <w:rStyle w:val="Hyperlink"/>
                 <w:noProof/>
               </w:rPr>
-              <w:t>7.  Product Roadmap</w:t>
+              <w:t>8.  Product Roadmap</w:t>
             </w:r>
             <w:r>
               <w:rPr>
@@ -1519,7 +1657,7 @@
               <w:rPr>
                 <w:noProof/>
               </w:rPr>
-              <w:instrText xml:space="preserve"> PAGEREF _Toc232508605 \h </w:instrText>
+              <w:instrText xml:space="preserve"> PAGEREF _Toc232514840 \h </w:instrText>
             </w:r>
             <w:r>
               <w:rPr>
@@ -1556,7 +1694,7 @@
               <w:noProof/>
             </w:rPr>
           </w:pPr>
-          <w:hyperlink w:anchor="_Toc232508606" w:history="1">
+          <w:hyperlink w:anchor="_Toc232514841" w:history="1">
             <w:r>
               <w:rPr>
                 <w:rStyle w:val="Hyperlink"/>
@@ -1580,7 +1718,7 @@
               <w:rPr>
                 <w:noProof/>
               </w:rPr>
-              <w:instrText xml:space="preserve"> PAGEREF _Toc232508606 \h </w:instrText>
+              <w:instrText xml:space="preserve"> PAGEREF _Toc232514841 \h </w:instrText>
             </w:r>
             <w:r>
               <w:rPr>
@@ -1617,7 +1755,7 @@
               <w:noProof/>
             </w:rPr>
           </w:pPr>
-          <w:hyperlink w:anchor="_Toc232508607" w:history="1">
+          <w:hyperlink w:anchor="_Toc232514842" w:history="1">
             <w:r>
               <w:rPr>
                 <w:rStyle w:val="Hyperlink"/>
@@ -1641,7 +1779,7 @@
               <w:rPr>
                 <w:noProof/>
               </w:rPr>
-              <w:instrText xml:space="preserve"> PAGEREF _Toc232508607 \h </w:instrText>
+              <w:instrText xml:space="preserve"> PAGEREF _Toc232514842 \h </w:instrText>
             </w:r>
             <w:r>
               <w:rPr>
@@ -1678,7 +1816,7 @@
               <w:noProof/>
             </w:rPr>
           </w:pPr>
-          <w:hyperlink w:anchor="_Toc232508608" w:history="1">
+          <w:hyperlink w:anchor="_Toc232514843" w:history="1">
             <w:r>
               <w:rPr>
                 <w:rStyle w:val="Hyperlink"/>
@@ -1702,7 +1840,7 @@
               <w:rPr>
                 <w:noProof/>
               </w:rPr>
-              <w:instrText xml:space="preserve"> PAGEREF _Toc232508608 \h </w:instrText>
+              <w:instrText xml:space="preserve"> PAGEREF _Toc232514843 \h </w:instrText>
             </w:r>
             <w:r>
               <w:rPr>
@@ -1739,13 +1877,13 @@
               <w:noProof/>
             </w:rPr>
           </w:pPr>
-          <w:hyperlink w:anchor="_Toc232508609" w:history="1">
+          <w:hyperlink w:anchor="_Toc232514844" w:history="1">
             <w:r>
               <w:rPr>
                 <w:rStyle w:val="Hyperlink"/>
                 <w:noProof/>
               </w:rPr>
-              <w:t>8.  Team &amp; Execution</w:t>
+              <w:t>9.  Team &amp; Execution</w:t>
             </w:r>
             <w:r>
               <w:rPr>
@@ -1763,7 +1901,7 @@
               <w:rPr>
                 <w:noProof/>
               </w:rPr>
-              <w:instrText xml:space="preserve"> PAGEREF _Toc232508609 \h </w:instrText>
+              <w:instrText xml:space="preserve"> PAGEREF _Toc232514844 \h </w:instrText>
             </w:r>
             <w:r>
               <w:rPr>
@@ -1800,13 +1938,13 @@
               <w:noProof/>
             </w:rPr>
           </w:pPr>
-          <w:hyperlink w:anchor="_Toc232508610" w:history="1">
+          <w:hyperlink w:anchor="_Toc232514845" w:history="1">
             <w:r>
               <w:rPr>
                 <w:rStyle w:val="Hyperlink"/>
                 <w:noProof/>
               </w:rPr>
-              <w:t>9.  The Ask &amp; Use of Funds</w:t>
+              <w:t>10.  The Ask &amp; Use of Funds</w:t>
             </w:r>
             <w:r>
               <w:rPr>
@@ -1824,7 +1962,7 @@
               <w:rPr>
                 <w:noProof/>
               </w:rPr>
-              <w:instrText xml:space="preserve"> PAGEREF _Toc232508610 \h </w:instrText>
+              <w:instrText xml:space="preserve"> PAGEREF _Toc232514845 \h </w:instrText>
             </w:r>
             <w:r>
               <w:rPr>
@@ -1861,13 +1999,13 @@
               <w:noProof/>
             </w:rPr>
           </w:pPr>
-          <w:hyperlink w:anchor="_Toc232508611" w:history="1">
+          <w:hyperlink w:anchor="_Toc232514846" w:history="1">
             <w:r>
               <w:rPr>
                 <w:rStyle w:val="Hyperlink"/>
                 <w:noProof/>
               </w:rPr>
-              <w:t>10.  Risk Analysis &amp; Mitigation</w:t>
+              <w:t>11.  Risk Analysis &amp; Mitigation</w:t>
             </w:r>
             <w:r>
               <w:rPr>
@@ -1885,7 +2023,7 @@
               <w:rPr>
                 <w:noProof/>
               </w:rPr>
-              <w:instrText xml:space="preserve"> PAGEREF _Toc232508611 \h </w:instrText>
+              <w:instrText xml:space="preserve"> PAGEREF _Toc232514846 \h </w:instrText>
             </w:r>
             <w:r>
               <w:rPr>
@@ -1922,13 +2060,13 @@
               <w:noProof/>
             </w:rPr>
           </w:pPr>
-          <w:hyperlink w:anchor="_Toc232508612" w:history="1">
+          <w:hyperlink w:anchor="_Toc232514847" w:history="1">
             <w:r>
               <w:rPr>
                 <w:rStyle w:val="Hyperlink"/>
                 <w:noProof/>
               </w:rPr>
-              <w:t>11.  Summary</w:t>
+              <w:t>12.  Summary</w:t>
             </w:r>
             <w:r>
               <w:rPr>
@@ -1946,7 +2084,7 @@
               <w:rPr>
                 <w:noProof/>
               </w:rPr>
-              <w:instrText xml:space="preserve"> PAGEREF _Toc232508612 \h </w:instrText>
+              <w:instrText xml:space="preserve"> PAGEREF _Toc232514847 \h </w:instrText>
             </w:r>
             <w:r>
               <w:rPr>
@@ -1989,7 +2127,7 @@
       <w:pPr>
         <w:pStyle w:val="Heading1"/>
       </w:pPr>
-      <w:bookmarkStart w:id="1" w:name="_Toc232508584"/>
+      <w:bookmarkStart w:id="1" w:name="_Toc232514817"/>
       <w:r>
         <w:lastRenderedPageBreak/>
         <w:t>1</w:t>
@@ -2057,7 +2195,7 @@
       <w:pPr>
         <w:pStyle w:val="Heading2"/>
       </w:pPr>
-      <w:bookmarkStart w:id="2" w:name="_Toc232508585"/>
+      <w:bookmarkStart w:id="2" w:name="_Toc232514818"/>
       <w:r>
         <w:t>Key Highlights</w:t>
       </w:r>
@@ -2078,7 +2216,7 @@
           <w:left w:w="10" w:type="dxa"/>
           <w:right w:w="10" w:type="dxa"/>
         </w:tblCellMar>
-        <w:tblLook w:val="04A0" w:firstRow="1" w:lastRow="0" w:firstColumn="1" w:lastColumn="0" w:noHBand="0" w:noVBand="1"/>
+        <w:tblLook w:val="0000" w:firstRow="0" w:lastRow="0" w:firstColumn="0" w:lastColumn="0" w:noHBand="0" w:noVBand="0"/>
       </w:tblPr>
       <w:tblGrid>
         <w:gridCol w:w="3000"/>
@@ -2642,15 +2780,13 @@
       <w:pPr>
         <w:pStyle w:val="Heading1"/>
       </w:pPr>
-      <w:bookmarkStart w:id="3" w:name="_Toc232508586"/>
+      <w:bookmarkStart w:id="3" w:name="_Toc232514819"/>
       <w:r>
         <w:t>2</w:t>
       </w:r>
-      <w:proofErr w:type="gramStart"/>
-      <w:r>
-        <w:t>.  The</w:t>
-      </w:r>
-      <w:proofErr w:type="gramEnd"/>
+      <w:r>
+        <w:t>. The</w:t>
+      </w:r>
       <w:r>
         <w:t xml:space="preserve"> Problem &amp; Market Opportunity</w:t>
       </w:r>
@@ -2660,12 +2796,10 @@
       <w:pPr>
         <w:pStyle w:val="Heading2"/>
       </w:pPr>
-      <w:bookmarkStart w:id="4" w:name="_Toc232508587"/>
-      <w:proofErr w:type="gramStart"/>
-      <w:r>
-        <w:t>2.1  The</w:t>
-      </w:r>
-      <w:proofErr w:type="gramEnd"/>
+      <w:bookmarkStart w:id="4" w:name="_Toc232514820"/>
+      <w:r>
+        <w:t>2.1 The</w:t>
+      </w:r>
       <w:r>
         <w:t xml:space="preserve"> SMB Security Gap</w:t>
       </w:r>
@@ -2697,15 +2831,7 @@
         <w:spacing w:after="60" w:line="264" w:lineRule="auto"/>
       </w:pPr>
       <w:r>
-        <w:t>47% of businesses with fewer than 50 employees have no cybersecurity budget at all (</w:t>
-      </w:r>
-      <w:proofErr w:type="spellStart"/>
-      <w:r>
-        <w:t>StrongDM</w:t>
-      </w:r>
-      <w:proofErr w:type="spellEnd"/>
-      <w:r>
-        <w:t xml:space="preserve"> / CrowdStrike, 2025).</w:t>
+        <w:t>47% of businesses with fewer than 50 employees have no cybersecurity budget at all (StrongDM / CrowdStrike, 2025).</w:t>
       </w:r>
     </w:p>
     <w:p>
@@ -2731,15 +2857,7 @@
         <w:spacing w:after="60" w:line="264" w:lineRule="auto"/>
       </w:pPr>
       <w:r>
-        <w:t>Only 34% have a formal incident response plan (</w:t>
-      </w:r>
-      <w:proofErr w:type="spellStart"/>
-      <w:r>
-        <w:t>Guardz</w:t>
-      </w:r>
-      <w:proofErr w:type="spellEnd"/>
-      <w:r>
-        <w:t>, 2025).</w:t>
+        <w:t>Only 34% have a formal incident response plan (Guardz, 2025).</w:t>
       </w:r>
     </w:p>
     <w:p>
@@ -2788,7 +2906,7 @@
       <w:pPr>
         <w:pStyle w:val="Heading2"/>
       </w:pPr>
-      <w:bookmarkStart w:id="5" w:name="_Toc232508588"/>
+      <w:bookmarkStart w:id="5" w:name="_Toc232514821"/>
       <w:r>
         <w:t>2.2 Market</w:t>
       </w:r>
@@ -2820,7 +2938,7 @@
           <w:left w:w="10" w:type="dxa"/>
           <w:right w:w="10" w:type="dxa"/>
         </w:tblCellMar>
-        <w:tblLook w:val="04A0" w:firstRow="1" w:lastRow="0" w:firstColumn="1" w:lastColumn="0" w:noHBand="0" w:noVBand="1"/>
+        <w:tblLook w:val="0000" w:firstRow="0" w:lastRow="0" w:firstColumn="0" w:lastColumn="0" w:noHBand="0" w:noVBand="0"/>
       </w:tblPr>
       <w:tblGrid>
         <w:gridCol w:w="2700"/>
@@ -3337,7 +3455,7 @@
       <w:pPr>
         <w:pStyle w:val="Heading2"/>
       </w:pPr>
-      <w:bookmarkStart w:id="6" w:name="_Toc232508589"/>
+      <w:bookmarkStart w:id="6" w:name="_Toc232514822"/>
       <w:r>
         <w:t>2.3 Market</w:t>
       </w:r>
@@ -3384,9 +3502,11 @@
       <w:r>
         <w:t>SOM: A modest, credible early capture — e.g., 1% of a 600K-business SAM at a few thousand dollars per year per client — represents a business on the order of $20M+ in annual recurring revenue, reached over a 3–</w:t>
       </w:r>
-      <w:r>
-        <w:t>5-year</w:t>
-      </w:r>
+      <w:proofErr w:type="gramStart"/>
+      <w:r>
+        <w:t>5 year</w:t>
+      </w:r>
+      <w:proofErr w:type="gramEnd"/>
       <w:r>
         <w:t xml:space="preserve"> horizon via the self-serve-to-managed motion.</w:t>
       </w:r>
@@ -3408,7 +3528,7 @@
       <w:pPr>
         <w:pStyle w:val="Heading2"/>
       </w:pPr>
-      <w:bookmarkStart w:id="7" w:name="_Toc232508590"/>
+      <w:bookmarkStart w:id="7" w:name="_Toc232514823"/>
       <w:r>
         <w:t>2.4 Why</w:t>
       </w:r>
@@ -3424,11 +3544,9 @@
       <w:r>
         <w:t xml:space="preserve">The decisive shift is that demand is no longer driven by whether small businesses care about </w:t>
       </w:r>
-      <w:proofErr w:type="gramStart"/>
-      <w:r>
-        <w:t>security — it</w:t>
-      </w:r>
-      <w:proofErr w:type="gramEnd"/>
+      <w:r>
+        <w:t>security, it</w:t>
+      </w:r>
       <w:r>
         <w:t xml:space="preserve"> is being forced on them by three external pressures converging at once:</w:t>
       </w:r>
@@ -3484,7 +3602,7 @@
       <w:pPr>
         <w:pStyle w:val="Heading1"/>
       </w:pPr>
-      <w:bookmarkStart w:id="8" w:name="_Toc232508591"/>
+      <w:bookmarkStart w:id="8" w:name="_Toc232514824"/>
       <w:r>
         <w:t>3</w:t>
       </w:r>
@@ -3502,7 +3620,7 @@
       <w:pPr>
         <w:pStyle w:val="Heading2"/>
       </w:pPr>
-      <w:bookmarkStart w:id="9" w:name="_Toc232508592"/>
+      <w:bookmarkStart w:id="9" w:name="_Toc232514825"/>
       <w:r>
         <w:t>3.1 What</w:t>
       </w:r>
@@ -3608,7 +3726,7 @@
       <w:pPr>
         <w:pStyle w:val="Heading2"/>
       </w:pPr>
-      <w:bookmarkStart w:id="10" w:name="_Toc232508593"/>
+      <w:bookmarkStart w:id="10" w:name="_Toc232514826"/>
       <w:r>
         <w:t>3.2 The</w:t>
       </w:r>
@@ -3637,7 +3755,7 @@
       <w:pPr>
         <w:pStyle w:val="Heading2"/>
       </w:pPr>
-      <w:bookmarkStart w:id="11" w:name="_Toc232508594"/>
+      <w:bookmarkStart w:id="11" w:name="_Toc232514827"/>
       <w:r>
         <w:t>3.3 The</w:t>
       </w:r>
@@ -3658,7 +3776,7 @@
       <w:pPr>
         <w:pStyle w:val="Heading1"/>
       </w:pPr>
-      <w:bookmarkStart w:id="12" w:name="_Toc232508595"/>
+      <w:bookmarkStart w:id="12" w:name="_Toc232514828"/>
       <w:r>
         <w:t>4</w:t>
       </w:r>
@@ -3674,7 +3792,7 @@
       <w:pPr>
         <w:pStyle w:val="Heading2"/>
       </w:pPr>
-      <w:bookmarkStart w:id="13" w:name="_Toc232508596"/>
+      <w:bookmarkStart w:id="13" w:name="_Toc232514829"/>
       <w:r>
         <w:t>4.1 The</w:t>
       </w:r>
@@ -3695,7 +3813,7 @@
       <w:pPr>
         <w:pStyle w:val="Heading2"/>
       </w:pPr>
-      <w:bookmarkStart w:id="14" w:name="_Toc232508597"/>
+      <w:bookmarkStart w:id="14" w:name="_Toc232514830"/>
       <w:r>
         <w:t>4.2 The</w:t>
       </w:r>
@@ -3717,7 +3835,7 @@
       <w:pPr>
         <w:pStyle w:val="Heading2"/>
       </w:pPr>
-      <w:bookmarkStart w:id="15" w:name="_Toc232508598"/>
+      <w:bookmarkStart w:id="15" w:name="_Toc232514831"/>
       <w:r>
         <w:t>4.3 The</w:t>
       </w:r>
@@ -3758,8 +3876,9 @@
           <w:sz w:val="24"/>
           <w:szCs w:val="24"/>
         </w:rPr>
-        <w:t xml:space="preserve">The AI does the first 80%. The engineer adds </w:t>
-      </w:r>
+        <w:t xml:space="preserve">The AI does the first 80%. The engineer adds the high-value </w:t>
+      </w:r>
+      <w:proofErr w:type="gramStart"/>
       <w:r>
         <w:rPr>
           <w:i/>
@@ -3768,28 +3887,9 @@
           <w:sz w:val="24"/>
           <w:szCs w:val="24"/>
         </w:rPr>
-        <w:t>high</w:t>
-      </w:r>
-      <w:r>
-        <w:rPr>
-          <w:i/>
-          <w:iCs/>
-          <w:color w:val="13315C"/>
-          <w:sz w:val="24"/>
-          <w:szCs w:val="24"/>
-        </w:rPr>
-        <w:t xml:space="preserve">-value </w:t>
-      </w:r>
-      <w:r>
-        <w:rPr>
-          <w:i/>
-          <w:iCs/>
-          <w:color w:val="13315C"/>
-          <w:sz w:val="24"/>
-          <w:szCs w:val="24"/>
-        </w:rPr>
-        <w:t>20%</w:t>
-      </w:r>
+        <w:t>20% —</w:t>
+      </w:r>
+      <w:proofErr w:type="gramEnd"/>
       <w:r>
         <w:rPr>
           <w:i/>
@@ -3800,6 +3900,7 @@
         </w:rPr>
         <w:t xml:space="preserve"> judgment, accountability, and </w:t>
       </w:r>
+      <w:proofErr w:type="gramStart"/>
       <w:r>
         <w:rPr>
           <w:i/>
@@ -3808,8 +3909,9 @@
           <w:sz w:val="24"/>
           <w:szCs w:val="24"/>
         </w:rPr>
-        <w:t>client</w:t>
-      </w:r>
+        <w:t>the client</w:t>
+      </w:r>
+      <w:proofErr w:type="gramEnd"/>
       <w:r>
         <w:rPr>
           <w:i/>
@@ -3825,7 +3927,7 @@
       <w:pPr>
         <w:pStyle w:val="Heading1"/>
       </w:pPr>
-      <w:bookmarkStart w:id="16" w:name="_Toc232508599"/>
+      <w:bookmarkStart w:id="16" w:name="_Toc232514832"/>
       <w:r>
         <w:t>5</w:t>
       </w:r>
@@ -3841,7 +3943,7 @@
       <w:pPr>
         <w:pStyle w:val="Heading2"/>
       </w:pPr>
-      <w:bookmarkStart w:id="17" w:name="_Toc232508600"/>
+      <w:bookmarkStart w:id="17" w:name="_Toc232514833"/>
       <w:r>
         <w:t>5.1 Revenue</w:t>
       </w:r>
@@ -3906,12 +4008,12 @@
       <w:pPr>
         <w:pStyle w:val="Heading2"/>
       </w:pPr>
-      <w:bookmarkStart w:id="18" w:name="_Toc232508601"/>
-      <w:r>
-        <w:t>5.2 Land</w:t>
-      </w:r>
-      <w:r>
-        <w:t>-and-Expand Economics</w:t>
+      <w:bookmarkStart w:id="18" w:name="_Toc232514834"/>
+      <w:r>
+        <w:t>5.2 Pricing</w:t>
+      </w:r>
+      <w:r>
+        <w:t xml:space="preserve"> Tiers</w:t>
       </w:r>
       <w:bookmarkEnd w:id="18"/>
     </w:p>
@@ -3920,56 +4022,16 @@
         <w:spacing w:after="140" w:line="276" w:lineRule="auto"/>
       </w:pPr>
       <w:r>
-        <w:t xml:space="preserve">The model is designed to land small and expand: a business enters via the affordable self-serve tier and grows into managed plans as trust builds and requirements increase. Gross margins are high because AI performs the heavy lifting and engineers concentrate on high-value judgment. The managed tier carries a higher price and far better retention, since an </w:t>
-      </w:r>
-      <w:r>
-        <w:t>actively managed</w:t>
-      </w:r>
-      <w:r>
-        <w:t xml:space="preserve"> security program is continuously valuable rather than a one-time deliverable.</w:t>
-      </w:r>
-    </w:p>
-    <w:p>
-      <w:pPr>
-        <w:spacing w:after="140" w:line="276" w:lineRule="auto"/>
-      </w:pPr>
-      <w:r>
-        <w:rPr>
-          <w:i/>
-          <w:iCs/>
-          <w:color w:val="5A6B7B"/>
-        </w:rPr>
-        <w:t>Exact pricing tiers and unit economics are being finalized as part of this raise; the structure above defines the shape of the model.</w:t>
-      </w:r>
-    </w:p>
-    <w:p>
-      <w:pPr>
-        <w:pStyle w:val="Heading1"/>
-      </w:pPr>
-      <w:bookmarkStart w:id="19" w:name="_Toc232508602"/>
-      <w:r>
-        <w:t>6</w:t>
-      </w:r>
-      <w:r>
-        <w:t>. Competitive</w:t>
-      </w:r>
-      <w:r>
-        <w:t xml:space="preserve"> Landscape &amp; Defensibility</w:t>
-      </w:r>
-      <w:bookmarkEnd w:id="19"/>
-    </w:p>
-    <w:p>
-      <w:pPr>
-        <w:pStyle w:val="Heading2"/>
-      </w:pPr>
-      <w:bookmarkStart w:id="20" w:name="_Toc232508603"/>
-      <w:r>
-        <w:t>6.1 The</w:t>
-      </w:r>
-      <w:r>
-        <w:t xml:space="preserve"> Landscape</w:t>
-      </w:r>
-      <w:bookmarkEnd w:id="20"/>
+        <w:t xml:space="preserve">Pricing is set to undercut traditional human-only vCISO retainers — which typically run $2,500–$11,600/month for SMB clients — while remaining more complete than automated-only tools. Because AI performs </w:t>
+      </w:r>
+      <w:proofErr w:type="gramStart"/>
+      <w:r>
+        <w:t>the heavy</w:t>
+      </w:r>
+      <w:proofErr w:type="gramEnd"/>
+      <w:r>
+        <w:t xml:space="preserve"> lifting, ShieldAI can price competitively for real SMB budgets and still hold healthy margins.</w:t>
+      </w:r>
     </w:p>
     <w:tbl>
       <w:tblPr>
@@ -3986,13 +4048,13 @@
           <w:left w:w="10" w:type="dxa"/>
           <w:right w:w="10" w:type="dxa"/>
         </w:tblCellMar>
-        <w:tblLook w:val="04A0" w:firstRow="1" w:lastRow="0" w:firstColumn="1" w:lastColumn="0" w:noHBand="0" w:noVBand="1"/>
+        <w:tblLook w:val="0000" w:firstRow="0" w:lastRow="0" w:firstColumn="0" w:lastColumn="0" w:noHBand="0" w:noVBand="0"/>
       </w:tblPr>
       <w:tblGrid>
-        <w:gridCol w:w="2200"/>
-        <w:gridCol w:w="2300"/>
-        <w:gridCol w:w="2430"/>
-        <w:gridCol w:w="2430"/>
+        <w:gridCol w:w="1800"/>
+        <w:gridCol w:w="1500"/>
+        <w:gridCol w:w="3960"/>
+        <w:gridCol w:w="2100"/>
       </w:tblGrid>
       <w:tr>
         <w:tblPrEx>
@@ -4003,7 +4065,7 @@
         </w:tblPrEx>
         <w:tc>
           <w:tcPr>
-            <w:tcW w:w="2200" w:type="dxa"/>
+            <w:tcW w:w="1800" w:type="dxa"/>
             <w:tcBorders>
               <w:top w:val="single" w:sz="1" w:space="0" w:color="CCCCCC"/>
               <w:left w:val="single" w:sz="1" w:space="0" w:color="CCCCCC"/>
@@ -4027,14 +4089,13 @@
                 <w:sz w:val="20"/>
                 <w:szCs w:val="20"/>
               </w:rPr>
-              <w:lastRenderedPageBreak/>
-              <w:t>Category</w:t>
-            </w:r>
-          </w:p>
-        </w:tc>
-        <w:tc>
-          <w:tcPr>
-            <w:tcW w:w="2300" w:type="dxa"/>
+              <w:t>Tier</w:t>
+            </w:r>
+          </w:p>
+        </w:tc>
+        <w:tc>
+          <w:tcPr>
+            <w:tcW w:w="1500" w:type="dxa"/>
             <w:tcBorders>
               <w:top w:val="single" w:sz="1" w:space="0" w:color="CCCCCC"/>
               <w:left w:val="single" w:sz="1" w:space="0" w:color="CCCCCC"/>
@@ -4058,13 +4119,13 @@
                 <w:sz w:val="20"/>
                 <w:szCs w:val="20"/>
               </w:rPr>
-              <w:t>Examples</w:t>
-            </w:r>
-          </w:p>
-        </w:tc>
-        <w:tc>
-          <w:tcPr>
-            <w:tcW w:w="2430" w:type="dxa"/>
+              <w:t>Price / month</w:t>
+            </w:r>
+          </w:p>
+        </w:tc>
+        <w:tc>
+          <w:tcPr>
+            <w:tcW w:w="3960" w:type="dxa"/>
             <w:tcBorders>
               <w:top w:val="single" w:sz="1" w:space="0" w:color="CCCCCC"/>
               <w:left w:val="single" w:sz="1" w:space="0" w:color="CCCCCC"/>
@@ -4088,13 +4149,13 @@
                 <w:sz w:val="20"/>
                 <w:szCs w:val="20"/>
               </w:rPr>
-              <w:t>Limitation</w:t>
-            </w:r>
-          </w:p>
-        </w:tc>
-        <w:tc>
-          <w:tcPr>
-            <w:tcW w:w="2430" w:type="dxa"/>
+              <w:t>What it includes</w:t>
+            </w:r>
+          </w:p>
+        </w:tc>
+        <w:tc>
+          <w:tcPr>
+            <w:tcW w:w="2100" w:type="dxa"/>
             <w:tcBorders>
               <w:top w:val="single" w:sz="1" w:space="0" w:color="CCCCCC"/>
               <w:left w:val="single" w:sz="1" w:space="0" w:color="CCCCCC"/>
@@ -4118,7 +4179,7 @@
                 <w:sz w:val="20"/>
                 <w:szCs w:val="20"/>
               </w:rPr>
-              <w:t>ShieldAI Edge</w:t>
+              <w:t>Target customer</w:t>
             </w:r>
           </w:p>
         </w:tc>
@@ -4132,7 +4193,7 @@
         </w:tblPrEx>
         <w:tc>
           <w:tcPr>
-            <w:tcW w:w="2200" w:type="dxa"/>
+            <w:tcW w:w="1800" w:type="dxa"/>
             <w:tcBorders>
               <w:top w:val="single" w:sz="1" w:space="0" w:color="CCCCCC"/>
               <w:left w:val="single" w:sz="1" w:space="0" w:color="CCCCCC"/>
@@ -4154,13 +4215,13 @@
                 <w:sz w:val="20"/>
                 <w:szCs w:val="20"/>
               </w:rPr>
-              <w:t>Traditional vCISO / consultancies</w:t>
-            </w:r>
-          </w:p>
-        </w:tc>
-        <w:tc>
-          <w:tcPr>
-            <w:tcW w:w="2300" w:type="dxa"/>
+              <w:t>Self-Serve</w:t>
+            </w:r>
+          </w:p>
+        </w:tc>
+        <w:tc>
+          <w:tcPr>
+            <w:tcW w:w="1500" w:type="dxa"/>
             <w:tcBorders>
               <w:top w:val="single" w:sz="1" w:space="0" w:color="CCCCCC"/>
               <w:left w:val="single" w:sz="1" w:space="0" w:color="CCCCCC"/>
@@ -4182,31 +4243,13 @@
                 <w:sz w:val="20"/>
                 <w:szCs w:val="20"/>
               </w:rPr>
-              <w:t xml:space="preserve">Fractional CISO, </w:t>
-            </w:r>
-            <w:proofErr w:type="spellStart"/>
-            <w:r>
-              <w:rPr>
-                <w:color w:val="000000"/>
-                <w:sz w:val="20"/>
-                <w:szCs w:val="20"/>
-              </w:rPr>
-              <w:t>FRSecure</w:t>
-            </w:r>
-            <w:proofErr w:type="spellEnd"/>
-            <w:r>
-              <w:rPr>
-                <w:color w:val="000000"/>
-                <w:sz w:val="20"/>
-                <w:szCs w:val="20"/>
-              </w:rPr>
-              <w:t>, Kroll</w:t>
-            </w:r>
-          </w:p>
-        </w:tc>
-        <w:tc>
-          <w:tcPr>
-            <w:tcW w:w="2430" w:type="dxa"/>
+              <w:t>$129</w:t>
+            </w:r>
+          </w:p>
+        </w:tc>
+        <w:tc>
+          <w:tcPr>
+            <w:tcW w:w="3960" w:type="dxa"/>
             <w:tcBorders>
               <w:top w:val="single" w:sz="1" w:space="0" w:color="CCCCCC"/>
               <w:left w:val="single" w:sz="1" w:space="0" w:color="CCCCCC"/>
@@ -4228,13 +4271,13 @@
                 <w:sz w:val="20"/>
                 <w:szCs w:val="20"/>
               </w:rPr>
-              <w:t>Human-only; expensive; priced for mid-market+</w:t>
-            </w:r>
-          </w:p>
-        </w:tc>
-        <w:tc>
-          <w:tcPr>
-            <w:tcW w:w="2430" w:type="dxa"/>
+              <w:t>Automated assessment, NIST posture score, full program, policy generation — no human time</w:t>
+            </w:r>
+          </w:p>
+        </w:tc>
+        <w:tc>
+          <w:tcPr>
+            <w:tcW w:w="2100" w:type="dxa"/>
             <w:tcBorders>
               <w:top w:val="single" w:sz="1" w:space="0" w:color="CCCCCC"/>
               <w:left w:val="single" w:sz="1" w:space="0" w:color="CCCCCC"/>
@@ -4256,7 +4299,7 @@
                 <w:sz w:val="20"/>
                 <w:szCs w:val="20"/>
               </w:rPr>
-              <w:t>AI does the heavy lifting — we serve the small end profitably</w:t>
+              <w:t>Micro-businesses; the wedge</w:t>
             </w:r>
           </w:p>
         </w:tc>
@@ -4270,7 +4313,7 @@
         </w:tblPrEx>
         <w:tc>
           <w:tcPr>
-            <w:tcW w:w="2200" w:type="dxa"/>
+            <w:tcW w:w="1800" w:type="dxa"/>
             <w:tcBorders>
               <w:top w:val="single" w:sz="1" w:space="0" w:color="CCCCCC"/>
               <w:left w:val="single" w:sz="1" w:space="0" w:color="CCCCCC"/>
@@ -4292,13 +4335,14 @@
                 <w:sz w:val="20"/>
                 <w:szCs w:val="20"/>
               </w:rPr>
-              <w:t>AI-native vCISO platforms</w:t>
-            </w:r>
-          </w:p>
-        </w:tc>
-        <w:tc>
-          <w:tcPr>
-            <w:tcW w:w="2300" w:type="dxa"/>
+              <w:lastRenderedPageBreak/>
+              <w:t>Guided</w:t>
+            </w:r>
+          </w:p>
+        </w:tc>
+        <w:tc>
+          <w:tcPr>
+            <w:tcW w:w="1500" w:type="dxa"/>
             <w:tcBorders>
               <w:top w:val="single" w:sz="1" w:space="0" w:color="CCCCCC"/>
               <w:left w:val="single" w:sz="1" w:space="0" w:color="CCCCCC"/>
@@ -4320,31 +4364,13 @@
                 <w:sz w:val="20"/>
                 <w:szCs w:val="20"/>
               </w:rPr>
-              <w:t xml:space="preserve">Cynomi, </w:t>
-            </w:r>
-            <w:proofErr w:type="spellStart"/>
-            <w:r>
-              <w:rPr>
-                <w:color w:val="000000"/>
-                <w:sz w:val="20"/>
-                <w:szCs w:val="20"/>
-              </w:rPr>
-              <w:t>RealCISO</w:t>
-            </w:r>
-            <w:proofErr w:type="spellEnd"/>
-            <w:r>
-              <w:rPr>
-                <w:color w:val="000000"/>
-                <w:sz w:val="20"/>
-                <w:szCs w:val="20"/>
-              </w:rPr>
-              <w:t>, Trava</w:t>
-            </w:r>
-          </w:p>
-        </w:tc>
-        <w:tc>
-          <w:tcPr>
-            <w:tcW w:w="2430" w:type="dxa"/>
+              <w:t>$599</w:t>
+            </w:r>
+          </w:p>
+        </w:tc>
+        <w:tc>
+          <w:tcPr>
+            <w:tcW w:w="3960" w:type="dxa"/>
             <w:tcBorders>
               <w:top w:val="single" w:sz="1" w:space="0" w:color="CCCCCC"/>
               <w:left w:val="single" w:sz="1" w:space="0" w:color="CCCCCC"/>
@@ -4366,13 +4392,13 @@
                 <w:sz w:val="20"/>
                 <w:szCs w:val="20"/>
               </w:rPr>
-              <w:t>The real competitive set to watch</w:t>
-            </w:r>
-          </w:p>
-        </w:tc>
-        <w:tc>
-          <w:tcPr>
-            <w:tcW w:w="2430" w:type="dxa"/>
+              <w:t>Self-serve plus periodic engineer review, compliance tracking, and check-ins</w:t>
+            </w:r>
+          </w:p>
+        </w:tc>
+        <w:tc>
+          <w:tcPr>
+            <w:tcW w:w="2100" w:type="dxa"/>
             <w:tcBorders>
               <w:top w:val="single" w:sz="1" w:space="0" w:color="CCCCCC"/>
               <w:left w:val="single" w:sz="1" w:space="0" w:color="CCCCCC"/>
@@ -4394,7 +4420,7 @@
                 <w:sz w:val="20"/>
                 <w:szCs w:val="20"/>
               </w:rPr>
-              <w:t>Deterministic scoring IP; direct-to-SMB + managed hybrid; agent roadmap</w:t>
+              <w:t>Growing SMBs with light compliance needs</w:t>
             </w:r>
           </w:p>
         </w:tc>
@@ -4408,7 +4434,7 @@
         </w:tblPrEx>
         <w:tc>
           <w:tcPr>
-            <w:tcW w:w="2200" w:type="dxa"/>
+            <w:tcW w:w="1800" w:type="dxa"/>
             <w:tcBorders>
               <w:top w:val="single" w:sz="1" w:space="0" w:color="CCCCCC"/>
               <w:left w:val="single" w:sz="1" w:space="0" w:color="CCCCCC"/>
@@ -4430,13 +4456,13 @@
                 <w:sz w:val="20"/>
                 <w:szCs w:val="20"/>
               </w:rPr>
-              <w:t>GRC / scoring tools</w:t>
-            </w:r>
-          </w:p>
-        </w:tc>
-        <w:tc>
-          <w:tcPr>
-            <w:tcW w:w="2300" w:type="dxa"/>
+              <w:t>Managed vCISO</w:t>
+            </w:r>
+          </w:p>
+        </w:tc>
+        <w:tc>
+          <w:tcPr>
+            <w:tcW w:w="1500" w:type="dxa"/>
             <w:tcBorders>
               <w:top w:val="single" w:sz="1" w:space="0" w:color="CCCCCC"/>
               <w:left w:val="single" w:sz="1" w:space="0" w:color="CCCCCC"/>
@@ -4452,39 +4478,19 @@
             </w:tcMar>
           </w:tcPr>
           <w:p>
-            <w:proofErr w:type="spellStart"/>
-            <w:r>
-              <w:rPr>
-                <w:color w:val="000000"/>
-                <w:sz w:val="20"/>
-                <w:szCs w:val="20"/>
-              </w:rPr>
-              <w:t>SecurityScorecard</w:t>
-            </w:r>
-            <w:proofErr w:type="spellEnd"/>
-            <w:r>
-              <w:rPr>
-                <w:color w:val="000000"/>
-                <w:sz w:val="20"/>
-                <w:szCs w:val="20"/>
-              </w:rPr>
-              <w:t xml:space="preserve">, </w:t>
-            </w:r>
-            <w:proofErr w:type="spellStart"/>
-            <w:r>
-              <w:rPr>
-                <w:color w:val="000000"/>
-                <w:sz w:val="20"/>
-                <w:szCs w:val="20"/>
-              </w:rPr>
-              <w:t>CyberSaint</w:t>
-            </w:r>
-            <w:proofErr w:type="spellEnd"/>
-          </w:p>
-        </w:tc>
-        <w:tc>
-          <w:tcPr>
-            <w:tcW w:w="2430" w:type="dxa"/>
+            <w:r>
+              <w:rPr>
+                <w:color w:val="000000"/>
+                <w:sz w:val="20"/>
+                <w:szCs w:val="20"/>
+              </w:rPr>
+              <w:t>$1,950</w:t>
+            </w:r>
+          </w:p>
+        </w:tc>
+        <w:tc>
+          <w:tcPr>
+            <w:tcW w:w="3960" w:type="dxa"/>
             <w:tcBorders>
               <w:top w:val="single" w:sz="1" w:space="0" w:color="CCCCCC"/>
               <w:left w:val="single" w:sz="1" w:space="0" w:color="CCCCCC"/>
@@ -4506,13 +4512,13 @@
                 <w:sz w:val="20"/>
                 <w:szCs w:val="20"/>
               </w:rPr>
-              <w:t>Scoring or compliance only; not a full program</w:t>
-            </w:r>
-          </w:p>
-        </w:tc>
-        <w:tc>
-          <w:tcPr>
-            <w:tcW w:w="2430" w:type="dxa"/>
+              <w:t>A ShieldAI engineer runs the security program end-to-end — still below human-only competitors</w:t>
+            </w:r>
+          </w:p>
+        </w:tc>
+        <w:tc>
+          <w:tcPr>
+            <w:tcW w:w="2100" w:type="dxa"/>
             <w:tcBorders>
               <w:top w:val="single" w:sz="1" w:space="0" w:color="CCCCCC"/>
               <w:left w:val="single" w:sz="1" w:space="0" w:color="CCCCCC"/>
@@ -4534,127 +4540,7 @@
                 <w:sz w:val="20"/>
                 <w:szCs w:val="20"/>
               </w:rPr>
-              <w:t>Complete program + human-managed delivery</w:t>
-            </w:r>
-          </w:p>
-        </w:tc>
-      </w:tr>
-      <w:tr>
-        <w:tblPrEx>
-          <w:tblCellMar>
-            <w:top w:w="0" w:type="dxa"/>
-            <w:bottom w:w="0" w:type="dxa"/>
-          </w:tblCellMar>
-        </w:tblPrEx>
-        <w:tc>
-          <w:tcPr>
-            <w:tcW w:w="2200" w:type="dxa"/>
-            <w:tcBorders>
-              <w:top w:val="single" w:sz="1" w:space="0" w:color="CCCCCC"/>
-              <w:left w:val="single" w:sz="1" w:space="0" w:color="CCCCCC"/>
-              <w:bottom w:val="single" w:sz="1" w:space="0" w:color="CCCCCC"/>
-              <w:right w:val="single" w:sz="1" w:space="0" w:color="CCCCCC"/>
-            </w:tcBorders>
-            <w:shd w:val="clear" w:color="auto" w:fill="F2F7FA"/>
-            <w:tcMar>
-              <w:top w:w="80" w:type="dxa"/>
-              <w:left w:w="120" w:type="dxa"/>
-              <w:bottom w:w="80" w:type="dxa"/>
-              <w:right w:w="120" w:type="dxa"/>
-            </w:tcMar>
-          </w:tcPr>
-          <w:p>
-            <w:r>
-              <w:rPr>
-                <w:color w:val="000000"/>
-                <w:sz w:val="20"/>
-                <w:szCs w:val="20"/>
-              </w:rPr>
-              <w:t>MSPs / DIY tools</w:t>
-            </w:r>
-          </w:p>
-        </w:tc>
-        <w:tc>
-          <w:tcPr>
-            <w:tcW w:w="2300" w:type="dxa"/>
-            <w:tcBorders>
-              <w:top w:val="single" w:sz="1" w:space="0" w:color="CCCCCC"/>
-              <w:left w:val="single" w:sz="1" w:space="0" w:color="CCCCCC"/>
-              <w:bottom w:val="single" w:sz="1" w:space="0" w:color="CCCCCC"/>
-              <w:right w:val="single" w:sz="1" w:space="0" w:color="CCCCCC"/>
-            </w:tcBorders>
-            <w:shd w:val="clear" w:color="auto" w:fill="F2F7FA"/>
-            <w:tcMar>
-              <w:top w:w="80" w:type="dxa"/>
-              <w:left w:w="120" w:type="dxa"/>
-              <w:bottom w:w="80" w:type="dxa"/>
-              <w:right w:w="120" w:type="dxa"/>
-            </w:tcMar>
-          </w:tcPr>
-          <w:p>
-            <w:r>
-              <w:rPr>
-                <w:color w:val="000000"/>
-                <w:sz w:val="20"/>
-                <w:szCs w:val="20"/>
-              </w:rPr>
-              <w:t>Managed IT add-ons, templates</w:t>
-            </w:r>
-          </w:p>
-        </w:tc>
-        <w:tc>
-          <w:tcPr>
-            <w:tcW w:w="2430" w:type="dxa"/>
-            <w:tcBorders>
-              <w:top w:val="single" w:sz="1" w:space="0" w:color="CCCCCC"/>
-              <w:left w:val="single" w:sz="1" w:space="0" w:color="CCCCCC"/>
-              <w:bottom w:val="single" w:sz="1" w:space="0" w:color="CCCCCC"/>
-              <w:right w:val="single" w:sz="1" w:space="0" w:color="CCCCCC"/>
-            </w:tcBorders>
-            <w:shd w:val="clear" w:color="auto" w:fill="F2F7FA"/>
-            <w:tcMar>
-              <w:top w:w="80" w:type="dxa"/>
-              <w:left w:w="120" w:type="dxa"/>
-              <w:bottom w:w="80" w:type="dxa"/>
-              <w:right w:w="120" w:type="dxa"/>
-            </w:tcMar>
-          </w:tcPr>
-          <w:p>
-            <w:r>
-              <w:rPr>
-                <w:color w:val="000000"/>
-                <w:sz w:val="20"/>
-                <w:szCs w:val="20"/>
-              </w:rPr>
-              <w:t>Tools without strategy or CISO-level judgment</w:t>
-            </w:r>
-          </w:p>
-        </w:tc>
-        <w:tc>
-          <w:tcPr>
-            <w:tcW w:w="2430" w:type="dxa"/>
-            <w:tcBorders>
-              <w:top w:val="single" w:sz="1" w:space="0" w:color="CCCCCC"/>
-              <w:left w:val="single" w:sz="1" w:space="0" w:color="CCCCCC"/>
-              <w:bottom w:val="single" w:sz="1" w:space="0" w:color="CCCCCC"/>
-              <w:right w:val="single" w:sz="1" w:space="0" w:color="CCCCCC"/>
-            </w:tcBorders>
-            <w:shd w:val="clear" w:color="auto" w:fill="F2F7FA"/>
-            <w:tcMar>
-              <w:top w:w="80" w:type="dxa"/>
-              <w:left w:w="120" w:type="dxa"/>
-              <w:bottom w:w="80" w:type="dxa"/>
-              <w:right w:w="120" w:type="dxa"/>
-            </w:tcMar>
-          </w:tcPr>
-          <w:p>
-            <w:r>
-              <w:rPr>
-                <w:color w:val="000000"/>
-                <w:sz w:val="20"/>
-                <w:szCs w:val="20"/>
-              </w:rPr>
-              <w:t>We deliver the CISO function, not just tooling</w:t>
+              <w:t>Regulated / insured / supply-chain SMBs</w:t>
             </w:r>
           </w:p>
         </w:tc>
@@ -4667,441 +4553,32 @@
     </w:p>
     <w:p>
       <w:pPr>
+        <w:spacing w:after="140" w:line="276" w:lineRule="auto"/>
+      </w:pPr>
+      <w:r>
+        <w:t>The ladder is designed for land-and-expand: a business enters at $129/month and grows into managed plans as trust builds and compliance demands increase. The managed tier deliberately sits at or below the bottom of the traditional retainer range — “a fractional CISO at a fraction of the cost.”</w:t>
+      </w:r>
+    </w:p>
+    <w:p>
+      <w:pPr>
         <w:pStyle w:val="Heading2"/>
       </w:pPr>
-      <w:bookmarkStart w:id="21" w:name="_Toc232508604"/>
-      <w:r>
-        <w:t>6.2 Why</w:t>
-      </w:r>
-      <w:r>
-        <w:t xml:space="preserve"> We Win</w:t>
-      </w:r>
-      <w:bookmarkEnd w:id="21"/>
-    </w:p>
-    <w:p>
-      <w:pPr>
-        <w:pStyle w:val="ListParagraph"/>
-        <w:numPr>
-          <w:ilvl w:val="0"/>
-          <w:numId w:val="2"/>
-        </w:numPr>
-        <w:spacing w:after="60" w:line="264" w:lineRule="auto"/>
-      </w:pPr>
-      <w:r>
-        <w:t>Proprietary scoring methodology: explainable, repeatable, and trusted by insurers and auditors — not an opaque AI guess.</w:t>
-      </w:r>
-    </w:p>
-    <w:p>
-      <w:pPr>
-        <w:pStyle w:val="ListParagraph"/>
-        <w:numPr>
-          <w:ilvl w:val="0"/>
-          <w:numId w:val="2"/>
-        </w:numPr>
-        <w:spacing w:after="60" w:line="264" w:lineRule="auto"/>
-      </w:pPr>
-      <w:r>
-        <w:t>Human-in-the-loop: expert review makes output trustworthy enough to sell and materially limits liability.</w:t>
-      </w:r>
-    </w:p>
-    <w:p>
-      <w:pPr>
-        <w:pStyle w:val="ListParagraph"/>
-        <w:numPr>
-          <w:ilvl w:val="0"/>
-          <w:numId w:val="2"/>
-        </w:numPr>
-        <w:spacing w:after="60" w:line="264" w:lineRule="auto"/>
-      </w:pPr>
-      <w:r>
-        <w:t>Compounding data and relationships: every assessment and managed client makes the system smarter and stickier.</w:t>
-      </w:r>
-    </w:p>
-    <w:p>
-      <w:pPr>
-        <w:pStyle w:val="ListParagraph"/>
-        <w:numPr>
-          <w:ilvl w:val="0"/>
-          <w:numId w:val="2"/>
-        </w:numPr>
-        <w:spacing w:after="60" w:line="264" w:lineRule="auto"/>
-      </w:pPr>
-      <w:proofErr w:type="gramStart"/>
-      <w:r>
-        <w:t>The AI</w:t>
-      </w:r>
-      <w:proofErr w:type="gramEnd"/>
-      <w:r>
-        <w:t xml:space="preserve"> is the commodity; the system around it — methodology, workflow, engineers, data — is the moat. A well-funded competitor cannot trivially replicate the whole system.</w:t>
-      </w:r>
-    </w:p>
-    <w:p>
-      <w:pPr>
-        <w:pStyle w:val="Heading1"/>
-      </w:pPr>
-      <w:bookmarkStart w:id="22" w:name="_Toc232508605"/>
-      <w:r>
-        <w:t>7</w:t>
-      </w:r>
-      <w:r>
-        <w:t>. Product</w:t>
-      </w:r>
-      <w:r>
-        <w:t xml:space="preserve"> Roadmap</w:t>
-      </w:r>
-      <w:bookmarkEnd w:id="22"/>
-    </w:p>
-    <w:p>
-      <w:pPr>
-        <w:pStyle w:val="Heading2"/>
-      </w:pPr>
-      <w:bookmarkStart w:id="23" w:name="_Toc232508606"/>
-      <w:r>
-        <w:t>Phase 1 — Live Today: The Self-Serve Product</w:t>
-      </w:r>
-      <w:bookmarkEnd w:id="23"/>
-    </w:p>
-    <w:p>
-      <w:pPr>
-        <w:pStyle w:val="ListParagraph"/>
-        <w:numPr>
-          <w:ilvl w:val="0"/>
-          <w:numId w:val="2"/>
-        </w:numPr>
-        <w:spacing w:after="60" w:line="264" w:lineRule="auto"/>
-      </w:pPr>
-      <w:r>
-        <w:t>Conversational intake + structured NIST checklist; deterministic posture scoring.</w:t>
-      </w:r>
-    </w:p>
-    <w:p>
-      <w:pPr>
-        <w:pStyle w:val="ListParagraph"/>
-        <w:numPr>
-          <w:ilvl w:val="0"/>
-          <w:numId w:val="2"/>
-        </w:numPr>
-        <w:spacing w:after="60" w:line="264" w:lineRule="auto"/>
-      </w:pPr>
-      <w:r>
-        <w:t>AI-generated security program: roadmap, policies, compliance mapping, workflows, training, executive report.</w:t>
-      </w:r>
-    </w:p>
-    <w:p>
-      <w:pPr>
-        <w:pStyle w:val="ListParagraph"/>
-        <w:numPr>
-          <w:ilvl w:val="0"/>
-          <w:numId w:val="2"/>
-        </w:numPr>
-        <w:spacing w:after="60" w:line="264" w:lineRule="auto"/>
-      </w:pPr>
-      <w:r>
-        <w:t>Professional policy generation with Word export; user accounts; admin tooling.</w:t>
-      </w:r>
-    </w:p>
-    <w:p>
-      <w:pPr>
-        <w:pStyle w:val="Heading2"/>
-      </w:pPr>
-      <w:bookmarkStart w:id="24" w:name="_Toc232508607"/>
-      <w:r>
-        <w:t>Phase 2 — This Raise: The Managed Platform</w:t>
-      </w:r>
-      <w:bookmarkEnd w:id="24"/>
-    </w:p>
-    <w:p>
-      <w:pPr>
-        <w:pStyle w:val="ListParagraph"/>
-        <w:numPr>
-          <w:ilvl w:val="0"/>
-          <w:numId w:val="2"/>
-        </w:numPr>
-        <w:spacing w:after="60" w:line="264" w:lineRule="auto"/>
-      </w:pPr>
-      <w:r>
-        <w:t>Convert the analyst console from mockup to live product (portfolio view, per-client command centers).</w:t>
-      </w:r>
-    </w:p>
-    <w:p>
-      <w:pPr>
-        <w:pStyle w:val="ListParagraph"/>
-        <w:numPr>
-          <w:ilvl w:val="0"/>
-          <w:numId w:val="2"/>
-        </w:numPr>
-        <w:spacing w:after="60" w:line="264" w:lineRule="auto"/>
-      </w:pPr>
-      <w:r>
-        <w:t>Hire and onboard the first cybersecurity engineers to run managed programs.</w:t>
-      </w:r>
-    </w:p>
-    <w:p>
-      <w:pPr>
-        <w:pStyle w:val="ListParagraph"/>
-        <w:numPr>
-          <w:ilvl w:val="0"/>
-          <w:numId w:val="2"/>
-        </w:numPr>
-        <w:spacing w:after="60" w:line="264" w:lineRule="auto"/>
-      </w:pPr>
-      <w:r>
-        <w:t>Live “Mastermind” AI co-pilot for engineers; review-and-approval workflow in production.</w:t>
-      </w:r>
-    </w:p>
-    <w:p>
-      <w:pPr>
-        <w:pStyle w:val="ListParagraph"/>
-        <w:numPr>
-          <w:ilvl w:val="0"/>
-          <w:numId w:val="2"/>
-        </w:numPr>
-        <w:spacing w:after="60" w:line="264" w:lineRule="auto"/>
-      </w:pPr>
-      <w:r>
-        <w:t>Client messaging, weekly automated program reporting, and compliance progress tracking.</w:t>
-      </w:r>
-    </w:p>
-    <w:p>
-      <w:pPr>
-        <w:pStyle w:val="Heading2"/>
-      </w:pPr>
-      <w:bookmarkStart w:id="25" w:name="_Toc232508608"/>
-      <w:r>
-        <w:t>Phase 3 — Scale: Telemetry &amp; Automation</w:t>
-      </w:r>
-      <w:bookmarkEnd w:id="25"/>
-    </w:p>
-    <w:p>
-      <w:pPr>
-        <w:pStyle w:val="ListParagraph"/>
-        <w:numPr>
-          <w:ilvl w:val="0"/>
-          <w:numId w:val="2"/>
-        </w:numPr>
-        <w:spacing w:after="60" w:line="264" w:lineRule="auto"/>
-      </w:pPr>
-      <w:r>
-        <w:lastRenderedPageBreak/>
-        <w:t>Deploy network agents in client environments for live posture and threat telemetry.</w:t>
-      </w:r>
-    </w:p>
-    <w:p>
-      <w:pPr>
-        <w:pStyle w:val="ListParagraph"/>
-        <w:numPr>
-          <w:ilvl w:val="0"/>
-          <w:numId w:val="2"/>
-        </w:numPr>
-        <w:spacing w:after="60" w:line="264" w:lineRule="auto"/>
-      </w:pPr>
-      <w:r>
-        <w:t>Continuous monitoring, automated alerting, and agent-fed recommendations.</w:t>
-      </w:r>
-    </w:p>
-    <w:p>
-      <w:pPr>
-        <w:pStyle w:val="ListParagraph"/>
-        <w:numPr>
-          <w:ilvl w:val="0"/>
-          <w:numId w:val="2"/>
-        </w:numPr>
-        <w:spacing w:after="60" w:line="264" w:lineRule="auto"/>
-      </w:pPr>
-      <w:r>
-        <w:t>Channel partnerships (insurers, MSPs) for low-CAC distribution; expand client base and verticals.</w:t>
-      </w:r>
-    </w:p>
-    <w:p>
-      <w:pPr>
-        <w:pStyle w:val="Heading1"/>
-      </w:pPr>
-      <w:bookmarkStart w:id="26" w:name="_Toc232508609"/>
-      <w:r>
-        <w:t>8</w:t>
-      </w:r>
-      <w:r>
-        <w:t>. Team</w:t>
-      </w:r>
-      <w:r>
-        <w:t xml:space="preserve"> &amp; Execution</w:t>
-      </w:r>
-      <w:bookmarkEnd w:id="26"/>
+      <w:bookmarkStart w:id="19" w:name="_Toc232514835"/>
+      <w:r>
+        <w:t>5.3 Unit</w:t>
+      </w:r>
+      <w:r>
+        <w:t xml:space="preserve"> Economics — The Scalability Engine</w:t>
+      </w:r>
+      <w:bookmarkEnd w:id="19"/>
     </w:p>
     <w:p>
       <w:pPr>
         <w:spacing w:after="140" w:line="276" w:lineRule="auto"/>
       </w:pPr>
       <w:r>
-        <w:t>ShieldAI is being built by Xandu Ltd. The product is already developed and functioning, demonstrating execution capability and meaningfully de-risking the technical plan. The immediate organizational priority funded by this raise is hiring the first cybersecurity engineers — the people who run managed client programs through the analyst console — alongside continued product engineering.</w:t>
-      </w:r>
-    </w:p>
-    <w:p>
-      <w:pPr>
-        <w:spacing w:after="140" w:line="276" w:lineRule="auto"/>
-      </w:pPr>
-      <w:r>
-        <w:t>Because the platform model amplifies each engineer with AI, the team can stay lean relative to the size of the client book it supports. Security leadership and qualified engineering talent are the key early hires, given that the managed offering depends on credible, accountable human expertise.</w:t>
-      </w:r>
-    </w:p>
-    <w:p>
-      <w:pPr>
-        <w:spacing w:after="140" w:line="276" w:lineRule="auto"/>
-      </w:pPr>
-      <w:r>
-        <w:rPr>
-          <w:i/>
-          <w:iCs/>
-          <w:color w:val="5A6B7B"/>
-        </w:rPr>
-        <w:t>[Insert founder/team bios and relevant security, SaaS, and go-to-market experience here.]</w:t>
-      </w:r>
-    </w:p>
-    <w:p>
-      <w:pPr>
-        <w:pStyle w:val="Heading1"/>
-      </w:pPr>
-      <w:bookmarkStart w:id="27" w:name="_Toc232508610"/>
-      <w:r>
-        <w:t>9.  The Ask &amp; Use of Funds</w:t>
-      </w:r>
-      <w:bookmarkEnd w:id="27"/>
-    </w:p>
-    <w:p>
-      <w:pPr>
-        <w:spacing w:after="140" w:line="276" w:lineRule="auto"/>
-      </w:pPr>
-      <w:r>
-        <w:t>ShieldAI is raising [amount] to fund the transition from a working self-serve product to a managed-security platform over the next [N] months. The capital is allocated to:</w:t>
-      </w:r>
-    </w:p>
-    <w:p>
-      <w:pPr>
-        <w:pStyle w:val="ListParagraph"/>
-        <w:numPr>
-          <w:ilvl w:val="0"/>
-          <w:numId w:val="2"/>
-        </w:numPr>
-        <w:spacing w:after="60" w:line="264" w:lineRule="auto"/>
-      </w:pPr>
-      <w:r>
-        <w:t>Engineering: convert the analyst console to a live product and build agent telemetry and monitoring.</w:t>
-      </w:r>
-    </w:p>
-    <w:p>
-      <w:pPr>
-        <w:pStyle w:val="ListParagraph"/>
-        <w:numPr>
-          <w:ilvl w:val="0"/>
-          <w:numId w:val="2"/>
-        </w:numPr>
-        <w:spacing w:after="60" w:line="264" w:lineRule="auto"/>
-      </w:pPr>
-      <w:r>
-        <w:t xml:space="preserve">First security-engineer hires: the people who deliver </w:t>
-      </w:r>
-      <w:proofErr w:type="gramStart"/>
-      <w:r>
-        <w:t>managed</w:t>
-      </w:r>
-      <w:proofErr w:type="gramEnd"/>
-      <w:r>
-        <w:t xml:space="preserve"> vCISO programs at quality.</w:t>
-      </w:r>
-    </w:p>
-    <w:p>
-      <w:pPr>
-        <w:pStyle w:val="ListParagraph"/>
-        <w:numPr>
-          <w:ilvl w:val="0"/>
-          <w:numId w:val="2"/>
-        </w:numPr>
-        <w:spacing w:after="60" w:line="264" w:lineRule="auto"/>
-      </w:pPr>
-      <w:r>
-        <w:t>Go-to-market: establish channel partnerships (insurers, MSPs) and demand generation in target verticals.</w:t>
-      </w:r>
-    </w:p>
-    <w:p>
-      <w:pPr>
-        <w:pStyle w:val="ListParagraph"/>
-        <w:numPr>
-          <w:ilvl w:val="0"/>
-          <w:numId w:val="2"/>
-        </w:numPr>
-        <w:spacing w:after="60" w:line="264" w:lineRule="auto"/>
-      </w:pPr>
-      <w:r>
-        <w:t>Operations and compliance: pursue ShieldAI’s own SOC 2 posture and put appropriate scope, terms, and liability protections around the managed and self-serve tiers.</w:t>
-      </w:r>
-    </w:p>
-    <w:p>
-      <w:pPr>
-        <w:spacing w:after="140" w:line="276" w:lineRule="auto"/>
-      </w:pPr>
-      <w:r>
-        <w:rPr>
-          <w:i/>
-          <w:iCs/>
-          <w:color w:val="5A6B7B"/>
-        </w:rPr>
-        <w:t xml:space="preserve">[Insert specific dollar amount, allocation percentages, milestones this raise achieves, and the runway it provides. Tie milestones to a Series A readiness story — e.g., N managed clients, $X ARR, proven </w:t>
-      </w:r>
-      <w:proofErr w:type="gramStart"/>
-      <w:r>
-        <w:rPr>
-          <w:i/>
-          <w:iCs/>
-          <w:color w:val="5A6B7B"/>
-        </w:rPr>
-        <w:t>LTV:CAC</w:t>
-      </w:r>
-      <w:proofErr w:type="gramEnd"/>
-      <w:r>
-        <w:rPr>
-          <w:i/>
-          <w:iCs/>
-          <w:color w:val="5A6B7B"/>
-        </w:rPr>
-        <w:t>.]</w:t>
-      </w:r>
-    </w:p>
-    <w:p>
-      <w:pPr>
-        <w:pBdr>
-          <w:left w:val="single" w:sz="18" w:space="12" w:color="1B6CA8"/>
-        </w:pBdr>
-        <w:spacing w:before="120" w:after="160" w:line="300" w:lineRule="auto"/>
-        <w:ind w:left="360"/>
-      </w:pPr>
-      <w:r>
-        <w:rPr>
-          <w:i/>
-          <w:iCs/>
-          <w:color w:val="13315C"/>
-          <w:sz w:val="24"/>
-          <w:szCs w:val="24"/>
-        </w:rPr>
-        <w:t>A full-time CISO costs a quarter-million dollars a year. ShieldAI delivers that protection for the price of a subscription — and the platform lets a handful of our engineers protect thousands of businesses.</w:t>
-      </w:r>
-    </w:p>
-    <w:p>
-      <w:pPr>
-        <w:pStyle w:val="Heading1"/>
-      </w:pPr>
-      <w:bookmarkStart w:id="28" w:name="_Toc232508611"/>
-      <w:r>
-        <w:t>10</w:t>
-      </w:r>
-      <w:proofErr w:type="gramStart"/>
-      <w:r>
-        <w:t>.  Risk</w:t>
-      </w:r>
-      <w:proofErr w:type="gramEnd"/>
-      <w:r>
-        <w:t xml:space="preserve"> Analysis &amp; Mitigation</w:t>
-      </w:r>
-      <w:bookmarkEnd w:id="28"/>
+        <w:t>The defining economics are at the managed tier, where the analyst console and AI co-pilot let a single cybersecurity engineer manage roughly 25 clients with a high-touch service level.</w:t>
+      </w:r>
     </w:p>
     <w:tbl>
       <w:tblPr>
@@ -5118,7 +4595,3193 @@
           <w:left w:w="10" w:type="dxa"/>
           <w:right w:w="10" w:type="dxa"/>
         </w:tblCellMar>
-        <w:tblLook w:val="04A0" w:firstRow="1" w:lastRow="0" w:firstColumn="1" w:lastColumn="0" w:noHBand="0" w:noVBand="1"/>
+        <w:tblLook w:val="0000" w:firstRow="0" w:lastRow="0" w:firstColumn="0" w:lastColumn="0" w:noHBand="0" w:noVBand="0"/>
+      </w:tblPr>
+      <w:tblGrid>
+        <w:gridCol w:w="4000"/>
+        <w:gridCol w:w="5360"/>
+      </w:tblGrid>
+      <w:tr>
+        <w:tblPrEx>
+          <w:tblCellMar>
+            <w:top w:w="0" w:type="dxa"/>
+            <w:bottom w:w="0" w:type="dxa"/>
+          </w:tblCellMar>
+        </w:tblPrEx>
+        <w:tc>
+          <w:tcPr>
+            <w:tcW w:w="4000" w:type="dxa"/>
+            <w:tcBorders>
+              <w:top w:val="single" w:sz="1" w:space="0" w:color="CCCCCC"/>
+              <w:left w:val="single" w:sz="1" w:space="0" w:color="CCCCCC"/>
+              <w:bottom w:val="single" w:sz="1" w:space="0" w:color="CCCCCC"/>
+              <w:right w:val="single" w:sz="1" w:space="0" w:color="CCCCCC"/>
+            </w:tcBorders>
+            <w:shd w:val="clear" w:color="auto" w:fill="0B2545"/>
+            <w:tcMar>
+              <w:top w:w="80" w:type="dxa"/>
+              <w:left w:w="120" w:type="dxa"/>
+              <w:bottom w:w="80" w:type="dxa"/>
+              <w:right w:w="120" w:type="dxa"/>
+            </w:tcMar>
+          </w:tcPr>
+          <w:p>
+            <w:r>
+              <w:rPr>
+                <w:b/>
+                <w:bCs/>
+                <w:color w:val="FFFFFF"/>
+                <w:sz w:val="20"/>
+                <w:szCs w:val="20"/>
+              </w:rPr>
+              <w:t>Metric</w:t>
+            </w:r>
+          </w:p>
+        </w:tc>
+        <w:tc>
+          <w:tcPr>
+            <w:tcW w:w="5360" w:type="dxa"/>
+            <w:tcBorders>
+              <w:top w:val="single" w:sz="1" w:space="0" w:color="CCCCCC"/>
+              <w:left w:val="single" w:sz="1" w:space="0" w:color="CCCCCC"/>
+              <w:bottom w:val="single" w:sz="1" w:space="0" w:color="CCCCCC"/>
+              <w:right w:val="single" w:sz="1" w:space="0" w:color="CCCCCC"/>
+            </w:tcBorders>
+            <w:shd w:val="clear" w:color="auto" w:fill="0B2545"/>
+            <w:tcMar>
+              <w:top w:w="80" w:type="dxa"/>
+              <w:left w:w="120" w:type="dxa"/>
+              <w:bottom w:w="80" w:type="dxa"/>
+              <w:right w:w="120" w:type="dxa"/>
+            </w:tcMar>
+          </w:tcPr>
+          <w:p>
+            <w:r>
+              <w:rPr>
+                <w:b/>
+                <w:bCs/>
+                <w:color w:val="FFFFFF"/>
+                <w:sz w:val="20"/>
+                <w:szCs w:val="20"/>
+              </w:rPr>
+              <w:t>Value</w:t>
+            </w:r>
+          </w:p>
+        </w:tc>
+      </w:tr>
+      <w:tr>
+        <w:tblPrEx>
+          <w:tblCellMar>
+            <w:top w:w="0" w:type="dxa"/>
+            <w:bottom w:w="0" w:type="dxa"/>
+          </w:tblCellMar>
+        </w:tblPrEx>
+        <w:tc>
+          <w:tcPr>
+            <w:tcW w:w="4000" w:type="dxa"/>
+            <w:tcBorders>
+              <w:top w:val="single" w:sz="1" w:space="0" w:color="CCCCCC"/>
+              <w:left w:val="single" w:sz="1" w:space="0" w:color="CCCCCC"/>
+              <w:bottom w:val="single" w:sz="1" w:space="0" w:color="CCCCCC"/>
+              <w:right w:val="single" w:sz="1" w:space="0" w:color="CCCCCC"/>
+            </w:tcBorders>
+            <w:shd w:val="clear" w:color="auto" w:fill="FFFFFF"/>
+            <w:tcMar>
+              <w:top w:w="80" w:type="dxa"/>
+              <w:left w:w="120" w:type="dxa"/>
+              <w:bottom w:w="80" w:type="dxa"/>
+              <w:right w:w="120" w:type="dxa"/>
+            </w:tcMar>
+          </w:tcPr>
+          <w:p>
+            <w:r>
+              <w:rPr>
+                <w:color w:val="000000"/>
+                <w:sz w:val="20"/>
+                <w:szCs w:val="20"/>
+              </w:rPr>
+              <w:t>Managed price</w:t>
+            </w:r>
+          </w:p>
+        </w:tc>
+        <w:tc>
+          <w:tcPr>
+            <w:tcW w:w="5360" w:type="dxa"/>
+            <w:tcBorders>
+              <w:top w:val="single" w:sz="1" w:space="0" w:color="CCCCCC"/>
+              <w:left w:val="single" w:sz="1" w:space="0" w:color="CCCCCC"/>
+              <w:bottom w:val="single" w:sz="1" w:space="0" w:color="CCCCCC"/>
+              <w:right w:val="single" w:sz="1" w:space="0" w:color="CCCCCC"/>
+            </w:tcBorders>
+            <w:shd w:val="clear" w:color="auto" w:fill="FFFFFF"/>
+            <w:tcMar>
+              <w:top w:w="80" w:type="dxa"/>
+              <w:left w:w="120" w:type="dxa"/>
+              <w:bottom w:w="80" w:type="dxa"/>
+              <w:right w:w="120" w:type="dxa"/>
+            </w:tcMar>
+          </w:tcPr>
+          <w:p>
+            <w:r>
+              <w:rPr>
+                <w:color w:val="000000"/>
+                <w:sz w:val="20"/>
+                <w:szCs w:val="20"/>
+              </w:rPr>
+              <w:t>$1,950 / month</w:t>
+            </w:r>
+          </w:p>
+        </w:tc>
+      </w:tr>
+      <w:tr>
+        <w:tblPrEx>
+          <w:tblCellMar>
+            <w:top w:w="0" w:type="dxa"/>
+            <w:bottom w:w="0" w:type="dxa"/>
+          </w:tblCellMar>
+        </w:tblPrEx>
+        <w:tc>
+          <w:tcPr>
+            <w:tcW w:w="4000" w:type="dxa"/>
+            <w:tcBorders>
+              <w:top w:val="single" w:sz="1" w:space="0" w:color="CCCCCC"/>
+              <w:left w:val="single" w:sz="1" w:space="0" w:color="CCCCCC"/>
+              <w:bottom w:val="single" w:sz="1" w:space="0" w:color="CCCCCC"/>
+              <w:right w:val="single" w:sz="1" w:space="0" w:color="CCCCCC"/>
+            </w:tcBorders>
+            <w:shd w:val="clear" w:color="auto" w:fill="F2F7FA"/>
+            <w:tcMar>
+              <w:top w:w="80" w:type="dxa"/>
+              <w:left w:w="120" w:type="dxa"/>
+              <w:bottom w:w="80" w:type="dxa"/>
+              <w:right w:w="120" w:type="dxa"/>
+            </w:tcMar>
+          </w:tcPr>
+          <w:p>
+            <w:r>
+              <w:rPr>
+                <w:color w:val="000000"/>
+                <w:sz w:val="20"/>
+                <w:szCs w:val="20"/>
+              </w:rPr>
+              <w:t>Clients per engineer</w:t>
+            </w:r>
+          </w:p>
+        </w:tc>
+        <w:tc>
+          <w:tcPr>
+            <w:tcW w:w="5360" w:type="dxa"/>
+            <w:tcBorders>
+              <w:top w:val="single" w:sz="1" w:space="0" w:color="CCCCCC"/>
+              <w:left w:val="single" w:sz="1" w:space="0" w:color="CCCCCC"/>
+              <w:bottom w:val="single" w:sz="1" w:space="0" w:color="CCCCCC"/>
+              <w:right w:val="single" w:sz="1" w:space="0" w:color="CCCCCC"/>
+            </w:tcBorders>
+            <w:shd w:val="clear" w:color="auto" w:fill="F2F7FA"/>
+            <w:tcMar>
+              <w:top w:w="80" w:type="dxa"/>
+              <w:left w:w="120" w:type="dxa"/>
+              <w:bottom w:w="80" w:type="dxa"/>
+              <w:right w:w="120" w:type="dxa"/>
+            </w:tcMar>
+          </w:tcPr>
+          <w:p>
+            <w:r>
+              <w:rPr>
+                <w:color w:val="000000"/>
+                <w:sz w:val="20"/>
+                <w:szCs w:val="20"/>
+              </w:rPr>
+              <w:t>~25 (enabled by the AI-amplified console)</w:t>
+            </w:r>
+          </w:p>
+        </w:tc>
+      </w:tr>
+      <w:tr>
+        <w:tblPrEx>
+          <w:tblCellMar>
+            <w:top w:w="0" w:type="dxa"/>
+            <w:bottom w:w="0" w:type="dxa"/>
+          </w:tblCellMar>
+        </w:tblPrEx>
+        <w:tc>
+          <w:tcPr>
+            <w:tcW w:w="4000" w:type="dxa"/>
+            <w:tcBorders>
+              <w:top w:val="single" w:sz="1" w:space="0" w:color="CCCCCC"/>
+              <w:left w:val="single" w:sz="1" w:space="0" w:color="CCCCCC"/>
+              <w:bottom w:val="single" w:sz="1" w:space="0" w:color="CCCCCC"/>
+              <w:right w:val="single" w:sz="1" w:space="0" w:color="CCCCCC"/>
+            </w:tcBorders>
+            <w:shd w:val="clear" w:color="auto" w:fill="FFFFFF"/>
+            <w:tcMar>
+              <w:top w:w="80" w:type="dxa"/>
+              <w:left w:w="120" w:type="dxa"/>
+              <w:bottom w:w="80" w:type="dxa"/>
+              <w:right w:w="120" w:type="dxa"/>
+            </w:tcMar>
+          </w:tcPr>
+          <w:p>
+            <w:r>
+              <w:rPr>
+                <w:color w:val="000000"/>
+                <w:sz w:val="20"/>
+                <w:szCs w:val="20"/>
+              </w:rPr>
+              <w:t>Revenue per engineer</w:t>
+            </w:r>
+          </w:p>
+        </w:tc>
+        <w:tc>
+          <w:tcPr>
+            <w:tcW w:w="5360" w:type="dxa"/>
+            <w:tcBorders>
+              <w:top w:val="single" w:sz="1" w:space="0" w:color="CCCCCC"/>
+              <w:left w:val="single" w:sz="1" w:space="0" w:color="CCCCCC"/>
+              <w:bottom w:val="single" w:sz="1" w:space="0" w:color="CCCCCC"/>
+              <w:right w:val="single" w:sz="1" w:space="0" w:color="CCCCCC"/>
+            </w:tcBorders>
+            <w:shd w:val="clear" w:color="auto" w:fill="FFFFFF"/>
+            <w:tcMar>
+              <w:top w:w="80" w:type="dxa"/>
+              <w:left w:w="120" w:type="dxa"/>
+              <w:bottom w:w="80" w:type="dxa"/>
+              <w:right w:w="120" w:type="dxa"/>
+            </w:tcMar>
+          </w:tcPr>
+          <w:p>
+            <w:r>
+              <w:rPr>
+                <w:color w:val="000000"/>
+                <w:sz w:val="20"/>
+                <w:szCs w:val="20"/>
+              </w:rPr>
+              <w:t>~$585,000 / year</w:t>
+            </w:r>
+          </w:p>
+        </w:tc>
+      </w:tr>
+      <w:tr>
+        <w:tblPrEx>
+          <w:tblCellMar>
+            <w:top w:w="0" w:type="dxa"/>
+            <w:bottom w:w="0" w:type="dxa"/>
+          </w:tblCellMar>
+        </w:tblPrEx>
+        <w:tc>
+          <w:tcPr>
+            <w:tcW w:w="4000" w:type="dxa"/>
+            <w:tcBorders>
+              <w:top w:val="single" w:sz="1" w:space="0" w:color="CCCCCC"/>
+              <w:left w:val="single" w:sz="1" w:space="0" w:color="CCCCCC"/>
+              <w:bottom w:val="single" w:sz="1" w:space="0" w:color="CCCCCC"/>
+              <w:right w:val="single" w:sz="1" w:space="0" w:color="CCCCCC"/>
+            </w:tcBorders>
+            <w:shd w:val="clear" w:color="auto" w:fill="F2F7FA"/>
+            <w:tcMar>
+              <w:top w:w="80" w:type="dxa"/>
+              <w:left w:w="120" w:type="dxa"/>
+              <w:bottom w:w="80" w:type="dxa"/>
+              <w:right w:w="120" w:type="dxa"/>
+            </w:tcMar>
+          </w:tcPr>
+          <w:p>
+            <w:r>
+              <w:rPr>
+                <w:color w:val="000000"/>
+                <w:sz w:val="20"/>
+                <w:szCs w:val="20"/>
+              </w:rPr>
+              <w:t>Fully loaded</w:t>
+            </w:r>
+            <w:r>
+              <w:rPr>
+                <w:color w:val="000000"/>
+                <w:sz w:val="20"/>
+                <w:szCs w:val="20"/>
+              </w:rPr>
+              <w:t xml:space="preserve"> engineer cost</w:t>
+            </w:r>
+          </w:p>
+        </w:tc>
+        <w:tc>
+          <w:tcPr>
+            <w:tcW w:w="5360" w:type="dxa"/>
+            <w:tcBorders>
+              <w:top w:val="single" w:sz="1" w:space="0" w:color="CCCCCC"/>
+              <w:left w:val="single" w:sz="1" w:space="0" w:color="CCCCCC"/>
+              <w:bottom w:val="single" w:sz="1" w:space="0" w:color="CCCCCC"/>
+              <w:right w:val="single" w:sz="1" w:space="0" w:color="CCCCCC"/>
+            </w:tcBorders>
+            <w:shd w:val="clear" w:color="auto" w:fill="F2F7FA"/>
+            <w:tcMar>
+              <w:top w:w="80" w:type="dxa"/>
+              <w:left w:w="120" w:type="dxa"/>
+              <w:bottom w:w="80" w:type="dxa"/>
+              <w:right w:w="120" w:type="dxa"/>
+            </w:tcMar>
+          </w:tcPr>
+          <w:p>
+            <w:r>
+              <w:rPr>
+                <w:color w:val="000000"/>
+                <w:sz w:val="20"/>
+                <w:szCs w:val="20"/>
+              </w:rPr>
+              <w:t>~$140,000 / year</w:t>
+            </w:r>
+          </w:p>
+        </w:tc>
+      </w:tr>
+      <w:tr>
+        <w:tblPrEx>
+          <w:tblCellMar>
+            <w:top w:w="0" w:type="dxa"/>
+            <w:bottom w:w="0" w:type="dxa"/>
+          </w:tblCellMar>
+        </w:tblPrEx>
+        <w:tc>
+          <w:tcPr>
+            <w:tcW w:w="4000" w:type="dxa"/>
+            <w:tcBorders>
+              <w:top w:val="single" w:sz="1" w:space="0" w:color="CCCCCC"/>
+              <w:left w:val="single" w:sz="1" w:space="0" w:color="CCCCCC"/>
+              <w:bottom w:val="single" w:sz="1" w:space="0" w:color="CCCCCC"/>
+              <w:right w:val="single" w:sz="1" w:space="0" w:color="CCCCCC"/>
+            </w:tcBorders>
+            <w:shd w:val="clear" w:color="auto" w:fill="FFFFFF"/>
+            <w:tcMar>
+              <w:top w:w="80" w:type="dxa"/>
+              <w:left w:w="120" w:type="dxa"/>
+              <w:bottom w:w="80" w:type="dxa"/>
+              <w:right w:w="120" w:type="dxa"/>
+            </w:tcMar>
+          </w:tcPr>
+          <w:p>
+            <w:r>
+              <w:rPr>
+                <w:color w:val="000000"/>
+                <w:sz w:val="20"/>
+                <w:szCs w:val="20"/>
+              </w:rPr>
+              <w:t>AI + infrastructure cost</w:t>
+            </w:r>
+          </w:p>
+        </w:tc>
+        <w:tc>
+          <w:tcPr>
+            <w:tcW w:w="5360" w:type="dxa"/>
+            <w:tcBorders>
+              <w:top w:val="single" w:sz="1" w:space="0" w:color="CCCCCC"/>
+              <w:left w:val="single" w:sz="1" w:space="0" w:color="CCCCCC"/>
+              <w:bottom w:val="single" w:sz="1" w:space="0" w:color="CCCCCC"/>
+              <w:right w:val="single" w:sz="1" w:space="0" w:color="CCCCCC"/>
+            </w:tcBorders>
+            <w:shd w:val="clear" w:color="auto" w:fill="FFFFFF"/>
+            <w:tcMar>
+              <w:top w:w="80" w:type="dxa"/>
+              <w:left w:w="120" w:type="dxa"/>
+              <w:bottom w:w="80" w:type="dxa"/>
+              <w:right w:w="120" w:type="dxa"/>
+            </w:tcMar>
+          </w:tcPr>
+          <w:p>
+            <w:r>
+              <w:rPr>
+                <w:color w:val="000000"/>
+                <w:sz w:val="20"/>
+                <w:szCs w:val="20"/>
+              </w:rPr>
+              <w:t>~$15 / client / month</w:t>
+            </w:r>
+          </w:p>
+        </w:tc>
+      </w:tr>
+      <w:tr>
+        <w:tblPrEx>
+          <w:tblCellMar>
+            <w:top w:w="0" w:type="dxa"/>
+            <w:bottom w:w="0" w:type="dxa"/>
+          </w:tblCellMar>
+        </w:tblPrEx>
+        <w:tc>
+          <w:tcPr>
+            <w:tcW w:w="4000" w:type="dxa"/>
+            <w:tcBorders>
+              <w:top w:val="single" w:sz="1" w:space="0" w:color="CCCCCC"/>
+              <w:left w:val="single" w:sz="1" w:space="0" w:color="CCCCCC"/>
+              <w:bottom w:val="single" w:sz="1" w:space="0" w:color="CCCCCC"/>
+              <w:right w:val="single" w:sz="1" w:space="0" w:color="CCCCCC"/>
+            </w:tcBorders>
+            <w:shd w:val="clear" w:color="auto" w:fill="F2F7FA"/>
+            <w:tcMar>
+              <w:top w:w="80" w:type="dxa"/>
+              <w:left w:w="120" w:type="dxa"/>
+              <w:bottom w:w="80" w:type="dxa"/>
+              <w:right w:w="120" w:type="dxa"/>
+            </w:tcMar>
+          </w:tcPr>
+          <w:p>
+            <w:r>
+              <w:rPr>
+                <w:color w:val="000000"/>
+                <w:sz w:val="20"/>
+                <w:szCs w:val="20"/>
+              </w:rPr>
+              <w:t>Gross contribution per engineer</w:t>
+            </w:r>
+          </w:p>
+        </w:tc>
+        <w:tc>
+          <w:tcPr>
+            <w:tcW w:w="5360" w:type="dxa"/>
+            <w:tcBorders>
+              <w:top w:val="single" w:sz="1" w:space="0" w:color="CCCCCC"/>
+              <w:left w:val="single" w:sz="1" w:space="0" w:color="CCCCCC"/>
+              <w:bottom w:val="single" w:sz="1" w:space="0" w:color="CCCCCC"/>
+              <w:right w:val="single" w:sz="1" w:space="0" w:color="CCCCCC"/>
+            </w:tcBorders>
+            <w:shd w:val="clear" w:color="auto" w:fill="F2F7FA"/>
+            <w:tcMar>
+              <w:top w:w="80" w:type="dxa"/>
+              <w:left w:w="120" w:type="dxa"/>
+              <w:bottom w:w="80" w:type="dxa"/>
+              <w:right w:w="120" w:type="dxa"/>
+            </w:tcMar>
+          </w:tcPr>
+          <w:p>
+            <w:r>
+              <w:rPr>
+                <w:color w:val="000000"/>
+                <w:sz w:val="20"/>
+                <w:szCs w:val="20"/>
+              </w:rPr>
+              <w:t>~$440,000 / year (~75% margin)</w:t>
+            </w:r>
+          </w:p>
+        </w:tc>
+      </w:tr>
+    </w:tbl>
+    <w:p>
+      <w:pPr>
+        <w:spacing w:after="80"/>
+      </w:pPr>
+    </w:p>
+    <w:p>
+      <w:pPr>
+        <w:spacing w:after="140" w:line="276" w:lineRule="auto"/>
+      </w:pPr>
+      <w:r>
+        <w:rPr>
+          <w:i/>
+          <w:iCs/>
+          <w:color w:val="5A6B7B"/>
+        </w:rPr>
+        <w:t xml:space="preserve">This is the crux of the investment thesis: revenue scales with the client book while engineer headcount grows far more slowly, because the software does </w:t>
+      </w:r>
+      <w:proofErr w:type="gramStart"/>
+      <w:r>
+        <w:rPr>
+          <w:i/>
+          <w:iCs/>
+          <w:color w:val="5A6B7B"/>
+        </w:rPr>
+        <w:t>the heavy</w:t>
+      </w:r>
+      <w:proofErr w:type="gramEnd"/>
+      <w:r>
+        <w:rPr>
+          <w:i/>
+          <w:iCs/>
+          <w:color w:val="5A6B7B"/>
+        </w:rPr>
+        <w:t xml:space="preserve"> lifting. Self-serve and Guided tiers add high-margin, low-touch revenue </w:t>
+      </w:r>
+      <w:r>
+        <w:rPr>
+          <w:i/>
+          <w:iCs/>
+          <w:color w:val="5A6B7B"/>
+        </w:rPr>
+        <w:t>to the top</w:t>
+      </w:r>
+      <w:r>
+        <w:rPr>
+          <w:i/>
+          <w:iCs/>
+          <w:color w:val="5A6B7B"/>
+        </w:rPr>
+        <w:t xml:space="preserve">. Margins improve further as the assessment </w:t>
+      </w:r>
+      <w:r>
+        <w:rPr>
+          <w:i/>
+          <w:iCs/>
+          <w:color w:val="5A6B7B"/>
+        </w:rPr>
+        <w:t>data set</w:t>
+      </w:r>
+      <w:r>
+        <w:rPr>
+          <w:i/>
+          <w:iCs/>
+          <w:color w:val="5A6B7B"/>
+        </w:rPr>
+        <w:t xml:space="preserve"> and automation mature.</w:t>
+      </w:r>
+    </w:p>
+    <w:p>
+      <w:pPr>
+        <w:pStyle w:val="Heading1"/>
+      </w:pPr>
+      <w:bookmarkStart w:id="20" w:name="_Toc232514836"/>
+      <w:r>
+        <w:t>6</w:t>
+      </w:r>
+      <w:r>
+        <w:t>. Financial</w:t>
+      </w:r>
+      <w:r>
+        <w:t xml:space="preserve"> Projections</w:t>
+      </w:r>
+      <w:bookmarkEnd w:id="20"/>
+    </w:p>
+    <w:p>
+      <w:pPr>
+        <w:spacing w:after="140" w:line="276" w:lineRule="auto"/>
+      </w:pPr>
+      <w:r>
+        <w:t>The following is an illustrative three-year ramp based on the pricing and unit economics above. It assumes a deliberate mix shift toward managed clients as the platform matures, with engineer headcount scaling to support the managed book at ~25 clients each.</w:t>
+      </w:r>
+    </w:p>
+    <w:tbl>
+      <w:tblPr>
+        <w:tblW w:w="9360" w:type="dxa"/>
+        <w:tblBorders>
+          <w:top w:val="single" w:sz="4" w:space="0" w:color="auto"/>
+          <w:left w:val="single" w:sz="4" w:space="0" w:color="auto"/>
+          <w:bottom w:val="single" w:sz="4" w:space="0" w:color="auto"/>
+          <w:right w:val="single" w:sz="4" w:space="0" w:color="auto"/>
+          <w:insideH w:val="single" w:sz="4" w:space="0" w:color="auto"/>
+          <w:insideV w:val="single" w:sz="4" w:space="0" w:color="auto"/>
+        </w:tblBorders>
+        <w:tblCellMar>
+          <w:left w:w="10" w:type="dxa"/>
+          <w:right w:w="10" w:type="dxa"/>
+        </w:tblCellMar>
+        <w:tblLook w:val="0000" w:firstRow="0" w:lastRow="0" w:firstColumn="0" w:lastColumn="0" w:noHBand="0" w:noVBand="0"/>
+      </w:tblPr>
+      <w:tblGrid>
+        <w:gridCol w:w="3360"/>
+        <w:gridCol w:w="2000"/>
+        <w:gridCol w:w="2000"/>
+        <w:gridCol w:w="2000"/>
+      </w:tblGrid>
+      <w:tr>
+        <w:tblPrEx>
+          <w:tblCellMar>
+            <w:top w:w="0" w:type="dxa"/>
+            <w:bottom w:w="0" w:type="dxa"/>
+          </w:tblCellMar>
+        </w:tblPrEx>
+        <w:tc>
+          <w:tcPr>
+            <w:tcW w:w="3360" w:type="dxa"/>
+            <w:tcBorders>
+              <w:top w:val="single" w:sz="1" w:space="0" w:color="CCCCCC"/>
+              <w:left w:val="single" w:sz="1" w:space="0" w:color="CCCCCC"/>
+              <w:bottom w:val="single" w:sz="1" w:space="0" w:color="CCCCCC"/>
+              <w:right w:val="single" w:sz="1" w:space="0" w:color="CCCCCC"/>
+            </w:tcBorders>
+            <w:shd w:val="clear" w:color="auto" w:fill="0B2545"/>
+            <w:tcMar>
+              <w:top w:w="80" w:type="dxa"/>
+              <w:left w:w="120" w:type="dxa"/>
+              <w:bottom w:w="80" w:type="dxa"/>
+              <w:right w:w="120" w:type="dxa"/>
+            </w:tcMar>
+          </w:tcPr>
+          <w:p/>
+        </w:tc>
+        <w:tc>
+          <w:tcPr>
+            <w:tcW w:w="2000" w:type="dxa"/>
+            <w:tcBorders>
+              <w:top w:val="single" w:sz="1" w:space="0" w:color="CCCCCC"/>
+              <w:left w:val="single" w:sz="1" w:space="0" w:color="CCCCCC"/>
+              <w:bottom w:val="single" w:sz="1" w:space="0" w:color="CCCCCC"/>
+              <w:right w:val="single" w:sz="1" w:space="0" w:color="CCCCCC"/>
+            </w:tcBorders>
+            <w:shd w:val="clear" w:color="auto" w:fill="0B2545"/>
+            <w:tcMar>
+              <w:top w:w="80" w:type="dxa"/>
+              <w:left w:w="120" w:type="dxa"/>
+              <w:bottom w:w="80" w:type="dxa"/>
+              <w:right w:w="120" w:type="dxa"/>
+            </w:tcMar>
+          </w:tcPr>
+          <w:p>
+            <w:r>
+              <w:rPr>
+                <w:b/>
+                <w:bCs/>
+                <w:color w:val="FFFFFF"/>
+                <w:sz w:val="20"/>
+                <w:szCs w:val="20"/>
+              </w:rPr>
+              <w:t>Year 1</w:t>
+            </w:r>
+          </w:p>
+        </w:tc>
+        <w:tc>
+          <w:tcPr>
+            <w:tcW w:w="2000" w:type="dxa"/>
+            <w:tcBorders>
+              <w:top w:val="single" w:sz="1" w:space="0" w:color="CCCCCC"/>
+              <w:left w:val="single" w:sz="1" w:space="0" w:color="CCCCCC"/>
+              <w:bottom w:val="single" w:sz="1" w:space="0" w:color="CCCCCC"/>
+              <w:right w:val="single" w:sz="1" w:space="0" w:color="CCCCCC"/>
+            </w:tcBorders>
+            <w:shd w:val="clear" w:color="auto" w:fill="0B2545"/>
+            <w:tcMar>
+              <w:top w:w="80" w:type="dxa"/>
+              <w:left w:w="120" w:type="dxa"/>
+              <w:bottom w:w="80" w:type="dxa"/>
+              <w:right w:w="120" w:type="dxa"/>
+            </w:tcMar>
+          </w:tcPr>
+          <w:p>
+            <w:r>
+              <w:rPr>
+                <w:b/>
+                <w:bCs/>
+                <w:color w:val="FFFFFF"/>
+                <w:sz w:val="20"/>
+                <w:szCs w:val="20"/>
+              </w:rPr>
+              <w:t>Year 2</w:t>
+            </w:r>
+          </w:p>
+        </w:tc>
+        <w:tc>
+          <w:tcPr>
+            <w:tcW w:w="2000" w:type="dxa"/>
+            <w:tcBorders>
+              <w:top w:val="single" w:sz="1" w:space="0" w:color="CCCCCC"/>
+              <w:left w:val="single" w:sz="1" w:space="0" w:color="CCCCCC"/>
+              <w:bottom w:val="single" w:sz="1" w:space="0" w:color="CCCCCC"/>
+              <w:right w:val="single" w:sz="1" w:space="0" w:color="CCCCCC"/>
+            </w:tcBorders>
+            <w:shd w:val="clear" w:color="auto" w:fill="0B2545"/>
+            <w:tcMar>
+              <w:top w:w="80" w:type="dxa"/>
+              <w:left w:w="120" w:type="dxa"/>
+              <w:bottom w:w="80" w:type="dxa"/>
+              <w:right w:w="120" w:type="dxa"/>
+            </w:tcMar>
+          </w:tcPr>
+          <w:p>
+            <w:r>
+              <w:rPr>
+                <w:b/>
+                <w:bCs/>
+                <w:color w:val="FFFFFF"/>
+                <w:sz w:val="20"/>
+                <w:szCs w:val="20"/>
+              </w:rPr>
+              <w:t>Year 3</w:t>
+            </w:r>
+          </w:p>
+        </w:tc>
+      </w:tr>
+      <w:tr>
+        <w:tblPrEx>
+          <w:tblCellMar>
+            <w:top w:w="0" w:type="dxa"/>
+            <w:bottom w:w="0" w:type="dxa"/>
+          </w:tblCellMar>
+        </w:tblPrEx>
+        <w:tc>
+          <w:tcPr>
+            <w:tcW w:w="3360" w:type="dxa"/>
+            <w:tcBorders>
+              <w:top w:val="single" w:sz="1" w:space="0" w:color="CCCCCC"/>
+              <w:left w:val="single" w:sz="1" w:space="0" w:color="CCCCCC"/>
+              <w:bottom w:val="single" w:sz="1" w:space="0" w:color="CCCCCC"/>
+              <w:right w:val="single" w:sz="1" w:space="0" w:color="CCCCCC"/>
+            </w:tcBorders>
+            <w:shd w:val="clear" w:color="auto" w:fill="FFFFFF"/>
+            <w:tcMar>
+              <w:top w:w="80" w:type="dxa"/>
+              <w:left w:w="120" w:type="dxa"/>
+              <w:bottom w:w="80" w:type="dxa"/>
+              <w:right w:w="120" w:type="dxa"/>
+            </w:tcMar>
+          </w:tcPr>
+          <w:p>
+            <w:r>
+              <w:rPr>
+                <w:color w:val="000000"/>
+                <w:sz w:val="20"/>
+                <w:szCs w:val="20"/>
+              </w:rPr>
+              <w:t>Self-Serve clients</w:t>
+            </w:r>
+          </w:p>
+        </w:tc>
+        <w:tc>
+          <w:tcPr>
+            <w:tcW w:w="2000" w:type="dxa"/>
+            <w:tcBorders>
+              <w:top w:val="single" w:sz="1" w:space="0" w:color="CCCCCC"/>
+              <w:left w:val="single" w:sz="1" w:space="0" w:color="CCCCCC"/>
+              <w:bottom w:val="single" w:sz="1" w:space="0" w:color="CCCCCC"/>
+              <w:right w:val="single" w:sz="1" w:space="0" w:color="CCCCCC"/>
+            </w:tcBorders>
+            <w:shd w:val="clear" w:color="auto" w:fill="FFFFFF"/>
+            <w:tcMar>
+              <w:top w:w="80" w:type="dxa"/>
+              <w:left w:w="120" w:type="dxa"/>
+              <w:bottom w:w="80" w:type="dxa"/>
+              <w:right w:w="120" w:type="dxa"/>
+            </w:tcMar>
+          </w:tcPr>
+          <w:p>
+            <w:r>
+              <w:rPr>
+                <w:color w:val="000000"/>
+                <w:sz w:val="20"/>
+                <w:szCs w:val="20"/>
+              </w:rPr>
+              <w:t>120</w:t>
+            </w:r>
+          </w:p>
+        </w:tc>
+        <w:tc>
+          <w:tcPr>
+            <w:tcW w:w="2000" w:type="dxa"/>
+            <w:tcBorders>
+              <w:top w:val="single" w:sz="1" w:space="0" w:color="CCCCCC"/>
+              <w:left w:val="single" w:sz="1" w:space="0" w:color="CCCCCC"/>
+              <w:bottom w:val="single" w:sz="1" w:space="0" w:color="CCCCCC"/>
+              <w:right w:val="single" w:sz="1" w:space="0" w:color="CCCCCC"/>
+            </w:tcBorders>
+            <w:shd w:val="clear" w:color="auto" w:fill="FFFFFF"/>
+            <w:tcMar>
+              <w:top w:w="80" w:type="dxa"/>
+              <w:left w:w="120" w:type="dxa"/>
+              <w:bottom w:w="80" w:type="dxa"/>
+              <w:right w:w="120" w:type="dxa"/>
+            </w:tcMar>
+          </w:tcPr>
+          <w:p>
+            <w:r>
+              <w:rPr>
+                <w:color w:val="000000"/>
+                <w:sz w:val="20"/>
+                <w:szCs w:val="20"/>
+              </w:rPr>
+              <w:t>400</w:t>
+            </w:r>
+          </w:p>
+        </w:tc>
+        <w:tc>
+          <w:tcPr>
+            <w:tcW w:w="2000" w:type="dxa"/>
+            <w:tcBorders>
+              <w:top w:val="single" w:sz="1" w:space="0" w:color="CCCCCC"/>
+              <w:left w:val="single" w:sz="1" w:space="0" w:color="CCCCCC"/>
+              <w:bottom w:val="single" w:sz="1" w:space="0" w:color="CCCCCC"/>
+              <w:right w:val="single" w:sz="1" w:space="0" w:color="CCCCCC"/>
+            </w:tcBorders>
+            <w:shd w:val="clear" w:color="auto" w:fill="FFFFFF"/>
+            <w:tcMar>
+              <w:top w:w="80" w:type="dxa"/>
+              <w:left w:w="120" w:type="dxa"/>
+              <w:bottom w:w="80" w:type="dxa"/>
+              <w:right w:w="120" w:type="dxa"/>
+            </w:tcMar>
+          </w:tcPr>
+          <w:p>
+            <w:r>
+              <w:rPr>
+                <w:color w:val="000000"/>
+                <w:sz w:val="20"/>
+                <w:szCs w:val="20"/>
+              </w:rPr>
+              <w:t>1,000</w:t>
+            </w:r>
+          </w:p>
+        </w:tc>
+      </w:tr>
+      <w:tr>
+        <w:tblPrEx>
+          <w:tblCellMar>
+            <w:top w:w="0" w:type="dxa"/>
+            <w:bottom w:w="0" w:type="dxa"/>
+          </w:tblCellMar>
+        </w:tblPrEx>
+        <w:tc>
+          <w:tcPr>
+            <w:tcW w:w="3360" w:type="dxa"/>
+            <w:tcBorders>
+              <w:top w:val="single" w:sz="1" w:space="0" w:color="CCCCCC"/>
+              <w:left w:val="single" w:sz="1" w:space="0" w:color="CCCCCC"/>
+              <w:bottom w:val="single" w:sz="1" w:space="0" w:color="CCCCCC"/>
+              <w:right w:val="single" w:sz="1" w:space="0" w:color="CCCCCC"/>
+            </w:tcBorders>
+            <w:shd w:val="clear" w:color="auto" w:fill="F2F7FA"/>
+            <w:tcMar>
+              <w:top w:w="80" w:type="dxa"/>
+              <w:left w:w="120" w:type="dxa"/>
+              <w:bottom w:w="80" w:type="dxa"/>
+              <w:right w:w="120" w:type="dxa"/>
+            </w:tcMar>
+          </w:tcPr>
+          <w:p>
+            <w:r>
+              <w:rPr>
+                <w:color w:val="000000"/>
+                <w:sz w:val="20"/>
+                <w:szCs w:val="20"/>
+              </w:rPr>
+              <w:t>Guided clients</w:t>
+            </w:r>
+          </w:p>
+        </w:tc>
+        <w:tc>
+          <w:tcPr>
+            <w:tcW w:w="2000" w:type="dxa"/>
+            <w:tcBorders>
+              <w:top w:val="single" w:sz="1" w:space="0" w:color="CCCCCC"/>
+              <w:left w:val="single" w:sz="1" w:space="0" w:color="CCCCCC"/>
+              <w:bottom w:val="single" w:sz="1" w:space="0" w:color="CCCCCC"/>
+              <w:right w:val="single" w:sz="1" w:space="0" w:color="CCCCCC"/>
+            </w:tcBorders>
+            <w:shd w:val="clear" w:color="auto" w:fill="F2F7FA"/>
+            <w:tcMar>
+              <w:top w:w="80" w:type="dxa"/>
+              <w:left w:w="120" w:type="dxa"/>
+              <w:bottom w:w="80" w:type="dxa"/>
+              <w:right w:w="120" w:type="dxa"/>
+            </w:tcMar>
+          </w:tcPr>
+          <w:p>
+            <w:r>
+              <w:rPr>
+                <w:color w:val="000000"/>
+                <w:sz w:val="20"/>
+                <w:szCs w:val="20"/>
+              </w:rPr>
+              <w:t>30</w:t>
+            </w:r>
+          </w:p>
+        </w:tc>
+        <w:tc>
+          <w:tcPr>
+            <w:tcW w:w="2000" w:type="dxa"/>
+            <w:tcBorders>
+              <w:top w:val="single" w:sz="1" w:space="0" w:color="CCCCCC"/>
+              <w:left w:val="single" w:sz="1" w:space="0" w:color="CCCCCC"/>
+              <w:bottom w:val="single" w:sz="1" w:space="0" w:color="CCCCCC"/>
+              <w:right w:val="single" w:sz="1" w:space="0" w:color="CCCCCC"/>
+            </w:tcBorders>
+            <w:shd w:val="clear" w:color="auto" w:fill="F2F7FA"/>
+            <w:tcMar>
+              <w:top w:w="80" w:type="dxa"/>
+              <w:left w:w="120" w:type="dxa"/>
+              <w:bottom w:w="80" w:type="dxa"/>
+              <w:right w:w="120" w:type="dxa"/>
+            </w:tcMar>
+          </w:tcPr>
+          <w:p>
+            <w:r>
+              <w:rPr>
+                <w:color w:val="000000"/>
+                <w:sz w:val="20"/>
+                <w:szCs w:val="20"/>
+              </w:rPr>
+              <w:t>120</w:t>
+            </w:r>
+          </w:p>
+        </w:tc>
+        <w:tc>
+          <w:tcPr>
+            <w:tcW w:w="2000" w:type="dxa"/>
+            <w:tcBorders>
+              <w:top w:val="single" w:sz="1" w:space="0" w:color="CCCCCC"/>
+              <w:left w:val="single" w:sz="1" w:space="0" w:color="CCCCCC"/>
+              <w:bottom w:val="single" w:sz="1" w:space="0" w:color="CCCCCC"/>
+              <w:right w:val="single" w:sz="1" w:space="0" w:color="CCCCCC"/>
+            </w:tcBorders>
+            <w:shd w:val="clear" w:color="auto" w:fill="F2F7FA"/>
+            <w:tcMar>
+              <w:top w:w="80" w:type="dxa"/>
+              <w:left w:w="120" w:type="dxa"/>
+              <w:bottom w:w="80" w:type="dxa"/>
+              <w:right w:w="120" w:type="dxa"/>
+            </w:tcMar>
+          </w:tcPr>
+          <w:p>
+            <w:r>
+              <w:rPr>
+                <w:color w:val="000000"/>
+                <w:sz w:val="20"/>
+                <w:szCs w:val="20"/>
+              </w:rPr>
+              <w:t>350</w:t>
+            </w:r>
+          </w:p>
+        </w:tc>
+      </w:tr>
+      <w:tr>
+        <w:tblPrEx>
+          <w:tblCellMar>
+            <w:top w:w="0" w:type="dxa"/>
+            <w:bottom w:w="0" w:type="dxa"/>
+          </w:tblCellMar>
+        </w:tblPrEx>
+        <w:tc>
+          <w:tcPr>
+            <w:tcW w:w="3360" w:type="dxa"/>
+            <w:tcBorders>
+              <w:top w:val="single" w:sz="1" w:space="0" w:color="CCCCCC"/>
+              <w:left w:val="single" w:sz="1" w:space="0" w:color="CCCCCC"/>
+              <w:bottom w:val="single" w:sz="1" w:space="0" w:color="CCCCCC"/>
+              <w:right w:val="single" w:sz="1" w:space="0" w:color="CCCCCC"/>
+            </w:tcBorders>
+            <w:shd w:val="clear" w:color="auto" w:fill="FFFFFF"/>
+            <w:tcMar>
+              <w:top w:w="80" w:type="dxa"/>
+              <w:left w:w="120" w:type="dxa"/>
+              <w:bottom w:w="80" w:type="dxa"/>
+              <w:right w:w="120" w:type="dxa"/>
+            </w:tcMar>
+          </w:tcPr>
+          <w:p>
+            <w:r>
+              <w:rPr>
+                <w:color w:val="000000"/>
+                <w:sz w:val="20"/>
+                <w:szCs w:val="20"/>
+              </w:rPr>
+              <w:t>Managed clients</w:t>
+            </w:r>
+          </w:p>
+        </w:tc>
+        <w:tc>
+          <w:tcPr>
+            <w:tcW w:w="2000" w:type="dxa"/>
+            <w:tcBorders>
+              <w:top w:val="single" w:sz="1" w:space="0" w:color="CCCCCC"/>
+              <w:left w:val="single" w:sz="1" w:space="0" w:color="CCCCCC"/>
+              <w:bottom w:val="single" w:sz="1" w:space="0" w:color="CCCCCC"/>
+              <w:right w:val="single" w:sz="1" w:space="0" w:color="CCCCCC"/>
+            </w:tcBorders>
+            <w:shd w:val="clear" w:color="auto" w:fill="FFFFFF"/>
+            <w:tcMar>
+              <w:top w:w="80" w:type="dxa"/>
+              <w:left w:w="120" w:type="dxa"/>
+              <w:bottom w:w="80" w:type="dxa"/>
+              <w:right w:w="120" w:type="dxa"/>
+            </w:tcMar>
+          </w:tcPr>
+          <w:p>
+            <w:r>
+              <w:rPr>
+                <w:color w:val="000000"/>
+                <w:sz w:val="20"/>
+                <w:szCs w:val="20"/>
+              </w:rPr>
+              <w:t>20</w:t>
+            </w:r>
+          </w:p>
+        </w:tc>
+        <w:tc>
+          <w:tcPr>
+            <w:tcW w:w="2000" w:type="dxa"/>
+            <w:tcBorders>
+              <w:top w:val="single" w:sz="1" w:space="0" w:color="CCCCCC"/>
+              <w:left w:val="single" w:sz="1" w:space="0" w:color="CCCCCC"/>
+              <w:bottom w:val="single" w:sz="1" w:space="0" w:color="CCCCCC"/>
+              <w:right w:val="single" w:sz="1" w:space="0" w:color="CCCCCC"/>
+            </w:tcBorders>
+            <w:shd w:val="clear" w:color="auto" w:fill="FFFFFF"/>
+            <w:tcMar>
+              <w:top w:w="80" w:type="dxa"/>
+              <w:left w:w="120" w:type="dxa"/>
+              <w:bottom w:w="80" w:type="dxa"/>
+              <w:right w:w="120" w:type="dxa"/>
+            </w:tcMar>
+          </w:tcPr>
+          <w:p>
+            <w:r>
+              <w:rPr>
+                <w:color w:val="000000"/>
+                <w:sz w:val="20"/>
+                <w:szCs w:val="20"/>
+              </w:rPr>
+              <w:t>90</w:t>
+            </w:r>
+          </w:p>
+        </w:tc>
+        <w:tc>
+          <w:tcPr>
+            <w:tcW w:w="2000" w:type="dxa"/>
+            <w:tcBorders>
+              <w:top w:val="single" w:sz="1" w:space="0" w:color="CCCCCC"/>
+              <w:left w:val="single" w:sz="1" w:space="0" w:color="CCCCCC"/>
+              <w:bottom w:val="single" w:sz="1" w:space="0" w:color="CCCCCC"/>
+              <w:right w:val="single" w:sz="1" w:space="0" w:color="CCCCCC"/>
+            </w:tcBorders>
+            <w:shd w:val="clear" w:color="auto" w:fill="FFFFFF"/>
+            <w:tcMar>
+              <w:top w:w="80" w:type="dxa"/>
+              <w:left w:w="120" w:type="dxa"/>
+              <w:bottom w:w="80" w:type="dxa"/>
+              <w:right w:w="120" w:type="dxa"/>
+            </w:tcMar>
+          </w:tcPr>
+          <w:p>
+            <w:r>
+              <w:rPr>
+                <w:color w:val="000000"/>
+                <w:sz w:val="20"/>
+                <w:szCs w:val="20"/>
+              </w:rPr>
+              <w:t>260</w:t>
+            </w:r>
+          </w:p>
+        </w:tc>
+      </w:tr>
+      <w:tr>
+        <w:tblPrEx>
+          <w:tblCellMar>
+            <w:top w:w="0" w:type="dxa"/>
+            <w:bottom w:w="0" w:type="dxa"/>
+          </w:tblCellMar>
+        </w:tblPrEx>
+        <w:tc>
+          <w:tcPr>
+            <w:tcW w:w="3360" w:type="dxa"/>
+            <w:tcBorders>
+              <w:top w:val="single" w:sz="1" w:space="0" w:color="CCCCCC"/>
+              <w:left w:val="single" w:sz="1" w:space="0" w:color="CCCCCC"/>
+              <w:bottom w:val="single" w:sz="1" w:space="0" w:color="CCCCCC"/>
+              <w:right w:val="single" w:sz="1" w:space="0" w:color="CCCCCC"/>
+            </w:tcBorders>
+            <w:shd w:val="clear" w:color="auto" w:fill="F2F7FA"/>
+            <w:tcMar>
+              <w:top w:w="80" w:type="dxa"/>
+              <w:left w:w="120" w:type="dxa"/>
+              <w:bottom w:w="80" w:type="dxa"/>
+              <w:right w:w="120" w:type="dxa"/>
+            </w:tcMar>
+          </w:tcPr>
+          <w:p>
+            <w:r>
+              <w:rPr>
+                <w:color w:val="000000"/>
+                <w:sz w:val="20"/>
+                <w:szCs w:val="20"/>
+              </w:rPr>
+              <w:t>Total clients</w:t>
+            </w:r>
+          </w:p>
+        </w:tc>
+        <w:tc>
+          <w:tcPr>
+            <w:tcW w:w="2000" w:type="dxa"/>
+            <w:tcBorders>
+              <w:top w:val="single" w:sz="1" w:space="0" w:color="CCCCCC"/>
+              <w:left w:val="single" w:sz="1" w:space="0" w:color="CCCCCC"/>
+              <w:bottom w:val="single" w:sz="1" w:space="0" w:color="CCCCCC"/>
+              <w:right w:val="single" w:sz="1" w:space="0" w:color="CCCCCC"/>
+            </w:tcBorders>
+            <w:shd w:val="clear" w:color="auto" w:fill="F2F7FA"/>
+            <w:tcMar>
+              <w:top w:w="80" w:type="dxa"/>
+              <w:left w:w="120" w:type="dxa"/>
+              <w:bottom w:w="80" w:type="dxa"/>
+              <w:right w:w="120" w:type="dxa"/>
+            </w:tcMar>
+          </w:tcPr>
+          <w:p>
+            <w:r>
+              <w:rPr>
+                <w:color w:val="000000"/>
+                <w:sz w:val="20"/>
+                <w:szCs w:val="20"/>
+              </w:rPr>
+              <w:t>170</w:t>
+            </w:r>
+          </w:p>
+        </w:tc>
+        <w:tc>
+          <w:tcPr>
+            <w:tcW w:w="2000" w:type="dxa"/>
+            <w:tcBorders>
+              <w:top w:val="single" w:sz="1" w:space="0" w:color="CCCCCC"/>
+              <w:left w:val="single" w:sz="1" w:space="0" w:color="CCCCCC"/>
+              <w:bottom w:val="single" w:sz="1" w:space="0" w:color="CCCCCC"/>
+              <w:right w:val="single" w:sz="1" w:space="0" w:color="CCCCCC"/>
+            </w:tcBorders>
+            <w:shd w:val="clear" w:color="auto" w:fill="F2F7FA"/>
+            <w:tcMar>
+              <w:top w:w="80" w:type="dxa"/>
+              <w:left w:w="120" w:type="dxa"/>
+              <w:bottom w:w="80" w:type="dxa"/>
+              <w:right w:w="120" w:type="dxa"/>
+            </w:tcMar>
+          </w:tcPr>
+          <w:p>
+            <w:r>
+              <w:rPr>
+                <w:color w:val="000000"/>
+                <w:sz w:val="20"/>
+                <w:szCs w:val="20"/>
+              </w:rPr>
+              <w:t>610</w:t>
+            </w:r>
+          </w:p>
+        </w:tc>
+        <w:tc>
+          <w:tcPr>
+            <w:tcW w:w="2000" w:type="dxa"/>
+            <w:tcBorders>
+              <w:top w:val="single" w:sz="1" w:space="0" w:color="CCCCCC"/>
+              <w:left w:val="single" w:sz="1" w:space="0" w:color="CCCCCC"/>
+              <w:bottom w:val="single" w:sz="1" w:space="0" w:color="CCCCCC"/>
+              <w:right w:val="single" w:sz="1" w:space="0" w:color="CCCCCC"/>
+            </w:tcBorders>
+            <w:shd w:val="clear" w:color="auto" w:fill="F2F7FA"/>
+            <w:tcMar>
+              <w:top w:w="80" w:type="dxa"/>
+              <w:left w:w="120" w:type="dxa"/>
+              <w:bottom w:w="80" w:type="dxa"/>
+              <w:right w:w="120" w:type="dxa"/>
+            </w:tcMar>
+          </w:tcPr>
+          <w:p>
+            <w:r>
+              <w:rPr>
+                <w:color w:val="000000"/>
+                <w:sz w:val="20"/>
+                <w:szCs w:val="20"/>
+              </w:rPr>
+              <w:t>1,610</w:t>
+            </w:r>
+          </w:p>
+        </w:tc>
+      </w:tr>
+      <w:tr>
+        <w:tblPrEx>
+          <w:tblCellMar>
+            <w:top w:w="0" w:type="dxa"/>
+            <w:bottom w:w="0" w:type="dxa"/>
+          </w:tblCellMar>
+        </w:tblPrEx>
+        <w:tc>
+          <w:tcPr>
+            <w:tcW w:w="3360" w:type="dxa"/>
+            <w:tcBorders>
+              <w:top w:val="single" w:sz="1" w:space="0" w:color="CCCCCC"/>
+              <w:left w:val="single" w:sz="1" w:space="0" w:color="CCCCCC"/>
+              <w:bottom w:val="single" w:sz="1" w:space="0" w:color="CCCCCC"/>
+              <w:right w:val="single" w:sz="1" w:space="0" w:color="CCCCCC"/>
+            </w:tcBorders>
+            <w:shd w:val="clear" w:color="auto" w:fill="FFFFFF"/>
+            <w:tcMar>
+              <w:top w:w="80" w:type="dxa"/>
+              <w:left w:w="120" w:type="dxa"/>
+              <w:bottom w:w="80" w:type="dxa"/>
+              <w:right w:w="120" w:type="dxa"/>
+            </w:tcMar>
+          </w:tcPr>
+          <w:p>
+            <w:r>
+              <w:rPr>
+                <w:color w:val="000000"/>
+                <w:sz w:val="20"/>
+                <w:szCs w:val="20"/>
+              </w:rPr>
+              <w:lastRenderedPageBreak/>
+              <w:t>Security engineers</w:t>
+            </w:r>
+          </w:p>
+        </w:tc>
+        <w:tc>
+          <w:tcPr>
+            <w:tcW w:w="2000" w:type="dxa"/>
+            <w:tcBorders>
+              <w:top w:val="single" w:sz="1" w:space="0" w:color="CCCCCC"/>
+              <w:left w:val="single" w:sz="1" w:space="0" w:color="CCCCCC"/>
+              <w:bottom w:val="single" w:sz="1" w:space="0" w:color="CCCCCC"/>
+              <w:right w:val="single" w:sz="1" w:space="0" w:color="CCCCCC"/>
+            </w:tcBorders>
+            <w:shd w:val="clear" w:color="auto" w:fill="FFFFFF"/>
+            <w:tcMar>
+              <w:top w:w="80" w:type="dxa"/>
+              <w:left w:w="120" w:type="dxa"/>
+              <w:bottom w:w="80" w:type="dxa"/>
+              <w:right w:w="120" w:type="dxa"/>
+            </w:tcMar>
+          </w:tcPr>
+          <w:p>
+            <w:r>
+              <w:rPr>
+                <w:color w:val="000000"/>
+                <w:sz w:val="20"/>
+                <w:szCs w:val="20"/>
+              </w:rPr>
+              <w:t>1</w:t>
+            </w:r>
+          </w:p>
+        </w:tc>
+        <w:tc>
+          <w:tcPr>
+            <w:tcW w:w="2000" w:type="dxa"/>
+            <w:tcBorders>
+              <w:top w:val="single" w:sz="1" w:space="0" w:color="CCCCCC"/>
+              <w:left w:val="single" w:sz="1" w:space="0" w:color="CCCCCC"/>
+              <w:bottom w:val="single" w:sz="1" w:space="0" w:color="CCCCCC"/>
+              <w:right w:val="single" w:sz="1" w:space="0" w:color="CCCCCC"/>
+            </w:tcBorders>
+            <w:shd w:val="clear" w:color="auto" w:fill="FFFFFF"/>
+            <w:tcMar>
+              <w:top w:w="80" w:type="dxa"/>
+              <w:left w:w="120" w:type="dxa"/>
+              <w:bottom w:w="80" w:type="dxa"/>
+              <w:right w:w="120" w:type="dxa"/>
+            </w:tcMar>
+          </w:tcPr>
+          <w:p>
+            <w:r>
+              <w:rPr>
+                <w:color w:val="000000"/>
+                <w:sz w:val="20"/>
+                <w:szCs w:val="20"/>
+              </w:rPr>
+              <w:t>4</w:t>
+            </w:r>
+          </w:p>
+        </w:tc>
+        <w:tc>
+          <w:tcPr>
+            <w:tcW w:w="2000" w:type="dxa"/>
+            <w:tcBorders>
+              <w:top w:val="single" w:sz="1" w:space="0" w:color="CCCCCC"/>
+              <w:left w:val="single" w:sz="1" w:space="0" w:color="CCCCCC"/>
+              <w:bottom w:val="single" w:sz="1" w:space="0" w:color="CCCCCC"/>
+              <w:right w:val="single" w:sz="1" w:space="0" w:color="CCCCCC"/>
+            </w:tcBorders>
+            <w:shd w:val="clear" w:color="auto" w:fill="FFFFFF"/>
+            <w:tcMar>
+              <w:top w:w="80" w:type="dxa"/>
+              <w:left w:w="120" w:type="dxa"/>
+              <w:bottom w:w="80" w:type="dxa"/>
+              <w:right w:w="120" w:type="dxa"/>
+            </w:tcMar>
+          </w:tcPr>
+          <w:p>
+            <w:r>
+              <w:rPr>
+                <w:color w:val="000000"/>
+                <w:sz w:val="20"/>
+                <w:szCs w:val="20"/>
+              </w:rPr>
+              <w:t>11</w:t>
+            </w:r>
+          </w:p>
+        </w:tc>
+      </w:tr>
+      <w:tr>
+        <w:tblPrEx>
+          <w:tblCellMar>
+            <w:top w:w="0" w:type="dxa"/>
+            <w:bottom w:w="0" w:type="dxa"/>
+          </w:tblCellMar>
+        </w:tblPrEx>
+        <w:tc>
+          <w:tcPr>
+            <w:tcW w:w="3360" w:type="dxa"/>
+            <w:tcBorders>
+              <w:top w:val="single" w:sz="1" w:space="0" w:color="CCCCCC"/>
+              <w:left w:val="single" w:sz="1" w:space="0" w:color="CCCCCC"/>
+              <w:bottom w:val="single" w:sz="1" w:space="0" w:color="CCCCCC"/>
+              <w:right w:val="single" w:sz="1" w:space="0" w:color="CCCCCC"/>
+            </w:tcBorders>
+            <w:shd w:val="clear" w:color="auto" w:fill="F2F7FA"/>
+            <w:tcMar>
+              <w:top w:w="80" w:type="dxa"/>
+              <w:left w:w="120" w:type="dxa"/>
+              <w:bottom w:w="80" w:type="dxa"/>
+              <w:right w:w="120" w:type="dxa"/>
+            </w:tcMar>
+          </w:tcPr>
+          <w:p>
+            <w:r>
+              <w:rPr>
+                <w:color w:val="000000"/>
+                <w:sz w:val="20"/>
+                <w:szCs w:val="20"/>
+              </w:rPr>
+              <w:t>Annual Recurring Revenue</w:t>
+            </w:r>
+          </w:p>
+        </w:tc>
+        <w:tc>
+          <w:tcPr>
+            <w:tcW w:w="2000" w:type="dxa"/>
+            <w:tcBorders>
+              <w:top w:val="single" w:sz="1" w:space="0" w:color="CCCCCC"/>
+              <w:left w:val="single" w:sz="1" w:space="0" w:color="CCCCCC"/>
+              <w:bottom w:val="single" w:sz="1" w:space="0" w:color="CCCCCC"/>
+              <w:right w:val="single" w:sz="1" w:space="0" w:color="CCCCCC"/>
+            </w:tcBorders>
+            <w:shd w:val="clear" w:color="auto" w:fill="F2F7FA"/>
+            <w:tcMar>
+              <w:top w:w="80" w:type="dxa"/>
+              <w:left w:w="120" w:type="dxa"/>
+              <w:bottom w:w="80" w:type="dxa"/>
+              <w:right w:w="120" w:type="dxa"/>
+            </w:tcMar>
+          </w:tcPr>
+          <w:p>
+            <w:r>
+              <w:rPr>
+                <w:color w:val="000000"/>
+                <w:sz w:val="20"/>
+                <w:szCs w:val="20"/>
+              </w:rPr>
+              <w:t>~$0.9M</w:t>
+            </w:r>
+          </w:p>
+        </w:tc>
+        <w:tc>
+          <w:tcPr>
+            <w:tcW w:w="2000" w:type="dxa"/>
+            <w:tcBorders>
+              <w:top w:val="single" w:sz="1" w:space="0" w:color="CCCCCC"/>
+              <w:left w:val="single" w:sz="1" w:space="0" w:color="CCCCCC"/>
+              <w:bottom w:val="single" w:sz="1" w:space="0" w:color="CCCCCC"/>
+              <w:right w:val="single" w:sz="1" w:space="0" w:color="CCCCCC"/>
+            </w:tcBorders>
+            <w:shd w:val="clear" w:color="auto" w:fill="F2F7FA"/>
+            <w:tcMar>
+              <w:top w:w="80" w:type="dxa"/>
+              <w:left w:w="120" w:type="dxa"/>
+              <w:bottom w:w="80" w:type="dxa"/>
+              <w:right w:w="120" w:type="dxa"/>
+            </w:tcMar>
+          </w:tcPr>
+          <w:p>
+            <w:r>
+              <w:rPr>
+                <w:color w:val="000000"/>
+                <w:sz w:val="20"/>
+                <w:szCs w:val="20"/>
+              </w:rPr>
+              <w:t>~$3.6M</w:t>
+            </w:r>
+          </w:p>
+        </w:tc>
+        <w:tc>
+          <w:tcPr>
+            <w:tcW w:w="2000" w:type="dxa"/>
+            <w:tcBorders>
+              <w:top w:val="single" w:sz="1" w:space="0" w:color="CCCCCC"/>
+              <w:left w:val="single" w:sz="1" w:space="0" w:color="CCCCCC"/>
+              <w:bottom w:val="single" w:sz="1" w:space="0" w:color="CCCCCC"/>
+              <w:right w:val="single" w:sz="1" w:space="0" w:color="CCCCCC"/>
+            </w:tcBorders>
+            <w:shd w:val="clear" w:color="auto" w:fill="F2F7FA"/>
+            <w:tcMar>
+              <w:top w:w="80" w:type="dxa"/>
+              <w:left w:w="120" w:type="dxa"/>
+              <w:bottom w:w="80" w:type="dxa"/>
+              <w:right w:w="120" w:type="dxa"/>
+            </w:tcMar>
+          </w:tcPr>
+          <w:p>
+            <w:r>
+              <w:rPr>
+                <w:color w:val="000000"/>
+                <w:sz w:val="20"/>
+                <w:szCs w:val="20"/>
+              </w:rPr>
+              <w:t>~$10.2M</w:t>
+            </w:r>
+          </w:p>
+        </w:tc>
+      </w:tr>
+      <w:tr>
+        <w:tblPrEx>
+          <w:tblCellMar>
+            <w:top w:w="0" w:type="dxa"/>
+            <w:bottom w:w="0" w:type="dxa"/>
+          </w:tblCellMar>
+        </w:tblPrEx>
+        <w:tc>
+          <w:tcPr>
+            <w:tcW w:w="3360" w:type="dxa"/>
+            <w:tcBorders>
+              <w:top w:val="single" w:sz="1" w:space="0" w:color="CCCCCC"/>
+              <w:left w:val="single" w:sz="1" w:space="0" w:color="CCCCCC"/>
+              <w:bottom w:val="single" w:sz="1" w:space="0" w:color="CCCCCC"/>
+              <w:right w:val="single" w:sz="1" w:space="0" w:color="CCCCCC"/>
+            </w:tcBorders>
+            <w:shd w:val="clear" w:color="auto" w:fill="FFFFFF"/>
+            <w:tcMar>
+              <w:top w:w="80" w:type="dxa"/>
+              <w:left w:w="120" w:type="dxa"/>
+              <w:bottom w:w="80" w:type="dxa"/>
+              <w:right w:w="120" w:type="dxa"/>
+            </w:tcMar>
+          </w:tcPr>
+          <w:p>
+            <w:r>
+              <w:rPr>
+                <w:color w:val="000000"/>
+                <w:sz w:val="20"/>
+                <w:szCs w:val="20"/>
+              </w:rPr>
+              <w:t>Blended ARPU / month</w:t>
+            </w:r>
+          </w:p>
+        </w:tc>
+        <w:tc>
+          <w:tcPr>
+            <w:tcW w:w="2000" w:type="dxa"/>
+            <w:tcBorders>
+              <w:top w:val="single" w:sz="1" w:space="0" w:color="CCCCCC"/>
+              <w:left w:val="single" w:sz="1" w:space="0" w:color="CCCCCC"/>
+              <w:bottom w:val="single" w:sz="1" w:space="0" w:color="CCCCCC"/>
+              <w:right w:val="single" w:sz="1" w:space="0" w:color="CCCCCC"/>
+            </w:tcBorders>
+            <w:shd w:val="clear" w:color="auto" w:fill="FFFFFF"/>
+            <w:tcMar>
+              <w:top w:w="80" w:type="dxa"/>
+              <w:left w:w="120" w:type="dxa"/>
+              <w:bottom w:w="80" w:type="dxa"/>
+              <w:right w:w="120" w:type="dxa"/>
+            </w:tcMar>
+          </w:tcPr>
+          <w:p>
+            <w:r>
+              <w:rPr>
+                <w:color w:val="000000"/>
+                <w:sz w:val="20"/>
+                <w:szCs w:val="20"/>
+              </w:rPr>
+              <w:t>~$425</w:t>
+            </w:r>
+          </w:p>
+        </w:tc>
+        <w:tc>
+          <w:tcPr>
+            <w:tcW w:w="2000" w:type="dxa"/>
+            <w:tcBorders>
+              <w:top w:val="single" w:sz="1" w:space="0" w:color="CCCCCC"/>
+              <w:left w:val="single" w:sz="1" w:space="0" w:color="CCCCCC"/>
+              <w:bottom w:val="single" w:sz="1" w:space="0" w:color="CCCCCC"/>
+              <w:right w:val="single" w:sz="1" w:space="0" w:color="CCCCCC"/>
+            </w:tcBorders>
+            <w:shd w:val="clear" w:color="auto" w:fill="FFFFFF"/>
+            <w:tcMar>
+              <w:top w:w="80" w:type="dxa"/>
+              <w:left w:w="120" w:type="dxa"/>
+              <w:bottom w:w="80" w:type="dxa"/>
+              <w:right w:w="120" w:type="dxa"/>
+            </w:tcMar>
+          </w:tcPr>
+          <w:p>
+            <w:r>
+              <w:rPr>
+                <w:color w:val="000000"/>
+                <w:sz w:val="20"/>
+                <w:szCs w:val="20"/>
+              </w:rPr>
+              <w:t>~$490</w:t>
+            </w:r>
+          </w:p>
+        </w:tc>
+        <w:tc>
+          <w:tcPr>
+            <w:tcW w:w="2000" w:type="dxa"/>
+            <w:tcBorders>
+              <w:top w:val="single" w:sz="1" w:space="0" w:color="CCCCCC"/>
+              <w:left w:val="single" w:sz="1" w:space="0" w:color="CCCCCC"/>
+              <w:bottom w:val="single" w:sz="1" w:space="0" w:color="CCCCCC"/>
+              <w:right w:val="single" w:sz="1" w:space="0" w:color="CCCCCC"/>
+            </w:tcBorders>
+            <w:shd w:val="clear" w:color="auto" w:fill="FFFFFF"/>
+            <w:tcMar>
+              <w:top w:w="80" w:type="dxa"/>
+              <w:left w:w="120" w:type="dxa"/>
+              <w:bottom w:w="80" w:type="dxa"/>
+              <w:right w:w="120" w:type="dxa"/>
+            </w:tcMar>
+          </w:tcPr>
+          <w:p>
+            <w:r>
+              <w:rPr>
+                <w:color w:val="000000"/>
+                <w:sz w:val="20"/>
+                <w:szCs w:val="20"/>
+              </w:rPr>
+              <w:t>~$525</w:t>
+            </w:r>
+          </w:p>
+        </w:tc>
+      </w:tr>
+    </w:tbl>
+    <w:p>
+      <w:pPr>
+        <w:spacing w:after="80"/>
+      </w:pPr>
+    </w:p>
+    <w:p>
+      <w:pPr>
+        <w:spacing w:after="140" w:line="276" w:lineRule="auto"/>
+      </w:pPr>
+      <w:r>
+        <w:rPr>
+          <w:i/>
+          <w:iCs/>
+          <w:color w:val="5A6B7B"/>
+        </w:rPr>
+        <w:t>These figures illustrate the model’s shape and the operating leverage of the engineer-plus-AI structure; they are planning estimates, not commitments, and will be refined with real acquisition and retention data. The key dynamic to note is that ARR grows roughly 4x faster than engineer headcount — the signature of a platform rather than a consultancy.</w:t>
+      </w:r>
+    </w:p>
+    <w:p>
+      <w:pPr>
+        <w:pStyle w:val="Heading1"/>
+      </w:pPr>
+      <w:bookmarkStart w:id="21" w:name="_Toc232514837"/>
+      <w:r>
+        <w:t>7</w:t>
+      </w:r>
+      <w:r>
+        <w:t>. Competitive</w:t>
+      </w:r>
+      <w:r>
+        <w:t xml:space="preserve"> Landscape &amp; Defensibility</w:t>
+      </w:r>
+      <w:bookmarkEnd w:id="21"/>
+    </w:p>
+    <w:p>
+      <w:pPr>
+        <w:pStyle w:val="Heading2"/>
+      </w:pPr>
+      <w:bookmarkStart w:id="22" w:name="_Toc232514838"/>
+      <w:r>
+        <w:t>7.1 The</w:t>
+      </w:r>
+      <w:r>
+        <w:t xml:space="preserve"> Landscape</w:t>
+      </w:r>
+      <w:bookmarkEnd w:id="22"/>
+    </w:p>
+    <w:tbl>
+      <w:tblPr>
+        <w:tblW w:w="9360" w:type="dxa"/>
+        <w:tblBorders>
+          <w:top w:val="single" w:sz="4" w:space="0" w:color="auto"/>
+          <w:left w:val="single" w:sz="4" w:space="0" w:color="auto"/>
+          <w:bottom w:val="single" w:sz="4" w:space="0" w:color="auto"/>
+          <w:right w:val="single" w:sz="4" w:space="0" w:color="auto"/>
+          <w:insideH w:val="single" w:sz="4" w:space="0" w:color="auto"/>
+          <w:insideV w:val="single" w:sz="4" w:space="0" w:color="auto"/>
+        </w:tblBorders>
+        <w:tblCellMar>
+          <w:left w:w="10" w:type="dxa"/>
+          <w:right w:w="10" w:type="dxa"/>
+        </w:tblCellMar>
+        <w:tblLook w:val="0000" w:firstRow="0" w:lastRow="0" w:firstColumn="0" w:lastColumn="0" w:noHBand="0" w:noVBand="0"/>
+      </w:tblPr>
+      <w:tblGrid>
+        <w:gridCol w:w="2200"/>
+        <w:gridCol w:w="2300"/>
+        <w:gridCol w:w="2430"/>
+        <w:gridCol w:w="2430"/>
+      </w:tblGrid>
+      <w:tr>
+        <w:tblPrEx>
+          <w:tblCellMar>
+            <w:top w:w="0" w:type="dxa"/>
+            <w:bottom w:w="0" w:type="dxa"/>
+          </w:tblCellMar>
+        </w:tblPrEx>
+        <w:tc>
+          <w:tcPr>
+            <w:tcW w:w="2200" w:type="dxa"/>
+            <w:tcBorders>
+              <w:top w:val="single" w:sz="1" w:space="0" w:color="CCCCCC"/>
+              <w:left w:val="single" w:sz="1" w:space="0" w:color="CCCCCC"/>
+              <w:bottom w:val="single" w:sz="1" w:space="0" w:color="CCCCCC"/>
+              <w:right w:val="single" w:sz="1" w:space="0" w:color="CCCCCC"/>
+            </w:tcBorders>
+            <w:shd w:val="clear" w:color="auto" w:fill="0B2545"/>
+            <w:tcMar>
+              <w:top w:w="80" w:type="dxa"/>
+              <w:left w:w="120" w:type="dxa"/>
+              <w:bottom w:w="80" w:type="dxa"/>
+              <w:right w:w="120" w:type="dxa"/>
+            </w:tcMar>
+          </w:tcPr>
+          <w:p>
+            <w:r>
+              <w:rPr>
+                <w:b/>
+                <w:bCs/>
+                <w:color w:val="FFFFFF"/>
+                <w:sz w:val="20"/>
+                <w:szCs w:val="20"/>
+              </w:rPr>
+              <w:t>Category</w:t>
+            </w:r>
+          </w:p>
+        </w:tc>
+        <w:tc>
+          <w:tcPr>
+            <w:tcW w:w="2300" w:type="dxa"/>
+            <w:tcBorders>
+              <w:top w:val="single" w:sz="1" w:space="0" w:color="CCCCCC"/>
+              <w:left w:val="single" w:sz="1" w:space="0" w:color="CCCCCC"/>
+              <w:bottom w:val="single" w:sz="1" w:space="0" w:color="CCCCCC"/>
+              <w:right w:val="single" w:sz="1" w:space="0" w:color="CCCCCC"/>
+            </w:tcBorders>
+            <w:shd w:val="clear" w:color="auto" w:fill="0B2545"/>
+            <w:tcMar>
+              <w:top w:w="80" w:type="dxa"/>
+              <w:left w:w="120" w:type="dxa"/>
+              <w:bottom w:w="80" w:type="dxa"/>
+              <w:right w:w="120" w:type="dxa"/>
+            </w:tcMar>
+          </w:tcPr>
+          <w:p>
+            <w:r>
+              <w:rPr>
+                <w:b/>
+                <w:bCs/>
+                <w:color w:val="FFFFFF"/>
+                <w:sz w:val="20"/>
+                <w:szCs w:val="20"/>
+              </w:rPr>
+              <w:t>Examples</w:t>
+            </w:r>
+          </w:p>
+        </w:tc>
+        <w:tc>
+          <w:tcPr>
+            <w:tcW w:w="2430" w:type="dxa"/>
+            <w:tcBorders>
+              <w:top w:val="single" w:sz="1" w:space="0" w:color="CCCCCC"/>
+              <w:left w:val="single" w:sz="1" w:space="0" w:color="CCCCCC"/>
+              <w:bottom w:val="single" w:sz="1" w:space="0" w:color="CCCCCC"/>
+              <w:right w:val="single" w:sz="1" w:space="0" w:color="CCCCCC"/>
+            </w:tcBorders>
+            <w:shd w:val="clear" w:color="auto" w:fill="0B2545"/>
+            <w:tcMar>
+              <w:top w:w="80" w:type="dxa"/>
+              <w:left w:w="120" w:type="dxa"/>
+              <w:bottom w:w="80" w:type="dxa"/>
+              <w:right w:w="120" w:type="dxa"/>
+            </w:tcMar>
+          </w:tcPr>
+          <w:p>
+            <w:r>
+              <w:rPr>
+                <w:b/>
+                <w:bCs/>
+                <w:color w:val="FFFFFF"/>
+                <w:sz w:val="20"/>
+                <w:szCs w:val="20"/>
+              </w:rPr>
+              <w:t>Limitation</w:t>
+            </w:r>
+          </w:p>
+        </w:tc>
+        <w:tc>
+          <w:tcPr>
+            <w:tcW w:w="2430" w:type="dxa"/>
+            <w:tcBorders>
+              <w:top w:val="single" w:sz="1" w:space="0" w:color="CCCCCC"/>
+              <w:left w:val="single" w:sz="1" w:space="0" w:color="CCCCCC"/>
+              <w:bottom w:val="single" w:sz="1" w:space="0" w:color="CCCCCC"/>
+              <w:right w:val="single" w:sz="1" w:space="0" w:color="CCCCCC"/>
+            </w:tcBorders>
+            <w:shd w:val="clear" w:color="auto" w:fill="0B2545"/>
+            <w:tcMar>
+              <w:top w:w="80" w:type="dxa"/>
+              <w:left w:w="120" w:type="dxa"/>
+              <w:bottom w:w="80" w:type="dxa"/>
+              <w:right w:w="120" w:type="dxa"/>
+            </w:tcMar>
+          </w:tcPr>
+          <w:p>
+            <w:r>
+              <w:rPr>
+                <w:b/>
+                <w:bCs/>
+                <w:color w:val="FFFFFF"/>
+                <w:sz w:val="20"/>
+                <w:szCs w:val="20"/>
+              </w:rPr>
+              <w:t>ShieldAI Edge</w:t>
+            </w:r>
+          </w:p>
+        </w:tc>
+      </w:tr>
+      <w:tr>
+        <w:tblPrEx>
+          <w:tblCellMar>
+            <w:top w:w="0" w:type="dxa"/>
+            <w:bottom w:w="0" w:type="dxa"/>
+          </w:tblCellMar>
+        </w:tblPrEx>
+        <w:tc>
+          <w:tcPr>
+            <w:tcW w:w="2200" w:type="dxa"/>
+            <w:tcBorders>
+              <w:top w:val="single" w:sz="1" w:space="0" w:color="CCCCCC"/>
+              <w:left w:val="single" w:sz="1" w:space="0" w:color="CCCCCC"/>
+              <w:bottom w:val="single" w:sz="1" w:space="0" w:color="CCCCCC"/>
+              <w:right w:val="single" w:sz="1" w:space="0" w:color="CCCCCC"/>
+            </w:tcBorders>
+            <w:shd w:val="clear" w:color="auto" w:fill="FFFFFF"/>
+            <w:tcMar>
+              <w:top w:w="80" w:type="dxa"/>
+              <w:left w:w="120" w:type="dxa"/>
+              <w:bottom w:w="80" w:type="dxa"/>
+              <w:right w:w="120" w:type="dxa"/>
+            </w:tcMar>
+          </w:tcPr>
+          <w:p>
+            <w:r>
+              <w:rPr>
+                <w:color w:val="000000"/>
+                <w:sz w:val="20"/>
+                <w:szCs w:val="20"/>
+              </w:rPr>
+              <w:t>Traditional vCISO / consultancies</w:t>
+            </w:r>
+          </w:p>
+        </w:tc>
+        <w:tc>
+          <w:tcPr>
+            <w:tcW w:w="2300" w:type="dxa"/>
+            <w:tcBorders>
+              <w:top w:val="single" w:sz="1" w:space="0" w:color="CCCCCC"/>
+              <w:left w:val="single" w:sz="1" w:space="0" w:color="CCCCCC"/>
+              <w:bottom w:val="single" w:sz="1" w:space="0" w:color="CCCCCC"/>
+              <w:right w:val="single" w:sz="1" w:space="0" w:color="CCCCCC"/>
+            </w:tcBorders>
+            <w:shd w:val="clear" w:color="auto" w:fill="FFFFFF"/>
+            <w:tcMar>
+              <w:top w:w="80" w:type="dxa"/>
+              <w:left w:w="120" w:type="dxa"/>
+              <w:bottom w:w="80" w:type="dxa"/>
+              <w:right w:w="120" w:type="dxa"/>
+            </w:tcMar>
+          </w:tcPr>
+          <w:p>
+            <w:r>
+              <w:rPr>
+                <w:color w:val="000000"/>
+                <w:sz w:val="20"/>
+                <w:szCs w:val="20"/>
+              </w:rPr>
+              <w:t>Fractional CISO, FRSecure, Kroll</w:t>
+            </w:r>
+          </w:p>
+        </w:tc>
+        <w:tc>
+          <w:tcPr>
+            <w:tcW w:w="2430" w:type="dxa"/>
+            <w:tcBorders>
+              <w:top w:val="single" w:sz="1" w:space="0" w:color="CCCCCC"/>
+              <w:left w:val="single" w:sz="1" w:space="0" w:color="CCCCCC"/>
+              <w:bottom w:val="single" w:sz="1" w:space="0" w:color="CCCCCC"/>
+              <w:right w:val="single" w:sz="1" w:space="0" w:color="CCCCCC"/>
+            </w:tcBorders>
+            <w:shd w:val="clear" w:color="auto" w:fill="FFFFFF"/>
+            <w:tcMar>
+              <w:top w:w="80" w:type="dxa"/>
+              <w:left w:w="120" w:type="dxa"/>
+              <w:bottom w:w="80" w:type="dxa"/>
+              <w:right w:w="120" w:type="dxa"/>
+            </w:tcMar>
+          </w:tcPr>
+          <w:p>
+            <w:r>
+              <w:rPr>
+                <w:color w:val="000000"/>
+                <w:sz w:val="20"/>
+                <w:szCs w:val="20"/>
+              </w:rPr>
+              <w:t>Human-only; expensive; priced for mid-market+</w:t>
+            </w:r>
+          </w:p>
+        </w:tc>
+        <w:tc>
+          <w:tcPr>
+            <w:tcW w:w="2430" w:type="dxa"/>
+            <w:tcBorders>
+              <w:top w:val="single" w:sz="1" w:space="0" w:color="CCCCCC"/>
+              <w:left w:val="single" w:sz="1" w:space="0" w:color="CCCCCC"/>
+              <w:bottom w:val="single" w:sz="1" w:space="0" w:color="CCCCCC"/>
+              <w:right w:val="single" w:sz="1" w:space="0" w:color="CCCCCC"/>
+            </w:tcBorders>
+            <w:shd w:val="clear" w:color="auto" w:fill="FFFFFF"/>
+            <w:tcMar>
+              <w:top w:w="80" w:type="dxa"/>
+              <w:left w:w="120" w:type="dxa"/>
+              <w:bottom w:w="80" w:type="dxa"/>
+              <w:right w:w="120" w:type="dxa"/>
+            </w:tcMar>
+          </w:tcPr>
+          <w:p>
+            <w:r>
+              <w:rPr>
+                <w:color w:val="000000"/>
+                <w:sz w:val="20"/>
+                <w:szCs w:val="20"/>
+              </w:rPr>
+              <w:t>AI does the heavy lifting — we serve the small end profitably</w:t>
+            </w:r>
+          </w:p>
+        </w:tc>
+      </w:tr>
+      <w:tr>
+        <w:tblPrEx>
+          <w:tblCellMar>
+            <w:top w:w="0" w:type="dxa"/>
+            <w:bottom w:w="0" w:type="dxa"/>
+          </w:tblCellMar>
+        </w:tblPrEx>
+        <w:tc>
+          <w:tcPr>
+            <w:tcW w:w="2200" w:type="dxa"/>
+            <w:tcBorders>
+              <w:top w:val="single" w:sz="1" w:space="0" w:color="CCCCCC"/>
+              <w:left w:val="single" w:sz="1" w:space="0" w:color="CCCCCC"/>
+              <w:bottom w:val="single" w:sz="1" w:space="0" w:color="CCCCCC"/>
+              <w:right w:val="single" w:sz="1" w:space="0" w:color="CCCCCC"/>
+            </w:tcBorders>
+            <w:shd w:val="clear" w:color="auto" w:fill="F2F7FA"/>
+            <w:tcMar>
+              <w:top w:w="80" w:type="dxa"/>
+              <w:left w:w="120" w:type="dxa"/>
+              <w:bottom w:w="80" w:type="dxa"/>
+              <w:right w:w="120" w:type="dxa"/>
+            </w:tcMar>
+          </w:tcPr>
+          <w:p>
+            <w:r>
+              <w:rPr>
+                <w:color w:val="000000"/>
+                <w:sz w:val="20"/>
+                <w:szCs w:val="20"/>
+              </w:rPr>
+              <w:t>AI-native vCISO platforms</w:t>
+            </w:r>
+          </w:p>
+        </w:tc>
+        <w:tc>
+          <w:tcPr>
+            <w:tcW w:w="2300" w:type="dxa"/>
+            <w:tcBorders>
+              <w:top w:val="single" w:sz="1" w:space="0" w:color="CCCCCC"/>
+              <w:left w:val="single" w:sz="1" w:space="0" w:color="CCCCCC"/>
+              <w:bottom w:val="single" w:sz="1" w:space="0" w:color="CCCCCC"/>
+              <w:right w:val="single" w:sz="1" w:space="0" w:color="CCCCCC"/>
+            </w:tcBorders>
+            <w:shd w:val="clear" w:color="auto" w:fill="F2F7FA"/>
+            <w:tcMar>
+              <w:top w:w="80" w:type="dxa"/>
+              <w:left w:w="120" w:type="dxa"/>
+              <w:bottom w:w="80" w:type="dxa"/>
+              <w:right w:w="120" w:type="dxa"/>
+            </w:tcMar>
+          </w:tcPr>
+          <w:p>
+            <w:r>
+              <w:rPr>
+                <w:color w:val="000000"/>
+                <w:sz w:val="20"/>
+                <w:szCs w:val="20"/>
+              </w:rPr>
+              <w:t>Cynomi, RealCISO, Trava</w:t>
+            </w:r>
+          </w:p>
+        </w:tc>
+        <w:tc>
+          <w:tcPr>
+            <w:tcW w:w="2430" w:type="dxa"/>
+            <w:tcBorders>
+              <w:top w:val="single" w:sz="1" w:space="0" w:color="CCCCCC"/>
+              <w:left w:val="single" w:sz="1" w:space="0" w:color="CCCCCC"/>
+              <w:bottom w:val="single" w:sz="1" w:space="0" w:color="CCCCCC"/>
+              <w:right w:val="single" w:sz="1" w:space="0" w:color="CCCCCC"/>
+            </w:tcBorders>
+            <w:shd w:val="clear" w:color="auto" w:fill="F2F7FA"/>
+            <w:tcMar>
+              <w:top w:w="80" w:type="dxa"/>
+              <w:left w:w="120" w:type="dxa"/>
+              <w:bottom w:w="80" w:type="dxa"/>
+              <w:right w:w="120" w:type="dxa"/>
+            </w:tcMar>
+          </w:tcPr>
+          <w:p>
+            <w:r>
+              <w:rPr>
+                <w:color w:val="000000"/>
+                <w:sz w:val="20"/>
+                <w:szCs w:val="20"/>
+              </w:rPr>
+              <w:t>The real competitive set to watch</w:t>
+            </w:r>
+          </w:p>
+        </w:tc>
+        <w:tc>
+          <w:tcPr>
+            <w:tcW w:w="2430" w:type="dxa"/>
+            <w:tcBorders>
+              <w:top w:val="single" w:sz="1" w:space="0" w:color="CCCCCC"/>
+              <w:left w:val="single" w:sz="1" w:space="0" w:color="CCCCCC"/>
+              <w:bottom w:val="single" w:sz="1" w:space="0" w:color="CCCCCC"/>
+              <w:right w:val="single" w:sz="1" w:space="0" w:color="CCCCCC"/>
+            </w:tcBorders>
+            <w:shd w:val="clear" w:color="auto" w:fill="F2F7FA"/>
+            <w:tcMar>
+              <w:top w:w="80" w:type="dxa"/>
+              <w:left w:w="120" w:type="dxa"/>
+              <w:bottom w:w="80" w:type="dxa"/>
+              <w:right w:w="120" w:type="dxa"/>
+            </w:tcMar>
+          </w:tcPr>
+          <w:p>
+            <w:r>
+              <w:rPr>
+                <w:color w:val="000000"/>
+                <w:sz w:val="20"/>
+                <w:szCs w:val="20"/>
+              </w:rPr>
+              <w:t>Deterministic scoring IP; direct-to-SMB + managed hybrid; agent roadmap</w:t>
+            </w:r>
+          </w:p>
+        </w:tc>
+      </w:tr>
+      <w:tr>
+        <w:tblPrEx>
+          <w:tblCellMar>
+            <w:top w:w="0" w:type="dxa"/>
+            <w:bottom w:w="0" w:type="dxa"/>
+          </w:tblCellMar>
+        </w:tblPrEx>
+        <w:tc>
+          <w:tcPr>
+            <w:tcW w:w="2200" w:type="dxa"/>
+            <w:tcBorders>
+              <w:top w:val="single" w:sz="1" w:space="0" w:color="CCCCCC"/>
+              <w:left w:val="single" w:sz="1" w:space="0" w:color="CCCCCC"/>
+              <w:bottom w:val="single" w:sz="1" w:space="0" w:color="CCCCCC"/>
+              <w:right w:val="single" w:sz="1" w:space="0" w:color="CCCCCC"/>
+            </w:tcBorders>
+            <w:shd w:val="clear" w:color="auto" w:fill="FFFFFF"/>
+            <w:tcMar>
+              <w:top w:w="80" w:type="dxa"/>
+              <w:left w:w="120" w:type="dxa"/>
+              <w:bottom w:w="80" w:type="dxa"/>
+              <w:right w:w="120" w:type="dxa"/>
+            </w:tcMar>
+          </w:tcPr>
+          <w:p>
+            <w:r>
+              <w:rPr>
+                <w:color w:val="000000"/>
+                <w:sz w:val="20"/>
+                <w:szCs w:val="20"/>
+              </w:rPr>
+              <w:t>GRC / scoring tools</w:t>
+            </w:r>
+          </w:p>
+        </w:tc>
+        <w:tc>
+          <w:tcPr>
+            <w:tcW w:w="2300" w:type="dxa"/>
+            <w:tcBorders>
+              <w:top w:val="single" w:sz="1" w:space="0" w:color="CCCCCC"/>
+              <w:left w:val="single" w:sz="1" w:space="0" w:color="CCCCCC"/>
+              <w:bottom w:val="single" w:sz="1" w:space="0" w:color="CCCCCC"/>
+              <w:right w:val="single" w:sz="1" w:space="0" w:color="CCCCCC"/>
+            </w:tcBorders>
+            <w:shd w:val="clear" w:color="auto" w:fill="FFFFFF"/>
+            <w:tcMar>
+              <w:top w:w="80" w:type="dxa"/>
+              <w:left w:w="120" w:type="dxa"/>
+              <w:bottom w:w="80" w:type="dxa"/>
+              <w:right w:w="120" w:type="dxa"/>
+            </w:tcMar>
+          </w:tcPr>
+          <w:p>
+            <w:r>
+              <w:rPr>
+                <w:color w:val="000000"/>
+                <w:sz w:val="20"/>
+                <w:szCs w:val="20"/>
+              </w:rPr>
+              <w:t>SecurityScorecard, CyberSaint</w:t>
+            </w:r>
+          </w:p>
+        </w:tc>
+        <w:tc>
+          <w:tcPr>
+            <w:tcW w:w="2430" w:type="dxa"/>
+            <w:tcBorders>
+              <w:top w:val="single" w:sz="1" w:space="0" w:color="CCCCCC"/>
+              <w:left w:val="single" w:sz="1" w:space="0" w:color="CCCCCC"/>
+              <w:bottom w:val="single" w:sz="1" w:space="0" w:color="CCCCCC"/>
+              <w:right w:val="single" w:sz="1" w:space="0" w:color="CCCCCC"/>
+            </w:tcBorders>
+            <w:shd w:val="clear" w:color="auto" w:fill="FFFFFF"/>
+            <w:tcMar>
+              <w:top w:w="80" w:type="dxa"/>
+              <w:left w:w="120" w:type="dxa"/>
+              <w:bottom w:w="80" w:type="dxa"/>
+              <w:right w:w="120" w:type="dxa"/>
+            </w:tcMar>
+          </w:tcPr>
+          <w:p>
+            <w:r>
+              <w:rPr>
+                <w:color w:val="000000"/>
+                <w:sz w:val="20"/>
+                <w:szCs w:val="20"/>
+              </w:rPr>
+              <w:t>Scoring or compliance only; not a full program</w:t>
+            </w:r>
+          </w:p>
+        </w:tc>
+        <w:tc>
+          <w:tcPr>
+            <w:tcW w:w="2430" w:type="dxa"/>
+            <w:tcBorders>
+              <w:top w:val="single" w:sz="1" w:space="0" w:color="CCCCCC"/>
+              <w:left w:val="single" w:sz="1" w:space="0" w:color="CCCCCC"/>
+              <w:bottom w:val="single" w:sz="1" w:space="0" w:color="CCCCCC"/>
+              <w:right w:val="single" w:sz="1" w:space="0" w:color="CCCCCC"/>
+            </w:tcBorders>
+            <w:shd w:val="clear" w:color="auto" w:fill="FFFFFF"/>
+            <w:tcMar>
+              <w:top w:w="80" w:type="dxa"/>
+              <w:left w:w="120" w:type="dxa"/>
+              <w:bottom w:w="80" w:type="dxa"/>
+              <w:right w:w="120" w:type="dxa"/>
+            </w:tcMar>
+          </w:tcPr>
+          <w:p>
+            <w:r>
+              <w:rPr>
+                <w:color w:val="000000"/>
+                <w:sz w:val="20"/>
+                <w:szCs w:val="20"/>
+              </w:rPr>
+              <w:t>Complete program + human-managed delivery</w:t>
+            </w:r>
+          </w:p>
+        </w:tc>
+      </w:tr>
+      <w:tr>
+        <w:tblPrEx>
+          <w:tblCellMar>
+            <w:top w:w="0" w:type="dxa"/>
+            <w:bottom w:w="0" w:type="dxa"/>
+          </w:tblCellMar>
+        </w:tblPrEx>
+        <w:tc>
+          <w:tcPr>
+            <w:tcW w:w="2200" w:type="dxa"/>
+            <w:tcBorders>
+              <w:top w:val="single" w:sz="1" w:space="0" w:color="CCCCCC"/>
+              <w:left w:val="single" w:sz="1" w:space="0" w:color="CCCCCC"/>
+              <w:bottom w:val="single" w:sz="1" w:space="0" w:color="CCCCCC"/>
+              <w:right w:val="single" w:sz="1" w:space="0" w:color="CCCCCC"/>
+            </w:tcBorders>
+            <w:shd w:val="clear" w:color="auto" w:fill="F2F7FA"/>
+            <w:tcMar>
+              <w:top w:w="80" w:type="dxa"/>
+              <w:left w:w="120" w:type="dxa"/>
+              <w:bottom w:w="80" w:type="dxa"/>
+              <w:right w:w="120" w:type="dxa"/>
+            </w:tcMar>
+          </w:tcPr>
+          <w:p>
+            <w:r>
+              <w:rPr>
+                <w:color w:val="000000"/>
+                <w:sz w:val="20"/>
+                <w:szCs w:val="20"/>
+              </w:rPr>
+              <w:t>MSPs / DIY tools</w:t>
+            </w:r>
+          </w:p>
+        </w:tc>
+        <w:tc>
+          <w:tcPr>
+            <w:tcW w:w="2300" w:type="dxa"/>
+            <w:tcBorders>
+              <w:top w:val="single" w:sz="1" w:space="0" w:color="CCCCCC"/>
+              <w:left w:val="single" w:sz="1" w:space="0" w:color="CCCCCC"/>
+              <w:bottom w:val="single" w:sz="1" w:space="0" w:color="CCCCCC"/>
+              <w:right w:val="single" w:sz="1" w:space="0" w:color="CCCCCC"/>
+            </w:tcBorders>
+            <w:shd w:val="clear" w:color="auto" w:fill="F2F7FA"/>
+            <w:tcMar>
+              <w:top w:w="80" w:type="dxa"/>
+              <w:left w:w="120" w:type="dxa"/>
+              <w:bottom w:w="80" w:type="dxa"/>
+              <w:right w:w="120" w:type="dxa"/>
+            </w:tcMar>
+          </w:tcPr>
+          <w:p>
+            <w:r>
+              <w:rPr>
+                <w:color w:val="000000"/>
+                <w:sz w:val="20"/>
+                <w:szCs w:val="20"/>
+              </w:rPr>
+              <w:t>Managed IT add-ons, templates</w:t>
+            </w:r>
+          </w:p>
+        </w:tc>
+        <w:tc>
+          <w:tcPr>
+            <w:tcW w:w="2430" w:type="dxa"/>
+            <w:tcBorders>
+              <w:top w:val="single" w:sz="1" w:space="0" w:color="CCCCCC"/>
+              <w:left w:val="single" w:sz="1" w:space="0" w:color="CCCCCC"/>
+              <w:bottom w:val="single" w:sz="1" w:space="0" w:color="CCCCCC"/>
+              <w:right w:val="single" w:sz="1" w:space="0" w:color="CCCCCC"/>
+            </w:tcBorders>
+            <w:shd w:val="clear" w:color="auto" w:fill="F2F7FA"/>
+            <w:tcMar>
+              <w:top w:w="80" w:type="dxa"/>
+              <w:left w:w="120" w:type="dxa"/>
+              <w:bottom w:w="80" w:type="dxa"/>
+              <w:right w:w="120" w:type="dxa"/>
+            </w:tcMar>
+          </w:tcPr>
+          <w:p>
+            <w:r>
+              <w:rPr>
+                <w:color w:val="000000"/>
+                <w:sz w:val="20"/>
+                <w:szCs w:val="20"/>
+              </w:rPr>
+              <w:t>Tools without strategy or CISO-level judgment</w:t>
+            </w:r>
+          </w:p>
+        </w:tc>
+        <w:tc>
+          <w:tcPr>
+            <w:tcW w:w="2430" w:type="dxa"/>
+            <w:tcBorders>
+              <w:top w:val="single" w:sz="1" w:space="0" w:color="CCCCCC"/>
+              <w:left w:val="single" w:sz="1" w:space="0" w:color="CCCCCC"/>
+              <w:bottom w:val="single" w:sz="1" w:space="0" w:color="CCCCCC"/>
+              <w:right w:val="single" w:sz="1" w:space="0" w:color="CCCCCC"/>
+            </w:tcBorders>
+            <w:shd w:val="clear" w:color="auto" w:fill="F2F7FA"/>
+            <w:tcMar>
+              <w:top w:w="80" w:type="dxa"/>
+              <w:left w:w="120" w:type="dxa"/>
+              <w:bottom w:w="80" w:type="dxa"/>
+              <w:right w:w="120" w:type="dxa"/>
+            </w:tcMar>
+          </w:tcPr>
+          <w:p>
+            <w:r>
+              <w:rPr>
+                <w:color w:val="000000"/>
+                <w:sz w:val="20"/>
+                <w:szCs w:val="20"/>
+              </w:rPr>
+              <w:t>We deliver the CISO function, not just tooling</w:t>
+            </w:r>
+          </w:p>
+        </w:tc>
+      </w:tr>
+    </w:tbl>
+    <w:p>
+      <w:pPr>
+        <w:spacing w:after="80"/>
+      </w:pPr>
+    </w:p>
+    <w:p>
+      <w:pPr>
+        <w:pStyle w:val="Heading2"/>
+      </w:pPr>
+      <w:bookmarkStart w:id="23" w:name="_Toc232514839"/>
+      <w:r>
+        <w:t>7.2 Why</w:t>
+      </w:r>
+      <w:r>
+        <w:t xml:space="preserve"> We Win</w:t>
+      </w:r>
+      <w:bookmarkEnd w:id="23"/>
+    </w:p>
+    <w:p>
+      <w:pPr>
+        <w:pStyle w:val="ListParagraph"/>
+        <w:numPr>
+          <w:ilvl w:val="0"/>
+          <w:numId w:val="2"/>
+        </w:numPr>
+        <w:spacing w:after="60" w:line="264" w:lineRule="auto"/>
+      </w:pPr>
+      <w:r>
+        <w:t>Proprietary scoring methodology: explainable, repeatable, and trusted by insurers and auditors — not an opaque AI guess.</w:t>
+      </w:r>
+    </w:p>
+    <w:p>
+      <w:pPr>
+        <w:pStyle w:val="ListParagraph"/>
+        <w:numPr>
+          <w:ilvl w:val="0"/>
+          <w:numId w:val="2"/>
+        </w:numPr>
+        <w:spacing w:after="60" w:line="264" w:lineRule="auto"/>
+      </w:pPr>
+      <w:r>
+        <w:t>Human-in-the-loop: expert review makes output trustworthy enough to sell and materially limits liability.</w:t>
+      </w:r>
+    </w:p>
+    <w:p>
+      <w:pPr>
+        <w:pStyle w:val="ListParagraph"/>
+        <w:numPr>
+          <w:ilvl w:val="0"/>
+          <w:numId w:val="2"/>
+        </w:numPr>
+        <w:spacing w:after="60" w:line="264" w:lineRule="auto"/>
+      </w:pPr>
+      <w:r>
+        <w:t>Compounding data and relationships: every assessment and managed client makes the system smarter and stickier.</w:t>
+      </w:r>
+    </w:p>
+    <w:p>
+      <w:pPr>
+        <w:pStyle w:val="ListParagraph"/>
+        <w:numPr>
+          <w:ilvl w:val="0"/>
+          <w:numId w:val="2"/>
+        </w:numPr>
+        <w:spacing w:after="60" w:line="264" w:lineRule="auto"/>
+      </w:pPr>
+      <w:proofErr w:type="gramStart"/>
+      <w:r>
+        <w:t>The AI</w:t>
+      </w:r>
+      <w:proofErr w:type="gramEnd"/>
+      <w:r>
+        <w:t xml:space="preserve"> is the commodity; the system around it — methodology, workflow, engineers, data — is the moat. A well-funded competitor cannot trivially replicate the whole system.</w:t>
+      </w:r>
+    </w:p>
+    <w:p>
+      <w:pPr>
+        <w:pStyle w:val="Heading1"/>
+      </w:pPr>
+      <w:bookmarkStart w:id="24" w:name="_Toc232514840"/>
+      <w:r>
+        <w:t>8</w:t>
+      </w:r>
+      <w:r>
+        <w:t>. Product</w:t>
+      </w:r>
+      <w:r>
+        <w:t xml:space="preserve"> Roadmap</w:t>
+      </w:r>
+      <w:bookmarkEnd w:id="24"/>
+    </w:p>
+    <w:p>
+      <w:pPr>
+        <w:pStyle w:val="Heading2"/>
+      </w:pPr>
+      <w:bookmarkStart w:id="25" w:name="_Toc232514841"/>
+      <w:r>
+        <w:t>Phase 1 — Live Today: The Self-Serve Product</w:t>
+      </w:r>
+      <w:bookmarkEnd w:id="25"/>
+    </w:p>
+    <w:p>
+      <w:pPr>
+        <w:pStyle w:val="ListParagraph"/>
+        <w:numPr>
+          <w:ilvl w:val="0"/>
+          <w:numId w:val="2"/>
+        </w:numPr>
+        <w:spacing w:after="60" w:line="264" w:lineRule="auto"/>
+      </w:pPr>
+      <w:r>
+        <w:t>Conversational intake + structured NIST checklist; deterministic posture scoring.</w:t>
+      </w:r>
+    </w:p>
+    <w:p>
+      <w:pPr>
+        <w:pStyle w:val="ListParagraph"/>
+        <w:numPr>
+          <w:ilvl w:val="0"/>
+          <w:numId w:val="2"/>
+        </w:numPr>
+        <w:spacing w:after="60" w:line="264" w:lineRule="auto"/>
+      </w:pPr>
+      <w:r>
+        <w:lastRenderedPageBreak/>
+        <w:t>AI-generated security program: roadmap, policies, compliance mapping, workflows, training, executive report.</w:t>
+      </w:r>
+    </w:p>
+    <w:p>
+      <w:pPr>
+        <w:pStyle w:val="ListParagraph"/>
+        <w:numPr>
+          <w:ilvl w:val="0"/>
+          <w:numId w:val="2"/>
+        </w:numPr>
+        <w:spacing w:after="60" w:line="264" w:lineRule="auto"/>
+      </w:pPr>
+      <w:r>
+        <w:t>Professional policy generation with Word export; user accounts; admin tooling.</w:t>
+      </w:r>
+    </w:p>
+    <w:p>
+      <w:pPr>
+        <w:pStyle w:val="Heading2"/>
+      </w:pPr>
+      <w:bookmarkStart w:id="26" w:name="_Toc232514842"/>
+      <w:r>
+        <w:t>Phase 2 — This Raise: The Managed Platform</w:t>
+      </w:r>
+      <w:bookmarkEnd w:id="26"/>
+    </w:p>
+    <w:p>
+      <w:pPr>
+        <w:pStyle w:val="ListParagraph"/>
+        <w:numPr>
+          <w:ilvl w:val="0"/>
+          <w:numId w:val="2"/>
+        </w:numPr>
+        <w:spacing w:after="60" w:line="264" w:lineRule="auto"/>
+      </w:pPr>
+      <w:r>
+        <w:t>Convert the analyst console from mockup to live product (portfolio view, per-client command centers).</w:t>
+      </w:r>
+    </w:p>
+    <w:p>
+      <w:pPr>
+        <w:pStyle w:val="ListParagraph"/>
+        <w:numPr>
+          <w:ilvl w:val="0"/>
+          <w:numId w:val="2"/>
+        </w:numPr>
+        <w:spacing w:after="60" w:line="264" w:lineRule="auto"/>
+      </w:pPr>
+      <w:r>
+        <w:t>Hire and onboard the first cybersecurity engineers to run managed programs.</w:t>
+      </w:r>
+    </w:p>
+    <w:p>
+      <w:pPr>
+        <w:pStyle w:val="ListParagraph"/>
+        <w:numPr>
+          <w:ilvl w:val="0"/>
+          <w:numId w:val="2"/>
+        </w:numPr>
+        <w:spacing w:after="60" w:line="264" w:lineRule="auto"/>
+      </w:pPr>
+      <w:r>
+        <w:t>Live “Mastermind” AI co-pilot for engineers; review-and-approval workflow in production.</w:t>
+      </w:r>
+    </w:p>
+    <w:p>
+      <w:pPr>
+        <w:pStyle w:val="ListParagraph"/>
+        <w:numPr>
+          <w:ilvl w:val="0"/>
+          <w:numId w:val="2"/>
+        </w:numPr>
+        <w:spacing w:after="60" w:line="264" w:lineRule="auto"/>
+      </w:pPr>
+      <w:r>
+        <w:t>Client messaging, weekly automated program reporting, and compliance progress tracking.</w:t>
+      </w:r>
+    </w:p>
+    <w:p>
+      <w:pPr>
+        <w:pStyle w:val="Heading2"/>
+      </w:pPr>
+      <w:bookmarkStart w:id="27" w:name="_Toc232514843"/>
+      <w:r>
+        <w:t>Phase 3 — Scale: Telemetry &amp; Automation</w:t>
+      </w:r>
+      <w:bookmarkEnd w:id="27"/>
+    </w:p>
+    <w:p>
+      <w:pPr>
+        <w:pStyle w:val="ListParagraph"/>
+        <w:numPr>
+          <w:ilvl w:val="0"/>
+          <w:numId w:val="2"/>
+        </w:numPr>
+        <w:spacing w:after="60" w:line="264" w:lineRule="auto"/>
+      </w:pPr>
+      <w:r>
+        <w:t>Deploy network agents in client environments for live posture and threat telemetry.</w:t>
+      </w:r>
+    </w:p>
+    <w:p>
+      <w:pPr>
+        <w:pStyle w:val="ListParagraph"/>
+        <w:numPr>
+          <w:ilvl w:val="0"/>
+          <w:numId w:val="2"/>
+        </w:numPr>
+        <w:spacing w:after="60" w:line="264" w:lineRule="auto"/>
+      </w:pPr>
+      <w:r>
+        <w:t>Continuous monitoring, automated alerting, and agent-fed recommendations.</w:t>
+      </w:r>
+    </w:p>
+    <w:p>
+      <w:pPr>
+        <w:pStyle w:val="ListParagraph"/>
+        <w:numPr>
+          <w:ilvl w:val="0"/>
+          <w:numId w:val="2"/>
+        </w:numPr>
+        <w:spacing w:after="60" w:line="264" w:lineRule="auto"/>
+      </w:pPr>
+      <w:r>
+        <w:t>Channel partnerships (insurers, MSPs) for low-CAC distribution; expand client base and verticals.</w:t>
+      </w:r>
+    </w:p>
+    <w:p>
+      <w:pPr>
+        <w:pStyle w:val="Heading1"/>
+      </w:pPr>
+      <w:bookmarkStart w:id="28" w:name="_Toc232514844"/>
+      <w:r>
+        <w:t>9</w:t>
+      </w:r>
+      <w:r>
+        <w:t>. Team</w:t>
+      </w:r>
+      <w:r>
+        <w:t xml:space="preserve"> &amp; Execution</w:t>
+      </w:r>
+      <w:bookmarkEnd w:id="28"/>
+    </w:p>
+    <w:p>
+      <w:pPr>
+        <w:spacing w:after="140" w:line="276" w:lineRule="auto"/>
+      </w:pPr>
+      <w:r>
+        <w:t>ShieldAI is being built by Xandu Ltd. The product is already developed and functioning, demonstrating execution capability and meaningfully de-risking the technical plan. The immediate organizational priority funded by this raise is hiring the first cybersecurity engineers — the people who run managed client programs through the analyst console — alongside continued product engineering.</w:t>
+      </w:r>
+    </w:p>
+    <w:p>
+      <w:pPr>
+        <w:spacing w:after="140" w:line="276" w:lineRule="auto"/>
+      </w:pPr>
+      <w:r>
+        <w:t>Because the platform model amplifies each engineer with AI, the team can stay lean relative to the size of the client book it supports. Security leadership and qualified engineering talent are the key early hires, given that the managed offering depends on credible, accountable human expertise.</w:t>
+      </w:r>
+    </w:p>
+    <w:p>
+      <w:pPr>
+        <w:spacing w:after="140" w:line="276" w:lineRule="auto"/>
+      </w:pPr>
+      <w:r>
+        <w:rPr>
+          <w:i/>
+          <w:iCs/>
+          <w:color w:val="5A6B7B"/>
+        </w:rPr>
+        <w:t>[Insert founder/team bios and relevant security, SaaS, and go-to-market experience here.]</w:t>
+      </w:r>
+    </w:p>
+    <w:p>
+      <w:pPr>
+        <w:pStyle w:val="Heading1"/>
+      </w:pPr>
+      <w:bookmarkStart w:id="29" w:name="_Toc232514845"/>
+      <w:r>
+        <w:t>10</w:t>
+      </w:r>
+      <w:r>
+        <w:t>. The</w:t>
+      </w:r>
+      <w:r>
+        <w:t xml:space="preserve"> Ask &amp; Use of Funds</w:t>
+      </w:r>
+      <w:bookmarkEnd w:id="29"/>
+    </w:p>
+    <w:p>
+      <w:pPr>
+        <w:spacing w:after="140" w:line="276" w:lineRule="auto"/>
+      </w:pPr>
+      <w:r>
+        <w:t>ShieldAI is raising $900,000 in seed funding to fund the transition from a working self-serve product to a managed-security platform over the next 18 months.</w:t>
+      </w:r>
+    </w:p>
+    <w:tbl>
+      <w:tblPr>
+        <w:tblW w:w="9360" w:type="dxa"/>
+        <w:tblBorders>
+          <w:top w:val="single" w:sz="4" w:space="0" w:color="auto"/>
+          <w:left w:val="single" w:sz="4" w:space="0" w:color="auto"/>
+          <w:bottom w:val="single" w:sz="4" w:space="0" w:color="auto"/>
+          <w:right w:val="single" w:sz="4" w:space="0" w:color="auto"/>
+          <w:insideH w:val="single" w:sz="4" w:space="0" w:color="auto"/>
+          <w:insideV w:val="single" w:sz="4" w:space="0" w:color="auto"/>
+        </w:tblBorders>
+        <w:tblCellMar>
+          <w:left w:w="10" w:type="dxa"/>
+          <w:right w:w="10" w:type="dxa"/>
+        </w:tblCellMar>
+        <w:tblLook w:val="0000" w:firstRow="0" w:lastRow="0" w:firstColumn="0" w:lastColumn="0" w:noHBand="0" w:noVBand="0"/>
+      </w:tblPr>
+      <w:tblGrid>
+        <w:gridCol w:w="5360"/>
+        <w:gridCol w:w="2000"/>
+        <w:gridCol w:w="2000"/>
+      </w:tblGrid>
+      <w:tr>
+        <w:tblPrEx>
+          <w:tblCellMar>
+            <w:top w:w="0" w:type="dxa"/>
+            <w:bottom w:w="0" w:type="dxa"/>
+          </w:tblCellMar>
+        </w:tblPrEx>
+        <w:tc>
+          <w:tcPr>
+            <w:tcW w:w="5360" w:type="dxa"/>
+            <w:tcBorders>
+              <w:top w:val="single" w:sz="1" w:space="0" w:color="CCCCCC"/>
+              <w:left w:val="single" w:sz="1" w:space="0" w:color="CCCCCC"/>
+              <w:bottom w:val="single" w:sz="1" w:space="0" w:color="CCCCCC"/>
+              <w:right w:val="single" w:sz="1" w:space="0" w:color="CCCCCC"/>
+            </w:tcBorders>
+            <w:shd w:val="clear" w:color="auto" w:fill="0B2545"/>
+            <w:tcMar>
+              <w:top w:w="80" w:type="dxa"/>
+              <w:left w:w="120" w:type="dxa"/>
+              <w:bottom w:w="80" w:type="dxa"/>
+              <w:right w:w="120" w:type="dxa"/>
+            </w:tcMar>
+          </w:tcPr>
+          <w:p>
+            <w:r>
+              <w:rPr>
+                <w:b/>
+                <w:bCs/>
+                <w:color w:val="FFFFFF"/>
+                <w:sz w:val="20"/>
+                <w:szCs w:val="20"/>
+              </w:rPr>
+              <w:t>Use of Funds</w:t>
+            </w:r>
+          </w:p>
+        </w:tc>
+        <w:tc>
+          <w:tcPr>
+            <w:tcW w:w="2000" w:type="dxa"/>
+            <w:tcBorders>
+              <w:top w:val="single" w:sz="1" w:space="0" w:color="CCCCCC"/>
+              <w:left w:val="single" w:sz="1" w:space="0" w:color="CCCCCC"/>
+              <w:bottom w:val="single" w:sz="1" w:space="0" w:color="CCCCCC"/>
+              <w:right w:val="single" w:sz="1" w:space="0" w:color="CCCCCC"/>
+            </w:tcBorders>
+            <w:shd w:val="clear" w:color="auto" w:fill="0B2545"/>
+            <w:tcMar>
+              <w:top w:w="80" w:type="dxa"/>
+              <w:left w:w="120" w:type="dxa"/>
+              <w:bottom w:w="80" w:type="dxa"/>
+              <w:right w:w="120" w:type="dxa"/>
+            </w:tcMar>
+          </w:tcPr>
+          <w:p>
+            <w:r>
+              <w:rPr>
+                <w:b/>
+                <w:bCs/>
+                <w:color w:val="FFFFFF"/>
+                <w:sz w:val="20"/>
+                <w:szCs w:val="20"/>
+              </w:rPr>
+              <w:t>Amount</w:t>
+            </w:r>
+          </w:p>
+        </w:tc>
+        <w:tc>
+          <w:tcPr>
+            <w:tcW w:w="2000" w:type="dxa"/>
+            <w:tcBorders>
+              <w:top w:val="single" w:sz="1" w:space="0" w:color="CCCCCC"/>
+              <w:left w:val="single" w:sz="1" w:space="0" w:color="CCCCCC"/>
+              <w:bottom w:val="single" w:sz="1" w:space="0" w:color="CCCCCC"/>
+              <w:right w:val="single" w:sz="1" w:space="0" w:color="CCCCCC"/>
+            </w:tcBorders>
+            <w:shd w:val="clear" w:color="auto" w:fill="0B2545"/>
+            <w:tcMar>
+              <w:top w:w="80" w:type="dxa"/>
+              <w:left w:w="120" w:type="dxa"/>
+              <w:bottom w:w="80" w:type="dxa"/>
+              <w:right w:w="120" w:type="dxa"/>
+            </w:tcMar>
+          </w:tcPr>
+          <w:p>
+            <w:r>
+              <w:rPr>
+                <w:b/>
+                <w:bCs/>
+                <w:color w:val="FFFFFF"/>
+                <w:sz w:val="20"/>
+                <w:szCs w:val="20"/>
+              </w:rPr>
+              <w:t>%</w:t>
+            </w:r>
+          </w:p>
+        </w:tc>
+      </w:tr>
+      <w:tr>
+        <w:tblPrEx>
+          <w:tblCellMar>
+            <w:top w:w="0" w:type="dxa"/>
+            <w:bottom w:w="0" w:type="dxa"/>
+          </w:tblCellMar>
+        </w:tblPrEx>
+        <w:tc>
+          <w:tcPr>
+            <w:tcW w:w="5360" w:type="dxa"/>
+            <w:tcBorders>
+              <w:top w:val="single" w:sz="1" w:space="0" w:color="CCCCCC"/>
+              <w:left w:val="single" w:sz="1" w:space="0" w:color="CCCCCC"/>
+              <w:bottom w:val="single" w:sz="1" w:space="0" w:color="CCCCCC"/>
+              <w:right w:val="single" w:sz="1" w:space="0" w:color="CCCCCC"/>
+            </w:tcBorders>
+            <w:shd w:val="clear" w:color="auto" w:fill="FFFFFF"/>
+            <w:tcMar>
+              <w:top w:w="80" w:type="dxa"/>
+              <w:left w:w="120" w:type="dxa"/>
+              <w:bottom w:w="80" w:type="dxa"/>
+              <w:right w:w="120" w:type="dxa"/>
+            </w:tcMar>
+          </w:tcPr>
+          <w:p>
+            <w:r>
+              <w:rPr>
+                <w:color w:val="000000"/>
+                <w:sz w:val="20"/>
+                <w:szCs w:val="20"/>
+              </w:rPr>
+              <w:t>Engineering (analyst console to live + network agents)</w:t>
+            </w:r>
+          </w:p>
+        </w:tc>
+        <w:tc>
+          <w:tcPr>
+            <w:tcW w:w="2000" w:type="dxa"/>
+            <w:tcBorders>
+              <w:top w:val="single" w:sz="1" w:space="0" w:color="CCCCCC"/>
+              <w:left w:val="single" w:sz="1" w:space="0" w:color="CCCCCC"/>
+              <w:bottom w:val="single" w:sz="1" w:space="0" w:color="CCCCCC"/>
+              <w:right w:val="single" w:sz="1" w:space="0" w:color="CCCCCC"/>
+            </w:tcBorders>
+            <w:shd w:val="clear" w:color="auto" w:fill="FFFFFF"/>
+            <w:tcMar>
+              <w:top w:w="80" w:type="dxa"/>
+              <w:left w:w="120" w:type="dxa"/>
+              <w:bottom w:w="80" w:type="dxa"/>
+              <w:right w:w="120" w:type="dxa"/>
+            </w:tcMar>
+          </w:tcPr>
+          <w:p>
+            <w:r>
+              <w:rPr>
+                <w:color w:val="000000"/>
+                <w:sz w:val="20"/>
+                <w:szCs w:val="20"/>
+              </w:rPr>
+              <w:t>$320,000</w:t>
+            </w:r>
+          </w:p>
+        </w:tc>
+        <w:tc>
+          <w:tcPr>
+            <w:tcW w:w="2000" w:type="dxa"/>
+            <w:tcBorders>
+              <w:top w:val="single" w:sz="1" w:space="0" w:color="CCCCCC"/>
+              <w:left w:val="single" w:sz="1" w:space="0" w:color="CCCCCC"/>
+              <w:bottom w:val="single" w:sz="1" w:space="0" w:color="CCCCCC"/>
+              <w:right w:val="single" w:sz="1" w:space="0" w:color="CCCCCC"/>
+            </w:tcBorders>
+            <w:shd w:val="clear" w:color="auto" w:fill="FFFFFF"/>
+            <w:tcMar>
+              <w:top w:w="80" w:type="dxa"/>
+              <w:left w:w="120" w:type="dxa"/>
+              <w:bottom w:w="80" w:type="dxa"/>
+              <w:right w:w="120" w:type="dxa"/>
+            </w:tcMar>
+          </w:tcPr>
+          <w:p>
+            <w:r>
+              <w:rPr>
+                <w:color w:val="000000"/>
+                <w:sz w:val="20"/>
+                <w:szCs w:val="20"/>
+              </w:rPr>
+              <w:t>36%</w:t>
+            </w:r>
+          </w:p>
+        </w:tc>
+      </w:tr>
+      <w:tr>
+        <w:tblPrEx>
+          <w:tblCellMar>
+            <w:top w:w="0" w:type="dxa"/>
+            <w:bottom w:w="0" w:type="dxa"/>
+          </w:tblCellMar>
+        </w:tblPrEx>
+        <w:tc>
+          <w:tcPr>
+            <w:tcW w:w="5360" w:type="dxa"/>
+            <w:tcBorders>
+              <w:top w:val="single" w:sz="1" w:space="0" w:color="CCCCCC"/>
+              <w:left w:val="single" w:sz="1" w:space="0" w:color="CCCCCC"/>
+              <w:bottom w:val="single" w:sz="1" w:space="0" w:color="CCCCCC"/>
+              <w:right w:val="single" w:sz="1" w:space="0" w:color="CCCCCC"/>
+            </w:tcBorders>
+            <w:shd w:val="clear" w:color="auto" w:fill="F2F7FA"/>
+            <w:tcMar>
+              <w:top w:w="80" w:type="dxa"/>
+              <w:left w:w="120" w:type="dxa"/>
+              <w:bottom w:w="80" w:type="dxa"/>
+              <w:right w:w="120" w:type="dxa"/>
+            </w:tcMar>
+          </w:tcPr>
+          <w:p>
+            <w:r>
+              <w:rPr>
+                <w:color w:val="000000"/>
+                <w:sz w:val="20"/>
+                <w:szCs w:val="20"/>
+              </w:rPr>
+              <w:t>First security engineers (2–3 hires)</w:t>
+            </w:r>
+          </w:p>
+        </w:tc>
+        <w:tc>
+          <w:tcPr>
+            <w:tcW w:w="2000" w:type="dxa"/>
+            <w:tcBorders>
+              <w:top w:val="single" w:sz="1" w:space="0" w:color="CCCCCC"/>
+              <w:left w:val="single" w:sz="1" w:space="0" w:color="CCCCCC"/>
+              <w:bottom w:val="single" w:sz="1" w:space="0" w:color="CCCCCC"/>
+              <w:right w:val="single" w:sz="1" w:space="0" w:color="CCCCCC"/>
+            </w:tcBorders>
+            <w:shd w:val="clear" w:color="auto" w:fill="F2F7FA"/>
+            <w:tcMar>
+              <w:top w:w="80" w:type="dxa"/>
+              <w:left w:w="120" w:type="dxa"/>
+              <w:bottom w:w="80" w:type="dxa"/>
+              <w:right w:w="120" w:type="dxa"/>
+            </w:tcMar>
+          </w:tcPr>
+          <w:p>
+            <w:r>
+              <w:rPr>
+                <w:color w:val="000000"/>
+                <w:sz w:val="20"/>
+                <w:szCs w:val="20"/>
+              </w:rPr>
+              <w:t>$280,000</w:t>
+            </w:r>
+          </w:p>
+        </w:tc>
+        <w:tc>
+          <w:tcPr>
+            <w:tcW w:w="2000" w:type="dxa"/>
+            <w:tcBorders>
+              <w:top w:val="single" w:sz="1" w:space="0" w:color="CCCCCC"/>
+              <w:left w:val="single" w:sz="1" w:space="0" w:color="CCCCCC"/>
+              <w:bottom w:val="single" w:sz="1" w:space="0" w:color="CCCCCC"/>
+              <w:right w:val="single" w:sz="1" w:space="0" w:color="CCCCCC"/>
+            </w:tcBorders>
+            <w:shd w:val="clear" w:color="auto" w:fill="F2F7FA"/>
+            <w:tcMar>
+              <w:top w:w="80" w:type="dxa"/>
+              <w:left w:w="120" w:type="dxa"/>
+              <w:bottom w:w="80" w:type="dxa"/>
+              <w:right w:w="120" w:type="dxa"/>
+            </w:tcMar>
+          </w:tcPr>
+          <w:p>
+            <w:r>
+              <w:rPr>
+                <w:color w:val="000000"/>
+                <w:sz w:val="20"/>
+                <w:szCs w:val="20"/>
+              </w:rPr>
+              <w:t>31%</w:t>
+            </w:r>
+          </w:p>
+        </w:tc>
+      </w:tr>
+      <w:tr>
+        <w:tblPrEx>
+          <w:tblCellMar>
+            <w:top w:w="0" w:type="dxa"/>
+            <w:bottom w:w="0" w:type="dxa"/>
+          </w:tblCellMar>
+        </w:tblPrEx>
+        <w:tc>
+          <w:tcPr>
+            <w:tcW w:w="5360" w:type="dxa"/>
+            <w:tcBorders>
+              <w:top w:val="single" w:sz="1" w:space="0" w:color="CCCCCC"/>
+              <w:left w:val="single" w:sz="1" w:space="0" w:color="CCCCCC"/>
+              <w:bottom w:val="single" w:sz="1" w:space="0" w:color="CCCCCC"/>
+              <w:right w:val="single" w:sz="1" w:space="0" w:color="CCCCCC"/>
+            </w:tcBorders>
+            <w:shd w:val="clear" w:color="auto" w:fill="FFFFFF"/>
+            <w:tcMar>
+              <w:top w:w="80" w:type="dxa"/>
+              <w:left w:w="120" w:type="dxa"/>
+              <w:bottom w:w="80" w:type="dxa"/>
+              <w:right w:w="120" w:type="dxa"/>
+            </w:tcMar>
+          </w:tcPr>
+          <w:p>
+            <w:r>
+              <w:rPr>
+                <w:color w:val="000000"/>
+                <w:sz w:val="20"/>
+                <w:szCs w:val="20"/>
+              </w:rPr>
+              <w:t>Go-to-market &amp; channel partnerships</w:t>
+            </w:r>
+          </w:p>
+        </w:tc>
+        <w:tc>
+          <w:tcPr>
+            <w:tcW w:w="2000" w:type="dxa"/>
+            <w:tcBorders>
+              <w:top w:val="single" w:sz="1" w:space="0" w:color="CCCCCC"/>
+              <w:left w:val="single" w:sz="1" w:space="0" w:color="CCCCCC"/>
+              <w:bottom w:val="single" w:sz="1" w:space="0" w:color="CCCCCC"/>
+              <w:right w:val="single" w:sz="1" w:space="0" w:color="CCCCCC"/>
+            </w:tcBorders>
+            <w:shd w:val="clear" w:color="auto" w:fill="FFFFFF"/>
+            <w:tcMar>
+              <w:top w:w="80" w:type="dxa"/>
+              <w:left w:w="120" w:type="dxa"/>
+              <w:bottom w:w="80" w:type="dxa"/>
+              <w:right w:w="120" w:type="dxa"/>
+            </w:tcMar>
+          </w:tcPr>
+          <w:p>
+            <w:r>
+              <w:rPr>
+                <w:color w:val="000000"/>
+                <w:sz w:val="20"/>
+                <w:szCs w:val="20"/>
+              </w:rPr>
+              <w:t>$180,000</w:t>
+            </w:r>
+          </w:p>
+        </w:tc>
+        <w:tc>
+          <w:tcPr>
+            <w:tcW w:w="2000" w:type="dxa"/>
+            <w:tcBorders>
+              <w:top w:val="single" w:sz="1" w:space="0" w:color="CCCCCC"/>
+              <w:left w:val="single" w:sz="1" w:space="0" w:color="CCCCCC"/>
+              <w:bottom w:val="single" w:sz="1" w:space="0" w:color="CCCCCC"/>
+              <w:right w:val="single" w:sz="1" w:space="0" w:color="CCCCCC"/>
+            </w:tcBorders>
+            <w:shd w:val="clear" w:color="auto" w:fill="FFFFFF"/>
+            <w:tcMar>
+              <w:top w:w="80" w:type="dxa"/>
+              <w:left w:w="120" w:type="dxa"/>
+              <w:bottom w:w="80" w:type="dxa"/>
+              <w:right w:w="120" w:type="dxa"/>
+            </w:tcMar>
+          </w:tcPr>
+          <w:p>
+            <w:r>
+              <w:rPr>
+                <w:color w:val="000000"/>
+                <w:sz w:val="20"/>
+                <w:szCs w:val="20"/>
+              </w:rPr>
+              <w:t>20%</w:t>
+            </w:r>
+          </w:p>
+        </w:tc>
+      </w:tr>
+      <w:tr>
+        <w:tblPrEx>
+          <w:tblCellMar>
+            <w:top w:w="0" w:type="dxa"/>
+            <w:bottom w:w="0" w:type="dxa"/>
+          </w:tblCellMar>
+        </w:tblPrEx>
+        <w:tc>
+          <w:tcPr>
+            <w:tcW w:w="5360" w:type="dxa"/>
+            <w:tcBorders>
+              <w:top w:val="single" w:sz="1" w:space="0" w:color="CCCCCC"/>
+              <w:left w:val="single" w:sz="1" w:space="0" w:color="CCCCCC"/>
+              <w:bottom w:val="single" w:sz="1" w:space="0" w:color="CCCCCC"/>
+              <w:right w:val="single" w:sz="1" w:space="0" w:color="CCCCCC"/>
+            </w:tcBorders>
+            <w:shd w:val="clear" w:color="auto" w:fill="F2F7FA"/>
+            <w:tcMar>
+              <w:top w:w="80" w:type="dxa"/>
+              <w:left w:w="120" w:type="dxa"/>
+              <w:bottom w:w="80" w:type="dxa"/>
+              <w:right w:w="120" w:type="dxa"/>
+            </w:tcMar>
+          </w:tcPr>
+          <w:p>
+            <w:r>
+              <w:rPr>
+                <w:color w:val="000000"/>
+                <w:sz w:val="20"/>
+                <w:szCs w:val="20"/>
+              </w:rPr>
+              <w:lastRenderedPageBreak/>
+              <w:t>Operations, SOC 2, legal &amp; compliance</w:t>
+            </w:r>
+          </w:p>
+        </w:tc>
+        <w:tc>
+          <w:tcPr>
+            <w:tcW w:w="2000" w:type="dxa"/>
+            <w:tcBorders>
+              <w:top w:val="single" w:sz="1" w:space="0" w:color="CCCCCC"/>
+              <w:left w:val="single" w:sz="1" w:space="0" w:color="CCCCCC"/>
+              <w:bottom w:val="single" w:sz="1" w:space="0" w:color="CCCCCC"/>
+              <w:right w:val="single" w:sz="1" w:space="0" w:color="CCCCCC"/>
+            </w:tcBorders>
+            <w:shd w:val="clear" w:color="auto" w:fill="F2F7FA"/>
+            <w:tcMar>
+              <w:top w:w="80" w:type="dxa"/>
+              <w:left w:w="120" w:type="dxa"/>
+              <w:bottom w:w="80" w:type="dxa"/>
+              <w:right w:w="120" w:type="dxa"/>
+            </w:tcMar>
+          </w:tcPr>
+          <w:p>
+            <w:r>
+              <w:rPr>
+                <w:color w:val="000000"/>
+                <w:sz w:val="20"/>
+                <w:szCs w:val="20"/>
+              </w:rPr>
+              <w:t>$90,000</w:t>
+            </w:r>
+          </w:p>
+        </w:tc>
+        <w:tc>
+          <w:tcPr>
+            <w:tcW w:w="2000" w:type="dxa"/>
+            <w:tcBorders>
+              <w:top w:val="single" w:sz="1" w:space="0" w:color="CCCCCC"/>
+              <w:left w:val="single" w:sz="1" w:space="0" w:color="CCCCCC"/>
+              <w:bottom w:val="single" w:sz="1" w:space="0" w:color="CCCCCC"/>
+              <w:right w:val="single" w:sz="1" w:space="0" w:color="CCCCCC"/>
+            </w:tcBorders>
+            <w:shd w:val="clear" w:color="auto" w:fill="F2F7FA"/>
+            <w:tcMar>
+              <w:top w:w="80" w:type="dxa"/>
+              <w:left w:w="120" w:type="dxa"/>
+              <w:bottom w:w="80" w:type="dxa"/>
+              <w:right w:w="120" w:type="dxa"/>
+            </w:tcMar>
+          </w:tcPr>
+          <w:p>
+            <w:r>
+              <w:rPr>
+                <w:color w:val="000000"/>
+                <w:sz w:val="20"/>
+                <w:szCs w:val="20"/>
+              </w:rPr>
+              <w:t>10%</w:t>
+            </w:r>
+          </w:p>
+        </w:tc>
+      </w:tr>
+      <w:tr>
+        <w:tblPrEx>
+          <w:tblCellMar>
+            <w:top w:w="0" w:type="dxa"/>
+            <w:bottom w:w="0" w:type="dxa"/>
+          </w:tblCellMar>
+        </w:tblPrEx>
+        <w:tc>
+          <w:tcPr>
+            <w:tcW w:w="5360" w:type="dxa"/>
+            <w:tcBorders>
+              <w:top w:val="single" w:sz="1" w:space="0" w:color="CCCCCC"/>
+              <w:left w:val="single" w:sz="1" w:space="0" w:color="CCCCCC"/>
+              <w:bottom w:val="single" w:sz="1" w:space="0" w:color="CCCCCC"/>
+              <w:right w:val="single" w:sz="1" w:space="0" w:color="CCCCCC"/>
+            </w:tcBorders>
+            <w:shd w:val="clear" w:color="auto" w:fill="FFFFFF"/>
+            <w:tcMar>
+              <w:top w:w="80" w:type="dxa"/>
+              <w:left w:w="120" w:type="dxa"/>
+              <w:bottom w:w="80" w:type="dxa"/>
+              <w:right w:w="120" w:type="dxa"/>
+            </w:tcMar>
+          </w:tcPr>
+          <w:p>
+            <w:r>
+              <w:rPr>
+                <w:color w:val="000000"/>
+                <w:sz w:val="20"/>
+                <w:szCs w:val="20"/>
+              </w:rPr>
+              <w:t>Working capital reserve</w:t>
+            </w:r>
+          </w:p>
+        </w:tc>
+        <w:tc>
+          <w:tcPr>
+            <w:tcW w:w="2000" w:type="dxa"/>
+            <w:tcBorders>
+              <w:top w:val="single" w:sz="1" w:space="0" w:color="CCCCCC"/>
+              <w:left w:val="single" w:sz="1" w:space="0" w:color="CCCCCC"/>
+              <w:bottom w:val="single" w:sz="1" w:space="0" w:color="CCCCCC"/>
+              <w:right w:val="single" w:sz="1" w:space="0" w:color="CCCCCC"/>
+            </w:tcBorders>
+            <w:shd w:val="clear" w:color="auto" w:fill="FFFFFF"/>
+            <w:tcMar>
+              <w:top w:w="80" w:type="dxa"/>
+              <w:left w:w="120" w:type="dxa"/>
+              <w:bottom w:w="80" w:type="dxa"/>
+              <w:right w:w="120" w:type="dxa"/>
+            </w:tcMar>
+          </w:tcPr>
+          <w:p>
+            <w:r>
+              <w:rPr>
+                <w:color w:val="000000"/>
+                <w:sz w:val="20"/>
+                <w:szCs w:val="20"/>
+              </w:rPr>
+              <w:t>$30,000</w:t>
+            </w:r>
+          </w:p>
+        </w:tc>
+        <w:tc>
+          <w:tcPr>
+            <w:tcW w:w="2000" w:type="dxa"/>
+            <w:tcBorders>
+              <w:top w:val="single" w:sz="1" w:space="0" w:color="CCCCCC"/>
+              <w:left w:val="single" w:sz="1" w:space="0" w:color="CCCCCC"/>
+              <w:bottom w:val="single" w:sz="1" w:space="0" w:color="CCCCCC"/>
+              <w:right w:val="single" w:sz="1" w:space="0" w:color="CCCCCC"/>
+            </w:tcBorders>
+            <w:shd w:val="clear" w:color="auto" w:fill="FFFFFF"/>
+            <w:tcMar>
+              <w:top w:w="80" w:type="dxa"/>
+              <w:left w:w="120" w:type="dxa"/>
+              <w:bottom w:w="80" w:type="dxa"/>
+              <w:right w:w="120" w:type="dxa"/>
+            </w:tcMar>
+          </w:tcPr>
+          <w:p>
+            <w:r>
+              <w:rPr>
+                <w:color w:val="000000"/>
+                <w:sz w:val="20"/>
+                <w:szCs w:val="20"/>
+              </w:rPr>
+              <w:t>3%</w:t>
+            </w:r>
+          </w:p>
+        </w:tc>
+      </w:tr>
+    </w:tbl>
+    <w:p>
+      <w:pPr>
+        <w:spacing w:after="80"/>
+      </w:pPr>
+    </w:p>
+    <w:p>
+      <w:pPr>
+        <w:spacing w:after="140" w:line="276" w:lineRule="auto"/>
+      </w:pPr>
+      <w:r>
+        <w:t>This capital takes ShieldAI to Series A readiness by approximately Month 18: a managed-services platform in production, the first cohort of engineers running client programs, an ARR run-rate on the order of $3M, and proven managed-tier retention and unit economics.</w:t>
+      </w:r>
+    </w:p>
+    <w:p>
+      <w:pPr>
+        <w:pBdr>
+          <w:left w:val="single" w:sz="18" w:space="12" w:color="1B6CA8"/>
+        </w:pBdr>
+        <w:spacing w:before="120" w:after="160" w:line="300" w:lineRule="auto"/>
+        <w:ind w:left="360"/>
+      </w:pPr>
+      <w:r>
+        <w:rPr>
+          <w:i/>
+          <w:iCs/>
+          <w:color w:val="13315C"/>
+          <w:sz w:val="24"/>
+          <w:szCs w:val="24"/>
+        </w:rPr>
+        <w:t>A full-time CISO costs a quarter-million dollars a year. ShieldAI delivers that protection for the price of a subscription — and the platform lets a handful of our engineers protect thousands of businesses.</w:t>
+      </w:r>
+    </w:p>
+    <w:p>
+      <w:pPr>
+        <w:pStyle w:val="Heading1"/>
+      </w:pPr>
+      <w:bookmarkStart w:id="30" w:name="_Toc232514846"/>
+      <w:r>
+        <w:t>11</w:t>
+      </w:r>
+      <w:r>
+        <w:t>. Risk</w:t>
+      </w:r>
+      <w:r>
+        <w:t xml:space="preserve"> Analysis &amp; Mitigation</w:t>
+      </w:r>
+      <w:bookmarkEnd w:id="30"/>
+    </w:p>
+    <w:tbl>
+      <w:tblPr>
+        <w:tblW w:w="9360" w:type="dxa"/>
+        <w:tblBorders>
+          <w:top w:val="single" w:sz="4" w:space="0" w:color="auto"/>
+          <w:left w:val="single" w:sz="4" w:space="0" w:color="auto"/>
+          <w:bottom w:val="single" w:sz="4" w:space="0" w:color="auto"/>
+          <w:right w:val="single" w:sz="4" w:space="0" w:color="auto"/>
+          <w:insideH w:val="single" w:sz="4" w:space="0" w:color="auto"/>
+          <w:insideV w:val="single" w:sz="4" w:space="0" w:color="auto"/>
+        </w:tblBorders>
+        <w:tblCellMar>
+          <w:left w:w="10" w:type="dxa"/>
+          <w:right w:w="10" w:type="dxa"/>
+        </w:tblCellMar>
+        <w:tblLook w:val="0000" w:firstRow="0" w:lastRow="0" w:firstColumn="0" w:lastColumn="0" w:noHBand="0" w:noVBand="0"/>
       </w:tblPr>
       <w:tblGrid>
         <w:gridCol w:w="3000"/>
@@ -5223,7 +7886,6 @@
                 <w:sz w:val="20"/>
                 <w:szCs w:val="20"/>
               </w:rPr>
-              <w:lastRenderedPageBreak/>
               <w:t>AI output accuracy / hallucination</w:t>
             </w:r>
           </w:p>
@@ -5382,16 +8044,14 @@
               </w:rPr>
               <w:t xml:space="preserve">Differentiate on proprietary scoring methodology, the </w:t>
             </w:r>
-            <w:proofErr w:type="gramStart"/>
-            <w:r>
-              <w:rPr>
-                <w:color w:val="000000"/>
-                <w:sz w:val="20"/>
-                <w:szCs w:val="20"/>
-              </w:rPr>
-              <w:t>managed-services</w:t>
-            </w:r>
-            <w:proofErr w:type="gramEnd"/>
+            <w:r>
+              <w:rPr>
+                <w:color w:val="000000"/>
+                <w:sz w:val="20"/>
+                <w:szCs w:val="20"/>
+              </w:rPr>
+              <w:t>managed services</w:t>
+            </w:r>
             <w:r>
               <w:rPr>
                 <w:color w:val="000000"/>
@@ -5600,33 +8260,34 @@
       <w:pPr>
         <w:pStyle w:val="Heading1"/>
       </w:pPr>
-      <w:bookmarkStart w:id="29" w:name="_Toc232508612"/>
-      <w:r>
-        <w:t>11</w:t>
+      <w:bookmarkStart w:id="31" w:name="_Toc232514847"/>
+      <w:r>
+        <w:t>12</w:t>
+      </w:r>
+      <w:bookmarkEnd w:id="31"/>
+      <w:r>
+        <w:t>. Summary</w:t>
+      </w:r>
+    </w:p>
+    <w:p>
+      <w:pPr>
+        <w:spacing w:after="140" w:line="276" w:lineRule="auto"/>
+      </w:pPr>
+      <w:r>
+        <w:t>ShieldAI addresses a large, underserved, and — critically — a forced-demand market: tens of millions of small businesses that now must demonstrate a real security program but cannot afford to staff one. We enter with an affordable, working self-serve product and expand into high-value managed programs delivered by cybersecurity engineers who are amplified by our software and AI co-pilot.</w:t>
+      </w:r>
+    </w:p>
+    <w:p>
+      <w:pPr>
+        <w:spacing w:after="140" w:line="276" w:lineRule="auto"/>
+      </w:pPr>
+      <w:r>
+        <w:t xml:space="preserve">Our defensibility is a system, not a feature: a proprietary, explainable NIST scoring engine; a human-in-the-loop model that makes our output trustworthy enough to sell; and the data and relationships that compound with every client. The product is already built. This </w:t>
       </w:r>
       <w:proofErr w:type="gramStart"/>
       <w:r>
-        <w:t>.  Summary</w:t>
-      </w:r>
-      <w:bookmarkEnd w:id="29"/>
-      <w:proofErr w:type="gramEnd"/>
-    </w:p>
-    <w:p>
-      <w:pPr>
-        <w:spacing w:after="140" w:line="276" w:lineRule="auto"/>
-      </w:pPr>
-      <w:r>
-        <w:t>ShieldAI addresses a large, underserved, and — critically — a forced-demand market: tens of millions of small businesses that now must demonstrate a real security program but cannot afford to staff one. We enter with an affordable, working self-serve product and expand into high-value managed programs delivered by cybersecurity engineers who are amplified by our software and AI co-pilot.</w:t>
-      </w:r>
-    </w:p>
-    <w:p>
-      <w:pPr>
-        <w:spacing w:after="140" w:line="276" w:lineRule="auto"/>
-      </w:pPr>
-      <w:r>
-        <w:t xml:space="preserve">Our defensibility is a system, not a feature: a proprietary, explainable NIST scoring engine; a human-in-the-loop model that makes our output trustworthy enough to sell; and the data and relationships that compound with every client. The product is already built. This </w:t>
-      </w:r>
-      <w:proofErr w:type="gramStart"/>
+        <w:t>fund</w:t>
+      </w:r>
       <w:r>
         <w:t>raise</w:t>
       </w:r>
@@ -5647,6 +8308,7 @@
           <w:sz w:val="18"/>
           <w:szCs w:val="18"/>
         </w:rPr>
+        <w:lastRenderedPageBreak/>
         <w:t>ShieldAI  ·</w:t>
       </w:r>
       <w:proofErr w:type="gramEnd"/>
@@ -5690,10 +8352,10 @@
 <file path=word/numbering.xml><?xml version="1.0" encoding="utf-8"?>
 <w:numbering xmlns:wpc="http://schemas.microsoft.com/office/word/2010/wordprocessingCanvas" xmlns:cx="http://schemas.microsoft.com/office/drawing/2014/chartex" xmlns:cx1="http://schemas.microsoft.com/office/drawing/2015/9/8/chartex" xmlns:cx2="http://schemas.microsoft.com/office/drawing/2015/10/21/chartex" xmlns:cx3="http://schemas.microsoft.com/office/drawing/2016/5/9/chartex" xmlns:cx4="http://schemas.microsoft.com/office/drawing/2016/5/10/chartex" xmlns:cx5="http://schemas.microsoft.com/office/drawing/2016/5/11/chartex" xmlns:cx6="http://schemas.microsoft.com/office/drawing/2016/5/12/chartex" xmlns:cx7="http://schemas.microsoft.com/office/drawing/2016/5/13/chartex" xmlns:cx8="http://schemas.microsoft.com/office/drawing/2016/5/14/chartex" xmlns:mc="http://schemas.openxmlformats.org/markup-compatibility/2006" xmlns:aink="http://schemas.microsoft.com/office/drawing/2016/ink" xmlns:am3d="http://schemas.microsoft.com/office/drawing/2017/model3d" xmlns:o="urn:schemas-microsoft-com:office:office" xmlns:oel="http://schemas.microsoft.com/office/2019/extlst" xmlns:r="http://schemas.openxmlformats.org/officeDocument/2006/relationships" xmlns:m="http://schemas.openxmlformats.org/officeDocument/2006/math" xmlns:v="urn:schemas-microsoft-com:vml" xmlns:wp14="http://schemas.microsoft.com/office/word/2010/wordprocessingDrawing" xmlns:wp="http://schemas.openxmlformats.org/drawingml/2006/wordprocessingDrawing" xmlns:w10="urn:schemas-microsoft-com:office:word" xmlns:w="http://schemas.openxmlformats.org/wordprocessingml/2006/main" xmlns:w14="http://schemas.microsoft.com/office/word/2010/wordml" xmlns:w15="http://schemas.microsoft.com/office/word/2012/wordml" xmlns:w16cex="http://schemas.microsoft.com/office/word/2018/wordml/cex" xmlns:w16cid="http://schemas.microsoft.com/office/word/2016/wordml/cid" xmlns:w16="http://schemas.microsoft.com/office/word/2018/wordml" xmlns:w16du="http://schemas.microsoft.com/office/word/2023/wordml/word16du" xmlns:w16sdtdh="http://schemas.microsoft.com/office/word/2020/wordml/sdtdatahash" xmlns:w16sdtfl="http://schemas.microsoft.com/office/word/2024/wordml/sdtformatlock" xmlns:w16se="http://schemas.microsoft.com/office/word/2015/wordml/symex" xmlns:wpg="http://schemas.microsoft.com/office/word/2010/wordprocessingGroup" xmlns:wpi="http://schemas.microsoft.com/office/word/2010/wordprocessingInk" xmlns:wne="http://schemas.microsoft.com/office/word/2006/wordml" xmlns:wps="http://schemas.microsoft.com/office/word/2010/wordprocessingShape" mc:Ignorable="w14 w15 w16se w16cid w16 w16cex w16sdtdh w16sdtfl w16du wp14">
   <w:abstractNum w:abstractNumId="0" w15:restartNumberingAfterBreak="0">
-    <w:nsid w:val="164C2440"/>
+    <w:nsid w:val="1EF43273"/>
     <w:multiLevelType w:val="hybridMultilevel"/>
-    <w:tmpl w:val="EC04E226"/>
-    <w:lvl w:ilvl="0" w:tplc="8E9A2460">
+    <w:tmpl w:val="3C948388"/>
+    <w:lvl w:ilvl="0" w:tplc="737A9BEA">
       <w:start w:val="1"/>
       <w:numFmt w:val="decimal"/>
       <w:lvlText w:val="%1."/>
@@ -5702,138 +8364,52 @@
         <w:ind w:left="540" w:hanging="280"/>
       </w:pPr>
     </w:lvl>
-    <w:lvl w:ilvl="1" w:tplc="0364522A">
+    <w:lvl w:ilvl="1" w:tplc="DF681948">
       <w:numFmt w:val="decimal"/>
       <w:lvlText w:val=""/>
       <w:lvlJc w:val="left"/>
     </w:lvl>
-    <w:lvl w:ilvl="2" w:tplc="8946DCD0">
+    <w:lvl w:ilvl="2" w:tplc="50CC1AFA">
       <w:numFmt w:val="decimal"/>
       <w:lvlText w:val=""/>
       <w:lvlJc w:val="left"/>
     </w:lvl>
-    <w:lvl w:ilvl="3" w:tplc="B2120DA2">
+    <w:lvl w:ilvl="3" w:tplc="6F848FDE">
       <w:numFmt w:val="decimal"/>
       <w:lvlText w:val=""/>
       <w:lvlJc w:val="left"/>
     </w:lvl>
-    <w:lvl w:ilvl="4" w:tplc="64546B70">
+    <w:lvl w:ilvl="4" w:tplc="D3F04282">
       <w:numFmt w:val="decimal"/>
       <w:lvlText w:val=""/>
       <w:lvlJc w:val="left"/>
     </w:lvl>
-    <w:lvl w:ilvl="5" w:tplc="1AE41688">
+    <w:lvl w:ilvl="5" w:tplc="C74C5910">
       <w:numFmt w:val="decimal"/>
       <w:lvlText w:val=""/>
       <w:lvlJc w:val="left"/>
     </w:lvl>
-    <w:lvl w:ilvl="6" w:tplc="A5706054">
+    <w:lvl w:ilvl="6" w:tplc="386E2746">
       <w:numFmt w:val="decimal"/>
       <w:lvlText w:val=""/>
       <w:lvlJc w:val="left"/>
     </w:lvl>
-    <w:lvl w:ilvl="7" w:tplc="DE9CB1D0">
+    <w:lvl w:ilvl="7" w:tplc="26FE5672">
       <w:numFmt w:val="decimal"/>
       <w:lvlText w:val=""/>
       <w:lvlJc w:val="left"/>
     </w:lvl>
-    <w:lvl w:ilvl="8" w:tplc="F860295A">
+    <w:lvl w:ilvl="8" w:tplc="D7C2C258">
       <w:numFmt w:val="decimal"/>
       <w:lvlText w:val=""/>
       <w:lvlJc w:val="left"/>
     </w:lvl>
   </w:abstractNum>
   <w:abstractNum w:abstractNumId="1" w15:restartNumberingAfterBreak="0">
-    <w:nsid w:val="3A050538"/>
+    <w:nsid w:val="31F533C9"/>
     <w:multiLevelType w:val="hybridMultilevel"/>
-    <w:tmpl w:val="2ED86CE4"/>
-    <w:lvl w:ilvl="0" w:tplc="E6003AC0">
-      <w:start w:val="1"/>
-      <w:numFmt w:val="bullet"/>
-      <w:lvlText w:val="●"/>
-      <w:lvlJc w:val="left"/>
-      <w:pPr>
-        <w:ind w:left="720" w:hanging="360"/>
-      </w:pPr>
-    </w:lvl>
-    <w:lvl w:ilvl="1" w:tplc="444A19C2">
-      <w:start w:val="1"/>
-      <w:numFmt w:val="bullet"/>
-      <w:lvlText w:val="○"/>
-      <w:lvlJc w:val="left"/>
-      <w:pPr>
-        <w:ind w:left="1440" w:hanging="360"/>
-      </w:pPr>
-    </w:lvl>
-    <w:lvl w:ilvl="2" w:tplc="9C7E1F46">
-      <w:start w:val="1"/>
-      <w:numFmt w:val="bullet"/>
-      <w:lvlText w:val="■"/>
-      <w:lvlJc w:val="left"/>
-      <w:pPr>
-        <w:ind w:left="2160" w:hanging="360"/>
-      </w:pPr>
-    </w:lvl>
-    <w:lvl w:ilvl="3" w:tplc="12A6C1DC">
-      <w:start w:val="1"/>
-      <w:numFmt w:val="bullet"/>
-      <w:lvlText w:val="●"/>
-      <w:lvlJc w:val="left"/>
-      <w:pPr>
-        <w:ind w:left="2880" w:hanging="360"/>
-      </w:pPr>
-    </w:lvl>
-    <w:lvl w:ilvl="4" w:tplc="97FAC4E4">
-      <w:start w:val="1"/>
-      <w:numFmt w:val="bullet"/>
-      <w:lvlText w:val="○"/>
-      <w:lvlJc w:val="left"/>
-      <w:pPr>
-        <w:ind w:left="3600" w:hanging="360"/>
-      </w:pPr>
-    </w:lvl>
-    <w:lvl w:ilvl="5" w:tplc="DCD6B678">
-      <w:start w:val="1"/>
-      <w:numFmt w:val="bullet"/>
-      <w:lvlText w:val="■"/>
-      <w:lvlJc w:val="left"/>
-      <w:pPr>
-        <w:ind w:left="4320" w:hanging="360"/>
-      </w:pPr>
-    </w:lvl>
-    <w:lvl w:ilvl="6" w:tplc="A51CB36E">
-      <w:start w:val="1"/>
-      <w:numFmt w:val="bullet"/>
-      <w:lvlText w:val="●"/>
-      <w:lvlJc w:val="left"/>
-      <w:pPr>
-        <w:ind w:left="5040" w:hanging="360"/>
-      </w:pPr>
-    </w:lvl>
-    <w:lvl w:ilvl="7" w:tplc="1B18EE1A">
-      <w:start w:val="1"/>
-      <w:numFmt w:val="bullet"/>
-      <w:lvlText w:val="●"/>
-      <w:lvlJc w:val="left"/>
-      <w:pPr>
-        <w:ind w:left="5760" w:hanging="360"/>
-      </w:pPr>
-    </w:lvl>
-    <w:lvl w:ilvl="8" w:tplc="19262BAA">
-      <w:start w:val="1"/>
-      <w:numFmt w:val="bullet"/>
-      <w:lvlText w:val="●"/>
-      <w:lvlJc w:val="left"/>
-      <w:pPr>
-        <w:ind w:left="6480" w:hanging="360"/>
-      </w:pPr>
-    </w:lvl>
-  </w:abstractNum>
-  <w:abstractNum w:abstractNumId="2" w15:restartNumberingAfterBreak="0">
-    <w:nsid w:val="785A7132"/>
-    <w:multiLevelType w:val="hybridMultilevel"/>
-    <w:tmpl w:val="BD54EA5C"/>
-    <w:lvl w:ilvl="0" w:tplc="7E76E4D4">
+    <w:tmpl w:val="ED72B844"/>
+    <w:lvl w:ilvl="0" w:tplc="B6567138">
       <w:start w:val="1"/>
       <w:numFmt w:val="bullet"/>
       <w:lvlText w:val="•"/>
@@ -5842,7 +8418,7 @@
         <w:ind w:left="540" w:hanging="280"/>
       </w:pPr>
     </w:lvl>
-    <w:lvl w:ilvl="1" w:tplc="345C12A0">
+    <w:lvl w:ilvl="1" w:tplc="D422A3B6">
       <w:start w:val="1"/>
       <w:numFmt w:val="bullet"/>
       <w:lvlText w:val="–"/>
@@ -5851,55 +8427,141 @@
         <w:ind w:left="1080" w:hanging="280"/>
       </w:pPr>
     </w:lvl>
-    <w:lvl w:ilvl="2" w:tplc="075EF23A">
+    <w:lvl w:ilvl="2" w:tplc="F3C8E59E">
       <w:numFmt w:val="decimal"/>
       <w:lvlText w:val=""/>
       <w:lvlJc w:val="left"/>
     </w:lvl>
-    <w:lvl w:ilvl="3" w:tplc="4FFE5174">
+    <w:lvl w:ilvl="3" w:tplc="5F0019E2">
       <w:numFmt w:val="decimal"/>
       <w:lvlText w:val=""/>
       <w:lvlJc w:val="left"/>
     </w:lvl>
-    <w:lvl w:ilvl="4" w:tplc="25CED358">
+    <w:lvl w:ilvl="4" w:tplc="43A464D0">
       <w:numFmt w:val="decimal"/>
       <w:lvlText w:val=""/>
       <w:lvlJc w:val="left"/>
     </w:lvl>
-    <w:lvl w:ilvl="5" w:tplc="83D4BAC0">
+    <w:lvl w:ilvl="5" w:tplc="D72EB882">
       <w:numFmt w:val="decimal"/>
       <w:lvlText w:val=""/>
       <w:lvlJc w:val="left"/>
     </w:lvl>
-    <w:lvl w:ilvl="6" w:tplc="EB5CB37E">
+    <w:lvl w:ilvl="6" w:tplc="D82CC5B8">
       <w:numFmt w:val="decimal"/>
       <w:lvlText w:val=""/>
       <w:lvlJc w:val="left"/>
     </w:lvl>
-    <w:lvl w:ilvl="7" w:tplc="89642102">
+    <w:lvl w:ilvl="7" w:tplc="CCC67674">
       <w:numFmt w:val="decimal"/>
       <w:lvlText w:val=""/>
       <w:lvlJc w:val="left"/>
     </w:lvl>
-    <w:lvl w:ilvl="8" w:tplc="8FBC9920">
+    <w:lvl w:ilvl="8" w:tplc="D430E8C8">
       <w:numFmt w:val="decimal"/>
       <w:lvlText w:val=""/>
       <w:lvlJc w:val="left"/>
     </w:lvl>
   </w:abstractNum>
-  <w:num w:numId="1" w16cid:durableId="1520467452">
+  <w:abstractNum w:abstractNumId="2" w15:restartNumberingAfterBreak="0">
+    <w:nsid w:val="49CB3011"/>
+    <w:multiLevelType w:val="hybridMultilevel"/>
+    <w:tmpl w:val="EEE450A6"/>
+    <w:lvl w:ilvl="0" w:tplc="5BB2375E">
+      <w:start w:val="1"/>
+      <w:numFmt w:val="bullet"/>
+      <w:lvlText w:val="●"/>
+      <w:lvlJc w:val="left"/>
+      <w:pPr>
+        <w:ind w:left="720" w:hanging="360"/>
+      </w:pPr>
+    </w:lvl>
+    <w:lvl w:ilvl="1" w:tplc="967E0DC6">
+      <w:start w:val="1"/>
+      <w:numFmt w:val="bullet"/>
+      <w:lvlText w:val="○"/>
+      <w:lvlJc w:val="left"/>
+      <w:pPr>
+        <w:ind w:left="1440" w:hanging="360"/>
+      </w:pPr>
+    </w:lvl>
+    <w:lvl w:ilvl="2" w:tplc="DFB25FFA">
+      <w:start w:val="1"/>
+      <w:numFmt w:val="bullet"/>
+      <w:lvlText w:val="■"/>
+      <w:lvlJc w:val="left"/>
+      <w:pPr>
+        <w:ind w:left="2160" w:hanging="360"/>
+      </w:pPr>
+    </w:lvl>
+    <w:lvl w:ilvl="3" w:tplc="5D3E945A">
+      <w:start w:val="1"/>
+      <w:numFmt w:val="bullet"/>
+      <w:lvlText w:val="●"/>
+      <w:lvlJc w:val="left"/>
+      <w:pPr>
+        <w:ind w:left="2880" w:hanging="360"/>
+      </w:pPr>
+    </w:lvl>
+    <w:lvl w:ilvl="4" w:tplc="E4B81936">
+      <w:start w:val="1"/>
+      <w:numFmt w:val="bullet"/>
+      <w:lvlText w:val="○"/>
+      <w:lvlJc w:val="left"/>
+      <w:pPr>
+        <w:ind w:left="3600" w:hanging="360"/>
+      </w:pPr>
+    </w:lvl>
+    <w:lvl w:ilvl="5" w:tplc="A11C2A88">
+      <w:start w:val="1"/>
+      <w:numFmt w:val="bullet"/>
+      <w:lvlText w:val="■"/>
+      <w:lvlJc w:val="left"/>
+      <w:pPr>
+        <w:ind w:left="4320" w:hanging="360"/>
+      </w:pPr>
+    </w:lvl>
+    <w:lvl w:ilvl="6" w:tplc="138656EE">
+      <w:start w:val="1"/>
+      <w:numFmt w:val="bullet"/>
+      <w:lvlText w:val="●"/>
+      <w:lvlJc w:val="left"/>
+      <w:pPr>
+        <w:ind w:left="5040" w:hanging="360"/>
+      </w:pPr>
+    </w:lvl>
+    <w:lvl w:ilvl="7" w:tplc="5ADAE1D6">
+      <w:start w:val="1"/>
+      <w:numFmt w:val="bullet"/>
+      <w:lvlText w:val="●"/>
+      <w:lvlJc w:val="left"/>
+      <w:pPr>
+        <w:ind w:left="5760" w:hanging="360"/>
+      </w:pPr>
+    </w:lvl>
+    <w:lvl w:ilvl="8" w:tplc="6BA8680A">
+      <w:start w:val="1"/>
+      <w:numFmt w:val="bullet"/>
+      <w:lvlText w:val="●"/>
+      <w:lvlJc w:val="left"/>
+      <w:pPr>
+        <w:ind w:left="6480" w:hanging="360"/>
+      </w:pPr>
+    </w:lvl>
+  </w:abstractNum>
+  <w:num w:numId="1" w16cid:durableId="1426614909">
+    <w:abstractNumId w:val="2"/>
+    <w:lvlOverride w:ilvl="0">
+      <w:startOverride w:val="1"/>
+    </w:lvlOverride>
+  </w:num>
+  <w:num w:numId="2" w16cid:durableId="712925947">
     <w:abstractNumId w:val="1"/>
     <w:lvlOverride w:ilvl="0">
       <w:startOverride w:val="1"/>
     </w:lvlOverride>
   </w:num>
-  <w:num w:numId="2" w16cid:durableId="1184827956">
-    <w:abstractNumId w:val="2"/>
-    <w:lvlOverride w:ilvl="0">
-      <w:startOverride w:val="1"/>
-    </w:lvlOverride>
-  </w:num>
-  <w:num w:numId="3" w16cid:durableId="909267952">
+  <w:num w:numId="3" w16cid:durableId="740643304">
     <w:abstractNumId w:val="0"/>
     <w:lvlOverride w:ilvl="0">
       <w:startOverride w:val="1"/>
@@ -6522,7 +9184,7 @@
     <w:autoRedefine/>
     <w:uiPriority w:val="39"/>
     <w:unhideWhenUsed/>
-    <w:rsid w:val="00EE5898"/>
+    <w:rsid w:val="007A5869"/>
     <w:pPr>
       <w:spacing w:after="100"/>
     </w:pPr>
@@ -6534,7 +9196,7 @@
     <w:autoRedefine/>
     <w:uiPriority w:val="39"/>
     <w:unhideWhenUsed/>
-    <w:rsid w:val="00EE5898"/>
+    <w:rsid w:val="007A5869"/>
     <w:pPr>
       <w:spacing w:after="100"/>
       <w:ind w:left="220"/>
